--- a/rev/UC_Dett/UC_Dett_Chef.docx
+++ b/rev/UC_Dett/UC_Dett_Chef.docx
@@ -12466,13 +12466,7 @@
         <w:rPr>
           <w:rFonts w:ascii="Helvetica Neue" w:hAnsi="Helvetica Neue"/>
         </w:rPr>
-        <w:t xml:space="preserve">: </w:t>
-      </w:r>
-      <w:r>
-        <w:rPr>
-          <w:rFonts w:ascii="Helvetica Neue" w:hAnsi="Helvetica Neue"/>
-        </w:rPr>
-        <w:t>Individuare i menù di un evento</w:t>
+        <w:t>: Individuare i menù di un evento</w:t>
       </w:r>
     </w:p>
     <w:p>
@@ -12606,13 +12600,7 @@
         <w:rPr>
           <w:rFonts w:ascii="Helvetica Neue" w:hAnsi="Helvetica Neue"/>
         </w:rPr>
-        <w:t xml:space="preserve">I </w:t>
-      </w:r>
-      <w:r>
-        <w:rPr>
-          <w:rFonts w:ascii="Helvetica Neue" w:hAnsi="Helvetica Neue"/>
-        </w:rPr>
-        <w:t>menù sono stati associati ai rispettivi servizi dell'evento. Eventuali proposte di modifica dell'organizzatore sono state gestite (accettate o rifiutate) ed è stata generata una versione del menù specifica per l'evento.</w:t>
+        <w:t>I menù sono stati associati ai rispettivi servizi dell'evento. Eventuali proposte di modifica dell'organizzatore sono state gestite (accettate o rifiutate) ed è stata generata una versione del menù specifica per l'evento.</w:t>
       </w:r>
     </w:p>
     <w:p>
@@ -13797,6 +13785,9 @@
               </w:rPr>
             </w:pPr>
             <w:r>
+              <w:rPr>
+                <w:rFonts w:ascii="Helvetica Neue" w:hAnsi="Helvetica Neue"/>
+              </w:rPr>
               <w:t>Seleziona un evento per gestirne/modificarne i menù</w:t>
             </w:r>
           </w:p>
@@ -13826,6 +13817,9 @@
               </w:rPr>
             </w:pPr>
             <w:r>
+              <w:rPr>
+                <w:rFonts w:ascii="Helvetica Neue" w:hAnsi="Helvetica Neue"/>
+              </w:rPr>
               <w:t>Il sistema rileva che l'evento è già in stato "in corso" (l'organizzatore ha già approvato e avviato i lavori) e impedisce ulteriori modifiche ai menù</w:t>
             </w:r>
           </w:p>
@@ -13883,12 +13877,14 @@
               <w:pStyle w:val="Corpo"/>
               <w:spacing w:line="240" w:lineRule="auto"/>
               <w:rPr>
+                <w:rFonts w:ascii="Helvetica Neue" w:hAnsi="Helvetica Neue"/>
                 <w:i/>
                 <w:iCs/>
               </w:rPr>
             </w:pPr>
             <w:r>
               <w:rPr>
+                <w:rFonts w:ascii="Helvetica Neue" w:hAnsi="Helvetica Neue"/>
                 <w:i/>
                 <w:iCs/>
               </w:rPr>
@@ -13936,13 +13932,7 @@
         <w:rPr>
           <w:rFonts w:ascii="Helvetica Neue" w:hAnsi="Helvetica Neue"/>
         </w:rPr>
-        <w:t>Estensione 2</w:t>
-      </w:r>
-      <w:r>
-        <w:rPr>
-          <w:rFonts w:ascii="Helvetica Neue" w:hAnsi="Helvetica Neue"/>
-        </w:rPr>
-        <w:t>b</w:t>
+        <w:t>Estensione 2b</w:t>
       </w:r>
     </w:p>
     <w:tbl>
@@ -14109,21 +14099,7 @@
                 <w:rFonts w:ascii="Helvetica Neue" w:hAnsi="Helvetica Neue"/>
                 <w:color w:val="000000" w:themeColor="text1"/>
               </w:rPr>
-              <w:t>2</w:t>
-            </w:r>
-            <w:r>
-              <w:rPr>
-                <w:rFonts w:ascii="Helvetica Neue" w:hAnsi="Helvetica Neue"/>
-                <w:color w:val="000000" w:themeColor="text1"/>
-              </w:rPr>
-              <w:t>b</w:t>
-            </w:r>
-            <w:r>
-              <w:rPr>
-                <w:rFonts w:ascii="Helvetica Neue" w:hAnsi="Helvetica Neue"/>
-                <w:color w:val="000000" w:themeColor="text1"/>
-              </w:rPr>
-              <w:t>.1</w:t>
+              <w:t>2b.1</w:t>
             </w:r>
           </w:p>
         </w:tc>
@@ -14152,6 +14128,9 @@
               </w:rPr>
             </w:pPr>
             <w:r>
+              <w:rPr>
+                <w:rFonts w:ascii="Helvetica Neue" w:hAnsi="Helvetica Neue"/>
+              </w:rPr>
               <w:t>Seleziona un evento in cui l'organizzatore ha avanzato delle proposte di modifica (emendamenti) ai menù precedentemente scelti dallo Chef</w:t>
             </w:r>
           </w:p>
@@ -14181,6 +14160,9 @@
               </w:rPr>
             </w:pPr>
             <w:r>
+              <w:rPr>
+                <w:rFonts w:ascii="Helvetica Neue" w:hAnsi="Helvetica Neue"/>
+              </w:rPr>
               <w:t>Fornisce la scheda dell'evento evidenziando i piatti suggeriti in aggiunta o in eliminazione dall'organizzatore</w:t>
             </w:r>
           </w:p>
@@ -14245,8 +14227,14 @@
             <w:pPr>
               <w:pStyle w:val="Corpo"/>
               <w:spacing w:line="240" w:lineRule="auto"/>
-            </w:pPr>
-            <w:r>
+              <w:rPr>
+                <w:rFonts w:ascii="Helvetica Neue" w:hAnsi="Helvetica Neue"/>
+              </w:rPr>
+            </w:pPr>
+            <w:r>
+              <w:rPr>
+                <w:rFonts w:ascii="Helvetica Neue" w:hAnsi="Helvetica Neue"/>
+              </w:rPr>
               <w:t>Seleziona una proposta di modifica per valutarla</w:t>
             </w:r>
           </w:p>
@@ -14271,8 +14259,14 @@
             <w:pPr>
               <w:pStyle w:val="Corpo"/>
               <w:jc w:val="left"/>
-            </w:pPr>
-            <w:r>
+              <w:rPr>
+                <w:rFonts w:ascii="Helvetica Neue" w:hAnsi="Helvetica Neue"/>
+              </w:rPr>
+            </w:pPr>
+            <w:r>
+              <w:rPr>
+                <w:rFonts w:ascii="Helvetica Neue" w:hAnsi="Helvetica Neue"/>
+              </w:rPr>
               <w:t>Richiede di accettare o rifiutare la proposta dell'organizzatore</w:t>
             </w:r>
           </w:p>
@@ -14337,8 +14331,14 @@
             <w:pPr>
               <w:pStyle w:val="Corpo"/>
               <w:spacing w:line="240" w:lineRule="auto"/>
-            </w:pPr>
-            <w:r>
+              <w:rPr>
+                <w:rFonts w:ascii="Helvetica Neue" w:hAnsi="Helvetica Neue"/>
+              </w:rPr>
+            </w:pPr>
+            <w:r>
+              <w:rPr>
+                <w:rFonts w:ascii="Helvetica Neue" w:hAnsi="Helvetica Neue"/>
+              </w:rPr>
               <w:t>Accetta la proposta</w:t>
             </w:r>
           </w:p>
@@ -14363,8 +14363,14 @@
             <w:pPr>
               <w:pStyle w:val="Corpo"/>
               <w:jc w:val="left"/>
-            </w:pPr>
-            <w:r>
+              <w:rPr>
+                <w:rFonts w:ascii="Helvetica Neue" w:hAnsi="Helvetica Neue"/>
+              </w:rPr>
+            </w:pPr>
+            <w:r>
+              <w:rPr>
+                <w:rFonts w:ascii="Helvetica Neue" w:hAnsi="Helvetica Neue"/>
+              </w:rPr>
               <w:t>Registra la modifica applicando l'emendamento al menù (limitatamente a questo evento) e notifica l'organizzatore</w:t>
             </w:r>
           </w:p>
@@ -14422,12 +14428,14 @@
               <w:pStyle w:val="Corpo"/>
               <w:spacing w:line="240" w:lineRule="auto"/>
               <w:rPr>
+                <w:rFonts w:ascii="Helvetica Neue" w:hAnsi="Helvetica Neue"/>
                 <w:i/>
                 <w:iCs/>
               </w:rPr>
             </w:pPr>
             <w:r>
               <w:rPr>
+                <w:rFonts w:ascii="Helvetica Neue" w:hAnsi="Helvetica Neue"/>
                 <w:i/>
                 <w:iCs/>
               </w:rPr>
@@ -14514,12 +14522,14 @@
               <w:pStyle w:val="Corpo"/>
               <w:spacing w:line="240" w:lineRule="auto"/>
               <w:rPr>
+                <w:rFonts w:ascii="Helvetica Neue" w:hAnsi="Helvetica Neue"/>
                 <w:i/>
                 <w:iCs/>
               </w:rPr>
             </w:pPr>
             <w:r>
               <w:rPr>
+                <w:rFonts w:ascii="Helvetica Neue" w:hAnsi="Helvetica Neue"/>
                 <w:i/>
                 <w:iCs/>
               </w:rPr>
@@ -14746,14 +14756,7 @@
                 <w:rFonts w:ascii="Helvetica Neue" w:hAnsi="Helvetica Neue"/>
                 <w:color w:val="000000" w:themeColor="text1"/>
               </w:rPr>
-              <w:t>4</w:t>
-            </w:r>
-            <w:r>
-              <w:rPr>
-                <w:rFonts w:ascii="Helvetica Neue" w:hAnsi="Helvetica Neue"/>
-                <w:color w:val="000000" w:themeColor="text1"/>
-              </w:rPr>
-              <w:t>a.1</w:t>
+              <w:t>4a.1</w:t>
             </w:r>
           </w:p>
         </w:tc>
@@ -14782,6 +14785,9 @@
               </w:rPr>
             </w:pPr>
             <w:r>
+              <w:rPr>
+                <w:rFonts w:ascii="Helvetica Neue" w:hAnsi="Helvetica Neue"/>
+              </w:rPr>
               <w:t>Sceglie di creare un nuovo menù per l'occasione (invece di consultare l'elenco di quelli esistenti)</w:t>
             </w:r>
           </w:p>
@@ -14811,6 +14817,9 @@
               </w:rPr>
             </w:pPr>
             <w:r>
+              <w:rPr>
+                <w:rFonts w:ascii="Helvetica Neue" w:hAnsi="Helvetica Neue"/>
+              </w:rPr>
               <w:t>Avvia la procedura per creare un nuovo menù (rimanda al caso d'uso "Gestire menù")</w:t>
             </w:r>
           </w:p>
@@ -14875,8 +14884,14 @@
             <w:pPr>
               <w:pStyle w:val="Corpo"/>
               <w:spacing w:line="240" w:lineRule="auto"/>
-            </w:pPr>
-            <w:r>
+              <w:rPr>
+                <w:rFonts w:ascii="Helvetica Neue" w:hAnsi="Helvetica Neue"/>
+              </w:rPr>
+            </w:pPr>
+            <w:r>
+              <w:rPr>
+                <w:rFonts w:ascii="Helvetica Neue" w:hAnsi="Helvetica Neue"/>
+              </w:rPr>
               <w:t>Al termine della creazione, seleziona il menù appena composto</w:t>
             </w:r>
           </w:p>
@@ -14901,8 +14916,14 @@
             <w:pPr>
               <w:pStyle w:val="Corpo"/>
               <w:jc w:val="left"/>
-            </w:pPr>
-            <w:r>
+              <w:rPr>
+                <w:rFonts w:ascii="Helvetica Neue" w:hAnsi="Helvetica Neue"/>
+              </w:rPr>
+            </w:pPr>
+            <w:r>
+              <w:rPr>
+                <w:rFonts w:ascii="Helvetica Neue" w:hAnsi="Helvetica Neue"/>
+              </w:rPr>
               <w:t>Registra l'associazione del nuovo menù al servizio dell'evento</w:t>
             </w:r>
           </w:p>
@@ -14960,12 +14981,14 @@
               <w:pStyle w:val="Corpo"/>
               <w:spacing w:line="240" w:lineRule="auto"/>
               <w:rPr>
+                <w:rFonts w:ascii="Helvetica Neue" w:hAnsi="Helvetica Neue"/>
                 <w:i/>
                 <w:iCs/>
               </w:rPr>
             </w:pPr>
             <w:r>
               <w:rPr>
+                <w:rFonts w:ascii="Helvetica Neue" w:hAnsi="Helvetica Neue"/>
                 <w:i/>
                 <w:iCs/>
               </w:rPr>
@@ -15023,17 +15046,2515 @@
           <w:rFonts w:ascii="Helvetica Neue" w:hAnsi="Helvetica Neue"/>
         </w:rPr>
         <w:lastRenderedPageBreak/>
-        <w:t xml:space="preserve">Estensione </w:t>
+        <w:t>Estensione 5a</w:t>
+      </w:r>
+    </w:p>
+    <w:tbl>
+      <w:tblPr>
+        <w:tblStyle w:val="TableNormal"/>
+        <w:tblW w:w="10515" w:type="dxa"/>
+        <w:tblInd w:w="138" w:type="dxa"/>
+        <w:tblBorders>
+          <w:top w:val="single" w:sz="8" w:space="0" w:color="FFFFFF"/>
+          <w:left w:val="single" w:sz="8" w:space="0" w:color="FFFFFF"/>
+          <w:bottom w:val="single" w:sz="8" w:space="0" w:color="FFFFFF"/>
+          <w:right w:val="single" w:sz="8" w:space="0" w:color="FFFFFF"/>
+          <w:insideH w:val="single" w:sz="8" w:space="0" w:color="FFFFFF"/>
+          <w:insideV w:val="single" w:sz="8" w:space="0" w:color="FFFFFF"/>
+        </w:tblBorders>
+        <w:shd w:val="clear" w:color="auto" w:fill="CED7E7"/>
+        <w:tblLayout w:type="fixed"/>
+        <w:tblLook w:val="04A0" w:firstRow="1" w:lastRow="0" w:firstColumn="1" w:lastColumn="0" w:noHBand="0" w:noVBand="1"/>
+      </w:tblPr>
+      <w:tblGrid>
+        <w:gridCol w:w="1080"/>
+        <w:gridCol w:w="4605"/>
+        <w:gridCol w:w="4830"/>
+      </w:tblGrid>
+      <w:tr>
+        <w:trPr>
+          <w:trHeight w:val="360"/>
+        </w:trPr>
+        <w:tc>
+          <w:tcPr>
+            <w:tcW w:w="1080" w:type="dxa"/>
+            <w:tcBorders>
+              <w:top w:val="single" w:sz="8" w:space="0" w:color="000000"/>
+              <w:left w:val="single" w:sz="8" w:space="0" w:color="000000"/>
+              <w:bottom w:val="single" w:sz="8" w:space="0" w:color="000000"/>
+              <w:right w:val="single" w:sz="8" w:space="0" w:color="000000"/>
+            </w:tcBorders>
+            <w:shd w:val="clear" w:color="auto" w:fill="C5F5E7"/>
+            <w:tcMar>
+              <w:top w:w="80" w:type="dxa"/>
+              <w:left w:w="80" w:type="dxa"/>
+              <w:bottom w:w="80" w:type="dxa"/>
+              <w:right w:w="80" w:type="dxa"/>
+            </w:tcMar>
+          </w:tcPr>
+          <w:p>
+            <w:pPr>
+              <w:pStyle w:val="Intestazione2"/>
+              <w:spacing w:before="0" w:after="0"/>
+              <w:rPr>
+                <w:rFonts w:ascii="Helvetica Neue" w:hAnsi="Helvetica Neue"/>
+              </w:rPr>
+            </w:pPr>
+            <w:r>
+              <w:rPr>
+                <w:rFonts w:ascii="Helvetica Neue" w:hAnsi="Helvetica Neue"/>
+              </w:rPr>
+              <w:t xml:space="preserve"># </w:t>
+            </w:r>
+          </w:p>
+        </w:tc>
+        <w:tc>
+          <w:tcPr>
+            <w:tcW w:w="4605" w:type="dxa"/>
+            <w:tcBorders>
+              <w:top w:val="single" w:sz="8" w:space="0" w:color="000000"/>
+              <w:left w:val="single" w:sz="8" w:space="0" w:color="000000"/>
+              <w:bottom w:val="single" w:sz="8" w:space="0" w:color="000000"/>
+              <w:right w:val="single" w:sz="8" w:space="0" w:color="000000"/>
+            </w:tcBorders>
+            <w:shd w:val="clear" w:color="auto" w:fill="C5F5E7"/>
+            <w:tcMar>
+              <w:top w:w="80" w:type="dxa"/>
+              <w:left w:w="180" w:type="dxa"/>
+              <w:bottom w:w="80" w:type="dxa"/>
+              <w:right w:w="80" w:type="dxa"/>
+            </w:tcMar>
+          </w:tcPr>
+          <w:p>
+            <w:pPr>
+              <w:pStyle w:val="Intestazione2"/>
+              <w:spacing w:before="0" w:after="0"/>
+              <w:ind w:left="100"/>
+              <w:jc w:val="center"/>
+              <w:rPr>
+                <w:rFonts w:ascii="Helvetica Neue" w:hAnsi="Helvetica Neue"/>
+              </w:rPr>
+            </w:pPr>
+            <w:r>
+              <w:rPr>
+                <w:rFonts w:ascii="Helvetica Neue" w:hAnsi="Helvetica Neue"/>
+              </w:rPr>
+              <w:t>Attore</w:t>
+            </w:r>
+          </w:p>
+        </w:tc>
+        <w:tc>
+          <w:tcPr>
+            <w:tcW w:w="4830" w:type="dxa"/>
+            <w:tcBorders>
+              <w:top w:val="single" w:sz="8" w:space="0" w:color="000000"/>
+              <w:left w:val="single" w:sz="8" w:space="0" w:color="000000"/>
+              <w:bottom w:val="single" w:sz="8" w:space="0" w:color="000000"/>
+              <w:right w:val="single" w:sz="8" w:space="0" w:color="000000"/>
+            </w:tcBorders>
+            <w:shd w:val="clear" w:color="auto" w:fill="C5F5E7"/>
+            <w:tcMar>
+              <w:top w:w="80" w:type="dxa"/>
+              <w:left w:w="180" w:type="dxa"/>
+              <w:bottom w:w="80" w:type="dxa"/>
+              <w:right w:w="80" w:type="dxa"/>
+            </w:tcMar>
+          </w:tcPr>
+          <w:p>
+            <w:pPr>
+              <w:pStyle w:val="Intestazione2"/>
+              <w:spacing w:before="0" w:after="0"/>
+              <w:ind w:left="100"/>
+              <w:jc w:val="center"/>
+              <w:rPr>
+                <w:rFonts w:ascii="Helvetica Neue" w:hAnsi="Helvetica Neue"/>
+              </w:rPr>
+            </w:pPr>
+            <w:r>
+              <w:rPr>
+                <w:rFonts w:ascii="Helvetica Neue" w:hAnsi="Helvetica Neue"/>
+              </w:rPr>
+              <w:t>Sistema</w:t>
+            </w:r>
+          </w:p>
+        </w:tc>
+      </w:tr>
+      <w:tr>
+        <w:trPr>
+          <w:trHeight w:val="622"/>
+        </w:trPr>
+        <w:tc>
+          <w:tcPr>
+            <w:tcW w:w="1080" w:type="dxa"/>
+            <w:tcBorders>
+              <w:top w:val="single" w:sz="8" w:space="0" w:color="000000"/>
+              <w:left w:val="single" w:sz="8" w:space="0" w:color="000000"/>
+              <w:bottom w:val="single" w:sz="8" w:space="0" w:color="000000"/>
+              <w:right w:val="single" w:sz="8" w:space="0" w:color="000000"/>
+            </w:tcBorders>
+            <w:tcMar>
+              <w:top w:w="80" w:type="dxa"/>
+              <w:left w:w="80" w:type="dxa"/>
+              <w:bottom w:w="80" w:type="dxa"/>
+              <w:right w:w="80" w:type="dxa"/>
+            </w:tcMar>
+          </w:tcPr>
+          <w:p>
+            <w:pPr>
+              <w:pStyle w:val="Intestazione3"/>
+              <w:spacing w:before="0"/>
+              <w:jc w:val="left"/>
+              <w:rPr>
+                <w:rFonts w:ascii="Helvetica Neue" w:hAnsi="Helvetica Neue"/>
+              </w:rPr>
+            </w:pPr>
+            <w:r>
+              <w:rPr>
+                <w:rFonts w:ascii="Helvetica Neue" w:hAnsi="Helvetica Neue"/>
+                <w:color w:val="000000" w:themeColor="text1"/>
+              </w:rPr>
+              <w:t>5a.1</w:t>
+            </w:r>
+          </w:p>
+        </w:tc>
+        <w:tc>
+          <w:tcPr>
+            <w:tcW w:w="4605" w:type="dxa"/>
+            <w:tcBorders>
+              <w:top w:val="single" w:sz="8" w:space="0" w:color="000000"/>
+              <w:left w:val="single" w:sz="8" w:space="0" w:color="000000"/>
+              <w:bottom w:val="single" w:sz="8" w:space="0" w:color="000000"/>
+              <w:right w:val="single" w:sz="8" w:space="0" w:color="000000"/>
+            </w:tcBorders>
+            <w:tcMar>
+              <w:top w:w="80" w:type="dxa"/>
+              <w:left w:w="80" w:type="dxa"/>
+              <w:bottom w:w="80" w:type="dxa"/>
+              <w:right w:w="80" w:type="dxa"/>
+            </w:tcMar>
+          </w:tcPr>
+          <w:p>
+            <w:pPr>
+              <w:pStyle w:val="Corpo"/>
+              <w:spacing w:line="240" w:lineRule="auto"/>
+              <w:rPr>
+                <w:rFonts w:ascii="Helvetica Neue" w:hAnsi="Helvetica Neue"/>
+              </w:rPr>
+            </w:pPr>
+            <w:r>
+              <w:rPr>
+                <w:rFonts w:ascii="Helvetica Neue" w:hAnsi="Helvetica Neue"/>
+              </w:rPr>
+              <w:t>Seleziona un menù precedentemente associato al servizio per apportare una modifica (aggiungere o togliere piatti) specifica per questo evento</w:t>
+            </w:r>
+          </w:p>
+        </w:tc>
+        <w:tc>
+          <w:tcPr>
+            <w:tcW w:w="4830" w:type="dxa"/>
+            <w:tcBorders>
+              <w:top w:val="single" w:sz="8" w:space="0" w:color="000000"/>
+              <w:left w:val="single" w:sz="8" w:space="0" w:color="000000"/>
+              <w:bottom w:val="single" w:sz="8" w:space="0" w:color="000000"/>
+              <w:right w:val="single" w:sz="8" w:space="0" w:color="000000"/>
+            </w:tcBorders>
+            <w:tcMar>
+              <w:top w:w="80" w:type="dxa"/>
+              <w:left w:w="80" w:type="dxa"/>
+              <w:bottom w:w="80" w:type="dxa"/>
+              <w:right w:w="80" w:type="dxa"/>
+            </w:tcMar>
+          </w:tcPr>
+          <w:p>
+            <w:pPr>
+              <w:pStyle w:val="Corpo"/>
+              <w:jc w:val="left"/>
+              <w:rPr>
+                <w:rFonts w:ascii="Helvetica Neue" w:hAnsi="Helvetica Neue"/>
+              </w:rPr>
+            </w:pPr>
+            <w:r>
+              <w:rPr>
+                <w:rFonts w:ascii="Helvetica Neue" w:hAnsi="Helvetica Neue"/>
+              </w:rPr>
+              <w:t>Fornisce il menù in modalità emendamento</w:t>
+            </w:r>
+          </w:p>
+        </w:tc>
+      </w:tr>
+      <w:tr>
+        <w:trPr>
+          <w:trHeight w:val="622"/>
+        </w:trPr>
+        <w:tc>
+          <w:tcPr>
+            <w:tcW w:w="1080" w:type="dxa"/>
+            <w:tcBorders>
+              <w:top w:val="single" w:sz="8" w:space="0" w:color="000000"/>
+              <w:left w:val="single" w:sz="8" w:space="0" w:color="000000"/>
+              <w:bottom w:val="single" w:sz="8" w:space="0" w:color="000000"/>
+              <w:right w:val="single" w:sz="8" w:space="0" w:color="000000"/>
+            </w:tcBorders>
+            <w:tcMar>
+              <w:top w:w="80" w:type="dxa"/>
+              <w:left w:w="80" w:type="dxa"/>
+              <w:bottom w:w="80" w:type="dxa"/>
+              <w:right w:w="80" w:type="dxa"/>
+            </w:tcMar>
+          </w:tcPr>
+          <w:p>
+            <w:pPr>
+              <w:pStyle w:val="Intestazione3"/>
+              <w:spacing w:before="0"/>
+              <w:jc w:val="left"/>
+              <w:rPr>
+                <w:rFonts w:ascii="Helvetica Neue" w:hAnsi="Helvetica Neue"/>
+                <w:color w:val="000000" w:themeColor="text1"/>
+              </w:rPr>
+            </w:pPr>
+            <w:r>
+              <w:rPr>
+                <w:rFonts w:ascii="Helvetica Neue" w:hAnsi="Helvetica Neue"/>
+                <w:color w:val="000000" w:themeColor="text1"/>
+              </w:rPr>
+              <w:t>5a.2</w:t>
+            </w:r>
+          </w:p>
+        </w:tc>
+        <w:tc>
+          <w:tcPr>
+            <w:tcW w:w="4605" w:type="dxa"/>
+            <w:tcBorders>
+              <w:top w:val="single" w:sz="8" w:space="0" w:color="000000"/>
+              <w:left w:val="single" w:sz="8" w:space="0" w:color="000000"/>
+              <w:bottom w:val="single" w:sz="8" w:space="0" w:color="000000"/>
+              <w:right w:val="single" w:sz="8" w:space="0" w:color="000000"/>
+            </w:tcBorders>
+            <w:tcMar>
+              <w:top w:w="80" w:type="dxa"/>
+              <w:left w:w="80" w:type="dxa"/>
+              <w:bottom w:w="80" w:type="dxa"/>
+              <w:right w:w="80" w:type="dxa"/>
+            </w:tcMar>
+          </w:tcPr>
+          <w:p>
+            <w:pPr>
+              <w:pStyle w:val="Corpo"/>
+              <w:spacing w:line="240" w:lineRule="auto"/>
+              <w:rPr>
+                <w:rFonts w:ascii="Helvetica Neue" w:hAnsi="Helvetica Neue"/>
+              </w:rPr>
+            </w:pPr>
+            <w:r>
+              <w:rPr>
+                <w:rFonts w:ascii="Helvetica Neue" w:hAnsi="Helvetica Neue"/>
+              </w:rPr>
+              <w:t>Modifica le voci del menù</w:t>
+            </w:r>
+          </w:p>
+        </w:tc>
+        <w:tc>
+          <w:tcPr>
+            <w:tcW w:w="4830" w:type="dxa"/>
+            <w:tcBorders>
+              <w:top w:val="single" w:sz="8" w:space="0" w:color="000000"/>
+              <w:left w:val="single" w:sz="8" w:space="0" w:color="000000"/>
+              <w:bottom w:val="single" w:sz="8" w:space="0" w:color="000000"/>
+              <w:right w:val="single" w:sz="8" w:space="0" w:color="000000"/>
+            </w:tcBorders>
+            <w:tcMar>
+              <w:top w:w="80" w:type="dxa"/>
+              <w:left w:w="80" w:type="dxa"/>
+              <w:bottom w:w="80" w:type="dxa"/>
+              <w:right w:w="80" w:type="dxa"/>
+            </w:tcMar>
+          </w:tcPr>
+          <w:p>
+            <w:pPr>
+              <w:pStyle w:val="Corpo"/>
+              <w:jc w:val="left"/>
+              <w:rPr>
+                <w:rFonts w:ascii="Helvetica Neue" w:hAnsi="Helvetica Neue"/>
+              </w:rPr>
+            </w:pPr>
+            <w:r>
+              <w:rPr>
+                <w:rFonts w:ascii="Helvetica Neue" w:hAnsi="Helvetica Neue"/>
+              </w:rPr>
+              <w:t xml:space="preserve">Registra l'emendamento </w:t>
+            </w:r>
+            <w:r>
+              <w:rPr>
+                <w:rFonts w:ascii="Helvetica Neue" w:hAnsi="Helvetica Neue"/>
+                <w:i/>
+                <w:iCs/>
+              </w:rPr>
+              <w:t>esclusivamente</w:t>
+            </w:r>
+            <w:r>
+              <w:rPr>
+                <w:rFonts w:ascii="Helvetica Neue" w:hAnsi="Helvetica Neue"/>
+              </w:rPr>
+              <w:t xml:space="preserve"> per l'evento in questione, mantenendo intatto il menù originale nel sistema</w:t>
+            </w:r>
+          </w:p>
+        </w:tc>
+      </w:tr>
+      <w:tr>
+        <w:trPr>
+          <w:trHeight w:val="256"/>
+        </w:trPr>
+        <w:tc>
+          <w:tcPr>
+            <w:tcW w:w="1080" w:type="dxa"/>
+            <w:tcBorders>
+              <w:top w:val="single" w:sz="8" w:space="0" w:color="000000"/>
+              <w:left w:val="single" w:sz="8" w:space="0" w:color="000000"/>
+              <w:bottom w:val="single" w:sz="8" w:space="0" w:color="000000"/>
+              <w:right w:val="single" w:sz="8" w:space="0" w:color="000000"/>
+            </w:tcBorders>
+            <w:tcMar>
+              <w:top w:w="80" w:type="dxa"/>
+              <w:left w:w="80" w:type="dxa"/>
+              <w:bottom w:w="80" w:type="dxa"/>
+              <w:right w:w="80" w:type="dxa"/>
+            </w:tcMar>
+          </w:tcPr>
+          <w:p>
+            <w:pPr>
+              <w:pStyle w:val="Intestazione3"/>
+              <w:spacing w:before="0"/>
+              <w:jc w:val="left"/>
+              <w:rPr>
+                <w:rFonts w:ascii="Helvetica Neue" w:hAnsi="Helvetica Neue"/>
+              </w:rPr>
+            </w:pPr>
+          </w:p>
+        </w:tc>
+        <w:tc>
+          <w:tcPr>
+            <w:tcW w:w="4605" w:type="dxa"/>
+            <w:tcBorders>
+              <w:top w:val="single" w:sz="8" w:space="0" w:color="000000"/>
+              <w:left w:val="single" w:sz="8" w:space="0" w:color="000000"/>
+              <w:bottom w:val="single" w:sz="8" w:space="0" w:color="000000"/>
+              <w:right w:val="single" w:sz="8" w:space="0" w:color="000000"/>
+            </w:tcBorders>
+            <w:tcMar>
+              <w:top w:w="80" w:type="dxa"/>
+              <w:left w:w="80" w:type="dxa"/>
+              <w:bottom w:w="80" w:type="dxa"/>
+              <w:right w:w="80" w:type="dxa"/>
+            </w:tcMar>
+          </w:tcPr>
+          <w:p>
+            <w:pPr>
+              <w:pStyle w:val="Corpo"/>
+              <w:spacing w:line="240" w:lineRule="auto"/>
+              <w:rPr>
+                <w:rFonts w:ascii="Helvetica Neue" w:hAnsi="Helvetica Neue"/>
+                <w:i/>
+                <w:iCs/>
+              </w:rPr>
+            </w:pPr>
+            <w:r>
+              <w:rPr>
+                <w:rFonts w:ascii="Helvetica Neue" w:hAnsi="Helvetica Neue"/>
+                <w:i/>
+                <w:iCs/>
+              </w:rPr>
+              <w:t>Il flusso riprende dal passo 6 dello scenario principale</w:t>
+            </w:r>
+          </w:p>
+        </w:tc>
+        <w:tc>
+          <w:tcPr>
+            <w:tcW w:w="4830" w:type="dxa"/>
+            <w:tcBorders>
+              <w:top w:val="single" w:sz="8" w:space="0" w:color="000000"/>
+              <w:left w:val="single" w:sz="8" w:space="0" w:color="000000"/>
+              <w:bottom w:val="single" w:sz="8" w:space="0" w:color="000000"/>
+              <w:right w:val="single" w:sz="8" w:space="0" w:color="000000"/>
+            </w:tcBorders>
+            <w:tcMar>
+              <w:top w:w="80" w:type="dxa"/>
+              <w:left w:w="80" w:type="dxa"/>
+              <w:bottom w:w="80" w:type="dxa"/>
+              <w:right w:w="80" w:type="dxa"/>
+            </w:tcMar>
+          </w:tcPr>
+          <w:p>
+            <w:pPr>
+              <w:pStyle w:val="Corpo"/>
+              <w:jc w:val="left"/>
+              <w:rPr>
+                <w:rFonts w:ascii="Helvetica Neue" w:hAnsi="Helvetica Neue"/>
+              </w:rPr>
+            </w:pPr>
+          </w:p>
+        </w:tc>
+      </w:tr>
+    </w:tbl>
+    <w:p>
+      <w:pPr>
+        <w:pStyle w:val="Corpo"/>
+        <w:rPr>
+          <w:rFonts w:ascii="Helvetica Neue" w:hAnsi="Helvetica Neue"/>
+        </w:rPr>
+      </w:pPr>
+    </w:p>
+    <w:p>
+      <w:pPr>
+        <w:pStyle w:val="Corpo"/>
+        <w:rPr>
+          <w:rFonts w:ascii="Helvetica Neue" w:hAnsi="Helvetica Neue"/>
+        </w:rPr>
+      </w:pPr>
+    </w:p>
+    <w:p>
+      <w:pPr>
+        <w:pStyle w:val="Corpo"/>
+        <w:rPr>
+          <w:rFonts w:ascii="Helvetica Neue" w:hAnsi="Helvetica Neue"/>
+        </w:rPr>
+      </w:pPr>
+    </w:p>
+    <w:p>
+      <w:pPr>
+        <w:pStyle w:val="Corpo"/>
+        <w:rPr>
+          <w:rFonts w:ascii="Helvetica Neue" w:hAnsi="Helvetica Neue"/>
+        </w:rPr>
+      </w:pPr>
+    </w:p>
+    <w:p>
+      <w:pPr>
+        <w:pStyle w:val="Corpo"/>
+        <w:rPr>
+          <w:rFonts w:ascii="Helvetica Neue" w:hAnsi="Helvetica Neue"/>
+        </w:rPr>
+      </w:pPr>
+    </w:p>
+    <w:p>
+      <w:pPr>
+        <w:pStyle w:val="Corpo"/>
+        <w:rPr>
+          <w:rFonts w:ascii="Helvetica Neue" w:hAnsi="Helvetica Neue"/>
+        </w:rPr>
+      </w:pPr>
+    </w:p>
+    <w:p>
+      <w:pPr>
+        <w:pStyle w:val="Corpo"/>
+        <w:rPr>
+          <w:rFonts w:ascii="Helvetica Neue" w:hAnsi="Helvetica Neue"/>
+        </w:rPr>
+      </w:pPr>
+    </w:p>
+    <w:p>
+      <w:pPr>
+        <w:pStyle w:val="Corpo"/>
+        <w:rPr>
+          <w:rFonts w:ascii="Helvetica Neue" w:hAnsi="Helvetica Neue"/>
+        </w:rPr>
+      </w:pPr>
+    </w:p>
+    <w:p>
+      <w:pPr>
+        <w:pStyle w:val="Corpo"/>
+        <w:rPr>
+          <w:rFonts w:ascii="Helvetica Neue" w:hAnsi="Helvetica Neue"/>
+        </w:rPr>
+      </w:pPr>
+    </w:p>
+    <w:p>
+      <w:pPr>
+        <w:pStyle w:val="Corpo"/>
+        <w:rPr>
+          <w:rFonts w:ascii="Helvetica Neue" w:hAnsi="Helvetica Neue"/>
+        </w:rPr>
+      </w:pPr>
+    </w:p>
+    <w:p>
+      <w:pPr>
+        <w:pStyle w:val="Corpo"/>
+        <w:rPr>
+          <w:rFonts w:ascii="Helvetica Neue" w:hAnsi="Helvetica Neue"/>
+        </w:rPr>
+      </w:pPr>
+      <w:r>
+        <w:rPr>
+          <w:rFonts w:ascii="Helvetica Neue" w:hAnsi="Helvetica Neue"/>
+        </w:rPr>
+        <w:br/>
       </w:r>
       <w:r>
         <w:rPr>
           <w:rFonts w:ascii="Helvetica Neue" w:hAnsi="Helvetica Neue"/>
         </w:rPr>
-        <w:t>5</w:t>
+        <w:br/>
+      </w:r>
+    </w:p>
+    <w:p>
+      <w:pPr>
+        <w:pStyle w:val="Corpo"/>
+        <w:rPr>
+          <w:rFonts w:ascii="Helvetica Neue" w:hAnsi="Helvetica Neue"/>
+        </w:rPr>
+      </w:pPr>
+    </w:p>
+    <w:p>
+      <w:pPr>
+        <w:pStyle w:val="Corpo"/>
+        <w:rPr>
+          <w:rFonts w:ascii="Helvetica Neue" w:hAnsi="Helvetica Neue"/>
+        </w:rPr>
+      </w:pPr>
+    </w:p>
+    <w:p>
+      <w:pPr>
+        <w:pStyle w:val="Corpo"/>
+        <w:rPr>
+          <w:rFonts w:ascii="Helvetica Neue" w:hAnsi="Helvetica Neue"/>
+        </w:rPr>
+      </w:pPr>
+    </w:p>
+    <w:p>
+      <w:pPr>
+        <w:pStyle w:val="Corpo"/>
+        <w:rPr>
+          <w:rFonts w:ascii="Helvetica Neue" w:hAnsi="Helvetica Neue"/>
+        </w:rPr>
+      </w:pPr>
+    </w:p>
+    <w:p>
+      <w:pPr>
+        <w:pStyle w:val="Corpo"/>
+        <w:rPr>
+          <w:rFonts w:ascii="Helvetica Neue" w:hAnsi="Helvetica Neue"/>
+        </w:rPr>
+      </w:pPr>
+    </w:p>
+    <w:p>
+      <w:pPr>
+        <w:pStyle w:val="Corpo"/>
+        <w:rPr>
+          <w:rFonts w:ascii="Helvetica Neue" w:hAnsi="Helvetica Neue"/>
+        </w:rPr>
+      </w:pPr>
+    </w:p>
+    <w:p>
+      <w:pPr>
+        <w:pStyle w:val="Corpo"/>
+        <w:rPr>
+          <w:rFonts w:ascii="Helvetica Neue" w:hAnsi="Helvetica Neue"/>
+        </w:rPr>
+      </w:pPr>
+    </w:p>
+    <w:p>
+      <w:pPr>
+        <w:pStyle w:val="Corpo"/>
+        <w:rPr>
+          <w:rFonts w:ascii="Helvetica Neue" w:hAnsi="Helvetica Neue"/>
+        </w:rPr>
+      </w:pPr>
+    </w:p>
+    <w:p>
+      <w:pPr>
+        <w:pStyle w:val="Corpo"/>
+        <w:rPr>
+          <w:rFonts w:ascii="Helvetica Neue" w:hAnsi="Helvetica Neue"/>
+        </w:rPr>
+      </w:pPr>
+    </w:p>
+    <w:p>
+      <w:pPr>
+        <w:pStyle w:val="Corpo"/>
+        <w:rPr>
+          <w:rFonts w:ascii="Helvetica Neue" w:hAnsi="Helvetica Neue"/>
+        </w:rPr>
+      </w:pPr>
+    </w:p>
+    <w:p>
+      <w:pPr>
+        <w:pStyle w:val="Corpo"/>
+        <w:rPr>
+          <w:rFonts w:ascii="Helvetica Neue" w:hAnsi="Helvetica Neue"/>
+        </w:rPr>
+      </w:pPr>
+    </w:p>
+    <w:p>
+      <w:pPr>
+        <w:pStyle w:val="Corpo"/>
+        <w:rPr>
+          <w:rFonts w:ascii="Helvetica Neue" w:hAnsi="Helvetica Neue"/>
+        </w:rPr>
+      </w:pPr>
+    </w:p>
+    <w:p>
+      <w:pPr>
+        <w:pStyle w:val="Corpo"/>
+        <w:rPr>
+          <w:rFonts w:ascii="Helvetica Neue" w:hAnsi="Helvetica Neue"/>
+        </w:rPr>
+      </w:pPr>
+    </w:p>
+    <w:p>
+      <w:pPr>
+        <w:pStyle w:val="Corpo"/>
+        <w:rPr>
+          <w:rFonts w:ascii="Helvetica Neue" w:hAnsi="Helvetica Neue"/>
+        </w:rPr>
+      </w:pPr>
+    </w:p>
+    <w:p>
+      <w:pPr>
+        <w:pStyle w:val="Corpo"/>
+        <w:rPr>
+          <w:rFonts w:ascii="Helvetica Neue" w:hAnsi="Helvetica Neue"/>
+        </w:rPr>
+      </w:pPr>
+    </w:p>
+    <w:p>
+      <w:pPr>
+        <w:pStyle w:val="Corpo"/>
+        <w:rPr>
+          <w:rFonts w:ascii="Helvetica Neue" w:hAnsi="Helvetica Neue"/>
+        </w:rPr>
+      </w:pPr>
+    </w:p>
+    <w:p>
+      <w:pPr>
+        <w:pStyle w:val="Corpo"/>
+        <w:rPr>
+          <w:rFonts w:ascii="Helvetica Neue" w:hAnsi="Helvetica Neue"/>
+        </w:rPr>
+      </w:pPr>
+    </w:p>
+    <w:p>
+      <w:pPr>
+        <w:pStyle w:val="Corpo"/>
+        <w:rPr>
+          <w:rFonts w:ascii="Helvetica Neue" w:hAnsi="Helvetica Neue"/>
+        </w:rPr>
+      </w:pPr>
+    </w:p>
+    <w:p>
+      <w:pPr>
+        <w:pStyle w:val="Corpo"/>
+        <w:rPr>
+          <w:rFonts w:ascii="Helvetica Neue" w:hAnsi="Helvetica Neue"/>
+        </w:rPr>
+      </w:pPr>
+    </w:p>
+    <w:p>
+      <w:pPr>
+        <w:pStyle w:val="Titolo"/>
+        <w:spacing w:after="400"/>
+        <w:rPr>
+          <w:rFonts w:ascii="Helvetica Neue" w:eastAsia="Fredericka the Great" w:hAnsi="Helvetica Neue" w:cs="Fredericka the Great"/>
+        </w:rPr>
+      </w:pPr>
+      <w:r>
+        <w:rPr>
+          <w:rFonts w:ascii="Helvetica Neue" w:eastAsia="Fredericka the Great" w:hAnsi="Helvetica Neue" w:cs="Fredericka the Great"/>
+        </w:rPr>
+        <w:lastRenderedPageBreak/>
+        <w:t>Gestire i compiti della cucina</w:t>
+      </w:r>
+    </w:p>
+    <w:p>
+      <w:pPr>
+        <w:pStyle w:val="Intestazione"/>
+        <w:rPr>
+          <w:rFonts w:ascii="Helvetica Neue" w:hAnsi="Helvetica Neue"/>
+        </w:rPr>
+      </w:pPr>
+      <w:r>
+        <w:rPr>
+          <w:rFonts w:ascii="Helvetica Neue" w:hAnsi="Helvetica Neue"/>
+        </w:rPr>
+        <w:t>Informazioni generali</w:t>
+      </w:r>
+    </w:p>
+    <w:p>
+      <w:pPr>
+        <w:pStyle w:val="Corpo"/>
+        <w:rPr>
+          <w:rFonts w:ascii="Helvetica Neue" w:hAnsi="Helvetica Neue"/>
+        </w:rPr>
+      </w:pPr>
+      <w:r>
+        <w:rPr>
+          <w:rFonts w:ascii="Helvetica Neue" w:hAnsi="Helvetica Neue"/>
+          <w:b/>
+          <w:bCs/>
+        </w:rPr>
+        <w:t>Nome caso d</w:t>
       </w:r>
       <w:r>
         <w:rPr>
           <w:rFonts w:ascii="Helvetica Neue" w:hAnsi="Helvetica Neue"/>
+          <w:b/>
+          <w:bCs/>
+          <w:rtl/>
+        </w:rPr>
+        <w:t>’</w:t>
+      </w:r>
+      <w:r>
+        <w:rPr>
+          <w:rFonts w:ascii="Helvetica Neue" w:hAnsi="Helvetica Neue"/>
+          <w:b/>
+          <w:bCs/>
+        </w:rPr>
+        <w:t>uso</w:t>
+      </w:r>
+      <w:r>
+        <w:rPr>
+          <w:rFonts w:ascii="Helvetica Neue" w:hAnsi="Helvetica Neue"/>
+        </w:rPr>
+        <w:t xml:space="preserve">: </w:t>
+      </w:r>
+      <w:r>
+        <w:rPr>
+          <w:rFonts w:ascii="Helvetica Neue" w:hAnsi="Helvetica Neue"/>
+        </w:rPr>
+        <w:t>Gestire i compiti della cucina</w:t>
+      </w:r>
+    </w:p>
+    <w:p>
+      <w:pPr>
+        <w:pStyle w:val="Corpo"/>
+        <w:rPr>
+          <w:rFonts w:ascii="Helvetica Neue" w:hAnsi="Helvetica Neue"/>
+        </w:rPr>
+      </w:pPr>
+      <w:r>
+        <w:rPr>
+          <w:rFonts w:ascii="Helvetica Neue" w:hAnsi="Helvetica Neue"/>
+          <w:b/>
+          <w:bCs/>
+        </w:rPr>
+        <w:t xml:space="preserve">Portata: </w:t>
+      </w:r>
+      <w:r>
+        <w:rPr>
+          <w:rFonts w:ascii="Helvetica Neue" w:hAnsi="Helvetica Neue"/>
+          <w:lang w:val="pt-PT"/>
+        </w:rPr>
+        <w:t>Sistema</w:t>
+      </w:r>
+    </w:p>
+    <w:p>
+      <w:pPr>
+        <w:pStyle w:val="Corpo"/>
+        <w:rPr>
+          <w:rFonts w:ascii="Helvetica Neue" w:hAnsi="Helvetica Neue"/>
+        </w:rPr>
+      </w:pPr>
+      <w:r>
+        <w:rPr>
+          <w:rFonts w:ascii="Helvetica Neue" w:hAnsi="Helvetica Neue"/>
+          <w:b/>
+          <w:bCs/>
+        </w:rPr>
+        <w:t xml:space="preserve">Livello: </w:t>
+      </w:r>
+      <w:r>
+        <w:rPr>
+          <w:rFonts w:ascii="Helvetica Neue" w:hAnsi="Helvetica Neue"/>
+        </w:rPr>
+        <w:t>Obiettivo utente</w:t>
+      </w:r>
+    </w:p>
+    <w:p>
+      <w:pPr>
+        <w:pStyle w:val="Corpo"/>
+        <w:rPr>
+          <w:rFonts w:ascii="Helvetica Neue" w:hAnsi="Helvetica Neue"/>
+        </w:rPr>
+      </w:pPr>
+      <w:r>
+        <w:rPr>
+          <w:rFonts w:ascii="Helvetica Neue" w:hAnsi="Helvetica Neue"/>
+          <w:b/>
+          <w:bCs/>
+        </w:rPr>
+        <w:t xml:space="preserve">Attore primario: </w:t>
+      </w:r>
+      <w:r>
+        <w:rPr>
+          <w:rFonts w:ascii="Helvetica Neue" w:hAnsi="Helvetica Neue"/>
+          <w:lang w:val="de-DE"/>
+        </w:rPr>
+        <w:t>Chef</w:t>
+      </w:r>
+    </w:p>
+    <w:p>
+      <w:pPr>
+        <w:pStyle w:val="Corpo"/>
+        <w:rPr>
+          <w:rFonts w:ascii="Helvetica Neue" w:hAnsi="Helvetica Neue"/>
+        </w:rPr>
+      </w:pPr>
+      <w:r>
+        <w:rPr>
+          <w:rFonts w:ascii="Helvetica Neue" w:hAnsi="Helvetica Neue"/>
+          <w:b/>
+          <w:bCs/>
+        </w:rPr>
+        <w:t xml:space="preserve">Parti Interessate: </w:t>
+      </w:r>
+      <w:r>
+        <w:rPr>
+          <w:rFonts w:ascii="Helvetica Neue" w:hAnsi="Helvetica Neue"/>
+        </w:rPr>
+        <w:t xml:space="preserve">Cuoco, </w:t>
+      </w:r>
+      <w:r>
+        <w:rPr>
+          <w:rFonts w:ascii="Helvetica Neue" w:hAnsi="Helvetica Neue"/>
+        </w:rPr>
+        <w:t>Organizzatore</w:t>
+      </w:r>
+    </w:p>
+    <w:p>
+      <w:pPr>
+        <w:pStyle w:val="Corpo"/>
+        <w:rPr>
+          <w:rFonts w:ascii="Helvetica Neue" w:hAnsi="Helvetica Neue"/>
+        </w:rPr>
+      </w:pPr>
+      <w:r>
+        <w:rPr>
+          <w:rFonts w:ascii="Helvetica Neue" w:hAnsi="Helvetica Neue"/>
+          <w:b/>
+          <w:bCs/>
+        </w:rPr>
+        <w:t xml:space="preserve">Pre-condizioni: </w:t>
+      </w:r>
+      <w:r>
+        <w:rPr>
+          <w:rFonts w:ascii="Helvetica Neue" w:hAnsi="Helvetica Neue"/>
+        </w:rPr>
+        <w:t>L’attore deve essere autenticato come Chef e</w:t>
+      </w:r>
+      <w:r>
+        <w:rPr>
+          <w:rFonts w:ascii="Helvetica Neue" w:hAnsi="Helvetica Neue"/>
+        </w:rPr>
+        <w:t>d e</w:t>
+      </w:r>
+      <w:r>
+        <w:rPr>
+          <w:rFonts w:ascii="Helvetica Neue" w:hAnsi="Helvetica Neue"/>
+        </w:rPr>
+        <w:t>siste almeno un evento in lavorazione con dei menù approvati e dei turni preparatori definiti.</w:t>
+      </w:r>
+    </w:p>
+    <w:p>
+      <w:pPr>
+        <w:pStyle w:val="Corpo"/>
+        <w:rPr>
+          <w:rFonts w:ascii="Helvetica Neue" w:hAnsi="Helvetica Neue"/>
+        </w:rPr>
+      </w:pPr>
+      <w:r>
+        <w:rPr>
+          <w:rFonts w:ascii="Helvetica Neue" w:hAnsi="Helvetica Neue"/>
+          <w:b/>
+          <w:bCs/>
+        </w:rPr>
+        <w:t xml:space="preserve">Garanzie di successo o post-condizioni: </w:t>
+      </w:r>
+      <w:r>
+        <w:rPr>
+          <w:rFonts w:ascii="Helvetica Neue" w:hAnsi="Helvetica Neue"/>
+        </w:rPr>
+        <w:t>I compiti sono stati creati, stimati in termini di tempo e assegnati ai cuochi. Lo stato di saturazione del turno di cucina è aggiornato.</w:t>
+      </w:r>
+    </w:p>
+    <w:p>
+      <w:pPr>
+        <w:pStyle w:val="Corpo"/>
+        <w:rPr>
+          <w:rFonts w:ascii="Helvetica Neue" w:hAnsi="Helvetica Neue"/>
+          <w:color w:val="3C8A9E"/>
+          <w:sz w:val="40"/>
+          <w:szCs w:val="40"/>
+        </w:rPr>
+      </w:pPr>
+      <w:r>
+        <w:rPr>
+          <w:rFonts w:ascii="Helvetica Neue" w:hAnsi="Helvetica Neue"/>
+          <w:color w:val="3C8A9E"/>
+          <w:sz w:val="40"/>
+          <w:szCs w:val="40"/>
+        </w:rPr>
+        <w:t>Scenario principale di successo</w:t>
+      </w:r>
+    </w:p>
+    <w:p>
+      <w:pPr>
+        <w:pStyle w:val="Corpo"/>
+        <w:rPr>
+          <w:rFonts w:ascii="Helvetica Neue" w:hAnsi="Helvetica Neue"/>
+        </w:rPr>
+      </w:pPr>
+    </w:p>
+    <w:tbl>
+      <w:tblPr>
+        <w:tblStyle w:val="TableNormal"/>
+        <w:tblpPr w:leftFromText="141" w:rightFromText="141" w:vertAnchor="text" w:horzAnchor="margin" w:tblpY="434"/>
+        <w:tblW w:w="10798" w:type="dxa"/>
+        <w:tblBorders>
+          <w:top w:val="single" w:sz="8" w:space="0" w:color="FFFFFF"/>
+          <w:left w:val="single" w:sz="8" w:space="0" w:color="FFFFFF"/>
+          <w:bottom w:val="single" w:sz="8" w:space="0" w:color="FFFFFF"/>
+          <w:right w:val="single" w:sz="8" w:space="0" w:color="FFFFFF"/>
+          <w:insideH w:val="single" w:sz="8" w:space="0" w:color="FFFFFF"/>
+          <w:insideV w:val="single" w:sz="8" w:space="0" w:color="FFFFFF"/>
+        </w:tblBorders>
+        <w:shd w:val="clear" w:color="auto" w:fill="CED7E7"/>
+        <w:tblLayout w:type="fixed"/>
+        <w:tblLook w:val="04A0" w:firstRow="1" w:lastRow="0" w:firstColumn="1" w:lastColumn="0" w:noHBand="0" w:noVBand="1"/>
+      </w:tblPr>
+      <w:tblGrid>
+        <w:gridCol w:w="570"/>
+        <w:gridCol w:w="5657"/>
+        <w:gridCol w:w="4571"/>
+      </w:tblGrid>
+      <w:tr>
+        <w:trPr>
+          <w:trHeight w:val="360"/>
+        </w:trPr>
+        <w:tc>
+          <w:tcPr>
+            <w:tcW w:w="570" w:type="dxa"/>
+            <w:tcBorders>
+              <w:top w:val="single" w:sz="8" w:space="0" w:color="000000"/>
+              <w:left w:val="single" w:sz="8" w:space="0" w:color="000000"/>
+              <w:bottom w:val="single" w:sz="8" w:space="0" w:color="000000"/>
+              <w:right w:val="single" w:sz="8" w:space="0" w:color="000000"/>
+            </w:tcBorders>
+            <w:shd w:val="clear" w:color="auto" w:fill="C5F5E7"/>
+            <w:tcMar>
+              <w:top w:w="80" w:type="dxa"/>
+              <w:left w:w="80" w:type="dxa"/>
+              <w:bottom w:w="80" w:type="dxa"/>
+              <w:right w:w="80" w:type="dxa"/>
+            </w:tcMar>
+          </w:tcPr>
+          <w:p>
+            <w:pPr>
+              <w:pStyle w:val="Intestazione2"/>
+              <w:spacing w:before="0" w:after="0"/>
+              <w:rPr>
+                <w:rFonts w:ascii="Helvetica Neue" w:hAnsi="Helvetica Neue"/>
+              </w:rPr>
+            </w:pPr>
+            <w:r>
+              <w:rPr>
+                <w:rFonts w:ascii="Helvetica Neue" w:hAnsi="Helvetica Neue"/>
+              </w:rPr>
+              <w:t xml:space="preserve"># </w:t>
+            </w:r>
+          </w:p>
+        </w:tc>
+        <w:tc>
+          <w:tcPr>
+            <w:tcW w:w="5657" w:type="dxa"/>
+            <w:tcBorders>
+              <w:top w:val="single" w:sz="8" w:space="0" w:color="000000"/>
+              <w:left w:val="single" w:sz="8" w:space="0" w:color="000000"/>
+              <w:bottom w:val="single" w:sz="8" w:space="0" w:color="000000"/>
+              <w:right w:val="single" w:sz="8" w:space="0" w:color="000000"/>
+            </w:tcBorders>
+            <w:shd w:val="clear" w:color="auto" w:fill="C5F5E7"/>
+            <w:tcMar>
+              <w:top w:w="80" w:type="dxa"/>
+              <w:left w:w="180" w:type="dxa"/>
+              <w:bottom w:w="80" w:type="dxa"/>
+              <w:right w:w="80" w:type="dxa"/>
+            </w:tcMar>
+          </w:tcPr>
+          <w:p>
+            <w:pPr>
+              <w:pStyle w:val="Intestazione2"/>
+              <w:spacing w:before="0" w:after="0"/>
+              <w:ind w:left="100"/>
+              <w:jc w:val="center"/>
+              <w:rPr>
+                <w:rFonts w:ascii="Helvetica Neue" w:hAnsi="Helvetica Neue"/>
+              </w:rPr>
+            </w:pPr>
+            <w:r>
+              <w:rPr>
+                <w:rFonts w:ascii="Helvetica Neue" w:hAnsi="Helvetica Neue"/>
+              </w:rPr>
+              <w:t>Attore</w:t>
+            </w:r>
+          </w:p>
+        </w:tc>
+        <w:tc>
+          <w:tcPr>
+            <w:tcW w:w="4571" w:type="dxa"/>
+            <w:tcBorders>
+              <w:top w:val="single" w:sz="8" w:space="0" w:color="000000"/>
+              <w:left w:val="single" w:sz="8" w:space="0" w:color="000000"/>
+              <w:bottom w:val="single" w:sz="8" w:space="0" w:color="000000"/>
+              <w:right w:val="single" w:sz="8" w:space="0" w:color="000000"/>
+            </w:tcBorders>
+            <w:shd w:val="clear" w:color="auto" w:fill="C5F5E7"/>
+            <w:tcMar>
+              <w:top w:w="80" w:type="dxa"/>
+              <w:left w:w="180" w:type="dxa"/>
+              <w:bottom w:w="80" w:type="dxa"/>
+              <w:right w:w="80" w:type="dxa"/>
+            </w:tcMar>
+          </w:tcPr>
+          <w:p>
+            <w:pPr>
+              <w:pStyle w:val="Intestazione2"/>
+              <w:spacing w:before="0" w:after="0"/>
+              <w:ind w:left="100"/>
+              <w:jc w:val="center"/>
+              <w:rPr>
+                <w:rFonts w:ascii="Helvetica Neue" w:hAnsi="Helvetica Neue"/>
+              </w:rPr>
+            </w:pPr>
+            <w:r>
+              <w:rPr>
+                <w:rFonts w:ascii="Helvetica Neue" w:hAnsi="Helvetica Neue"/>
+              </w:rPr>
+              <w:t>Sistema</w:t>
+            </w:r>
+          </w:p>
+        </w:tc>
+      </w:tr>
+      <w:tr>
+        <w:trPr>
+          <w:trHeight w:val="622"/>
+        </w:trPr>
+        <w:tc>
+          <w:tcPr>
+            <w:tcW w:w="570" w:type="dxa"/>
+            <w:tcBorders>
+              <w:top w:val="single" w:sz="8" w:space="0" w:color="000000"/>
+              <w:left w:val="single" w:sz="8" w:space="0" w:color="000000"/>
+              <w:bottom w:val="single" w:sz="8" w:space="0" w:color="000000"/>
+              <w:right w:val="single" w:sz="8" w:space="0" w:color="000000"/>
+            </w:tcBorders>
+            <w:tcMar>
+              <w:top w:w="80" w:type="dxa"/>
+              <w:left w:w="80" w:type="dxa"/>
+              <w:bottom w:w="80" w:type="dxa"/>
+              <w:right w:w="80" w:type="dxa"/>
+            </w:tcMar>
+          </w:tcPr>
+          <w:p>
+            <w:pPr>
+              <w:pStyle w:val="Intestazione3"/>
+              <w:spacing w:before="0"/>
+              <w:jc w:val="left"/>
+              <w:rPr>
+                <w:rFonts w:ascii="Helvetica Neue" w:hAnsi="Helvetica Neue"/>
+              </w:rPr>
+            </w:pPr>
+            <w:r>
+              <w:rPr>
+                <w:rFonts w:ascii="Helvetica Neue" w:hAnsi="Helvetica Neue"/>
+              </w:rPr>
+              <w:t>1</w:t>
+            </w:r>
+          </w:p>
+        </w:tc>
+        <w:tc>
+          <w:tcPr>
+            <w:tcW w:w="5657" w:type="dxa"/>
+            <w:tcBorders>
+              <w:top w:val="single" w:sz="8" w:space="0" w:color="000000"/>
+              <w:left w:val="single" w:sz="8" w:space="0" w:color="000000"/>
+              <w:bottom w:val="single" w:sz="8" w:space="0" w:color="000000"/>
+              <w:right w:val="single" w:sz="8" w:space="0" w:color="000000"/>
+            </w:tcBorders>
+            <w:tcMar>
+              <w:top w:w="80" w:type="dxa"/>
+              <w:left w:w="80" w:type="dxa"/>
+              <w:bottom w:w="80" w:type="dxa"/>
+              <w:right w:w="80" w:type="dxa"/>
+            </w:tcMar>
+          </w:tcPr>
+          <w:p>
+            <w:pPr>
+              <w:pStyle w:val="Corpo"/>
+              <w:widowControl/>
+              <w:rPr>
+                <w:rFonts w:ascii="Helvetica Neue" w:hAnsi="Helvetica Neue"/>
+              </w:rPr>
+            </w:pPr>
+            <w:r>
+              <w:rPr>
+                <w:rFonts w:ascii="Helvetica Neue" w:hAnsi="Helvetica Neue"/>
+              </w:rPr>
+              <w:t>Richiede di gestire i compiti per un evento</w:t>
+            </w:r>
+          </w:p>
+        </w:tc>
+        <w:tc>
+          <w:tcPr>
+            <w:tcW w:w="4571" w:type="dxa"/>
+            <w:tcBorders>
+              <w:top w:val="single" w:sz="8" w:space="0" w:color="000000"/>
+              <w:left w:val="single" w:sz="8" w:space="0" w:color="000000"/>
+              <w:bottom w:val="single" w:sz="8" w:space="0" w:color="000000"/>
+              <w:right w:val="single" w:sz="8" w:space="0" w:color="000000"/>
+            </w:tcBorders>
+            <w:tcMar>
+              <w:top w:w="80" w:type="dxa"/>
+              <w:left w:w="80" w:type="dxa"/>
+              <w:bottom w:w="80" w:type="dxa"/>
+              <w:right w:w="80" w:type="dxa"/>
+            </w:tcMar>
+          </w:tcPr>
+          <w:p>
+            <w:pPr>
+              <w:pStyle w:val="Corpo"/>
+              <w:jc w:val="left"/>
+              <w:rPr>
+                <w:rFonts w:ascii="Helvetica Neue" w:hAnsi="Helvetica Neue"/>
+              </w:rPr>
+            </w:pPr>
+            <w:r>
+              <w:rPr>
+                <w:rFonts w:ascii="Helvetica Neue" w:hAnsi="Helvetica Neue"/>
+              </w:rPr>
+              <w:t>Fornisce il Foglio riepilogativo (con le ricette e le preparazioni necessarie per il menù) e il Tabellone dei turni</w:t>
+            </w:r>
+          </w:p>
+        </w:tc>
+      </w:tr>
+      <w:tr>
+        <w:trPr>
+          <w:trHeight w:val="622"/>
+        </w:trPr>
+        <w:tc>
+          <w:tcPr>
+            <w:tcW w:w="570" w:type="dxa"/>
+            <w:tcBorders>
+              <w:top w:val="single" w:sz="8" w:space="0" w:color="000000"/>
+              <w:left w:val="single" w:sz="8" w:space="0" w:color="000000"/>
+              <w:bottom w:val="single" w:sz="8" w:space="0" w:color="000000"/>
+              <w:right w:val="single" w:sz="8" w:space="0" w:color="000000"/>
+            </w:tcBorders>
+            <w:tcMar>
+              <w:top w:w="80" w:type="dxa"/>
+              <w:left w:w="80" w:type="dxa"/>
+              <w:bottom w:w="80" w:type="dxa"/>
+              <w:right w:w="80" w:type="dxa"/>
+            </w:tcMar>
+          </w:tcPr>
+          <w:p>
+            <w:pPr>
+              <w:pStyle w:val="Intestazione3"/>
+              <w:spacing w:before="0"/>
+              <w:jc w:val="left"/>
+              <w:rPr>
+                <w:rFonts w:ascii="Helvetica Neue" w:hAnsi="Helvetica Neue"/>
+              </w:rPr>
+            </w:pPr>
+            <w:r>
+              <w:rPr>
+                <w:rFonts w:ascii="Helvetica Neue" w:hAnsi="Helvetica Neue"/>
+              </w:rPr>
+              <w:t>2</w:t>
+            </w:r>
+          </w:p>
+        </w:tc>
+        <w:tc>
+          <w:tcPr>
+            <w:tcW w:w="5657" w:type="dxa"/>
+            <w:tcBorders>
+              <w:top w:val="single" w:sz="8" w:space="0" w:color="000000"/>
+              <w:left w:val="single" w:sz="8" w:space="0" w:color="000000"/>
+              <w:bottom w:val="single" w:sz="8" w:space="0" w:color="000000"/>
+              <w:right w:val="single" w:sz="8" w:space="0" w:color="000000"/>
+            </w:tcBorders>
+            <w:tcMar>
+              <w:top w:w="80" w:type="dxa"/>
+              <w:left w:w="80" w:type="dxa"/>
+              <w:bottom w:w="80" w:type="dxa"/>
+              <w:right w:w="80" w:type="dxa"/>
+            </w:tcMar>
+          </w:tcPr>
+          <w:p>
+            <w:pPr>
+              <w:pStyle w:val="Corpo"/>
+              <w:widowControl/>
+              <w:rPr>
+                <w:rFonts w:ascii="Helvetica Neue" w:hAnsi="Helvetica Neue"/>
+              </w:rPr>
+            </w:pPr>
+            <w:r>
+              <w:rPr>
+                <w:rFonts w:ascii="Helvetica Neue" w:hAnsi="Helvetica Neue"/>
+              </w:rPr>
+              <w:t>Seleziona un turno preparatorio dal Tabellone dei turni</w:t>
+            </w:r>
+          </w:p>
+        </w:tc>
+        <w:tc>
+          <w:tcPr>
+            <w:tcW w:w="4571" w:type="dxa"/>
+            <w:tcBorders>
+              <w:top w:val="single" w:sz="8" w:space="0" w:color="000000"/>
+              <w:left w:val="single" w:sz="8" w:space="0" w:color="000000"/>
+              <w:bottom w:val="single" w:sz="8" w:space="0" w:color="000000"/>
+              <w:right w:val="single" w:sz="8" w:space="0" w:color="000000"/>
+            </w:tcBorders>
+            <w:tcMar>
+              <w:top w:w="80" w:type="dxa"/>
+              <w:left w:w="80" w:type="dxa"/>
+              <w:bottom w:w="80" w:type="dxa"/>
+              <w:right w:w="80" w:type="dxa"/>
+            </w:tcMar>
+          </w:tcPr>
+          <w:p>
+            <w:pPr>
+              <w:pStyle w:val="Corpo"/>
+              <w:jc w:val="left"/>
+              <w:rPr>
+                <w:rFonts w:ascii="Helvetica Neue" w:hAnsi="Helvetica Neue"/>
+              </w:rPr>
+            </w:pPr>
+            <w:r>
+              <w:rPr>
+                <w:rFonts w:ascii="Helvetica Neue" w:hAnsi="Helvetica Neue"/>
+              </w:rPr>
+              <w:t>Fornisce l'elenco dei cuochi che hanno dato disponibilità per quel turno, i compiti già assegnati e il tempo totale stimato per ciascun cuoco</w:t>
+            </w:r>
+          </w:p>
+        </w:tc>
+      </w:tr>
+      <w:tr>
+        <w:trPr>
+          <w:trHeight w:val="622"/>
+        </w:trPr>
+        <w:tc>
+          <w:tcPr>
+            <w:tcW w:w="570" w:type="dxa"/>
+            <w:tcBorders>
+              <w:top w:val="single" w:sz="8" w:space="0" w:color="000000"/>
+              <w:left w:val="single" w:sz="8" w:space="0" w:color="000000"/>
+              <w:bottom w:val="single" w:sz="8" w:space="0" w:color="000000"/>
+              <w:right w:val="single" w:sz="8" w:space="0" w:color="000000"/>
+            </w:tcBorders>
+            <w:tcMar>
+              <w:top w:w="80" w:type="dxa"/>
+              <w:left w:w="80" w:type="dxa"/>
+              <w:bottom w:w="80" w:type="dxa"/>
+              <w:right w:w="80" w:type="dxa"/>
+            </w:tcMar>
+          </w:tcPr>
+          <w:p>
+            <w:pPr>
+              <w:pStyle w:val="Intestazione3"/>
+              <w:spacing w:before="0"/>
+              <w:jc w:val="left"/>
+              <w:rPr>
+                <w:rFonts w:ascii="Helvetica Neue" w:hAnsi="Helvetica Neue"/>
+              </w:rPr>
+            </w:pPr>
+            <w:r>
+              <w:rPr>
+                <w:rFonts w:ascii="Helvetica Neue" w:hAnsi="Helvetica Neue"/>
+                <w:color w:val="000000"/>
+                <w:u w:color="000000"/>
+              </w:rPr>
+              <w:t>3</w:t>
+            </w:r>
+          </w:p>
+        </w:tc>
+        <w:tc>
+          <w:tcPr>
+            <w:tcW w:w="5657" w:type="dxa"/>
+            <w:tcBorders>
+              <w:top w:val="single" w:sz="8" w:space="0" w:color="000000"/>
+              <w:left w:val="single" w:sz="8" w:space="0" w:color="000000"/>
+              <w:bottom w:val="single" w:sz="8" w:space="0" w:color="000000"/>
+              <w:right w:val="single" w:sz="8" w:space="0" w:color="000000"/>
+            </w:tcBorders>
+            <w:tcMar>
+              <w:top w:w="80" w:type="dxa"/>
+              <w:left w:w="80" w:type="dxa"/>
+              <w:bottom w:w="80" w:type="dxa"/>
+              <w:right w:w="80" w:type="dxa"/>
+            </w:tcMar>
+          </w:tcPr>
+          <w:p>
+            <w:pPr>
+              <w:pStyle w:val="Corpo"/>
+              <w:widowControl/>
+              <w:rPr>
+                <w:rFonts w:ascii="Helvetica Neue" w:hAnsi="Helvetica Neue"/>
+              </w:rPr>
+            </w:pPr>
+            <w:r>
+              <w:rPr>
+                <w:rFonts w:ascii="Helvetica Neue" w:hAnsi="Helvetica Neue"/>
+              </w:rPr>
+              <w:t>Seleziona una ricetta o preparazione dal Foglio riepilogativo</w:t>
+            </w:r>
+          </w:p>
+        </w:tc>
+        <w:tc>
+          <w:tcPr>
+            <w:tcW w:w="4571" w:type="dxa"/>
+            <w:tcBorders>
+              <w:top w:val="single" w:sz="8" w:space="0" w:color="000000"/>
+              <w:left w:val="single" w:sz="8" w:space="0" w:color="000000"/>
+              <w:bottom w:val="single" w:sz="8" w:space="0" w:color="000000"/>
+              <w:right w:val="single" w:sz="8" w:space="0" w:color="000000"/>
+            </w:tcBorders>
+            <w:tcMar>
+              <w:top w:w="80" w:type="dxa"/>
+              <w:left w:w="80" w:type="dxa"/>
+              <w:bottom w:w="80" w:type="dxa"/>
+              <w:right w:w="80" w:type="dxa"/>
+            </w:tcMar>
+          </w:tcPr>
+          <w:p>
+            <w:pPr>
+              <w:pStyle w:val="Corpo"/>
+              <w:jc w:val="left"/>
+              <w:rPr>
+                <w:rFonts w:ascii="Helvetica Neue" w:hAnsi="Helvetica Neue"/>
+              </w:rPr>
+            </w:pPr>
+            <w:r>
+              <w:rPr>
+                <w:rFonts w:ascii="Helvetica Neue" w:hAnsi="Helvetica Neue"/>
+              </w:rPr>
+              <w:t>Fornisce l'elenco dei passi (istruzioni) che la compongono</w:t>
+            </w:r>
+          </w:p>
+        </w:tc>
+      </w:tr>
+      <w:tr>
+        <w:trPr>
+          <w:trHeight w:val="300"/>
+        </w:trPr>
+        <w:tc>
+          <w:tcPr>
+            <w:tcW w:w="570" w:type="dxa"/>
+            <w:tcBorders>
+              <w:top w:val="single" w:sz="8" w:space="0" w:color="000000"/>
+              <w:left w:val="single" w:sz="8" w:space="0" w:color="000000"/>
+              <w:bottom w:val="single" w:sz="8" w:space="0" w:color="000000"/>
+              <w:right w:val="single" w:sz="8" w:space="0" w:color="000000"/>
+            </w:tcBorders>
+            <w:tcMar>
+              <w:top w:w="80" w:type="dxa"/>
+              <w:left w:w="80" w:type="dxa"/>
+              <w:bottom w:w="80" w:type="dxa"/>
+              <w:right w:w="80" w:type="dxa"/>
+            </w:tcMar>
+          </w:tcPr>
+          <w:p>
+            <w:pPr>
+              <w:pStyle w:val="Intestazione3"/>
+              <w:spacing w:before="0"/>
+              <w:jc w:val="left"/>
+              <w:rPr>
+                <w:rFonts w:ascii="Helvetica Neue" w:hAnsi="Helvetica Neue"/>
+              </w:rPr>
+            </w:pPr>
+            <w:r>
+              <w:rPr>
+                <w:rFonts w:ascii="Helvetica Neue" w:hAnsi="Helvetica Neue"/>
+              </w:rPr>
+              <w:t>4</w:t>
+            </w:r>
+          </w:p>
+        </w:tc>
+        <w:tc>
+          <w:tcPr>
+            <w:tcW w:w="5657" w:type="dxa"/>
+            <w:tcBorders>
+              <w:top w:val="single" w:sz="8" w:space="0" w:color="000000"/>
+              <w:left w:val="single" w:sz="8" w:space="0" w:color="000000"/>
+              <w:bottom w:val="single" w:sz="8" w:space="0" w:color="000000"/>
+              <w:right w:val="single" w:sz="8" w:space="0" w:color="000000"/>
+            </w:tcBorders>
+            <w:tcMar>
+              <w:top w:w="80" w:type="dxa"/>
+              <w:left w:w="80" w:type="dxa"/>
+              <w:bottom w:w="80" w:type="dxa"/>
+              <w:right w:w="80" w:type="dxa"/>
+            </w:tcMar>
+          </w:tcPr>
+          <w:p>
+            <w:pPr>
+              <w:pStyle w:val="Corpo"/>
+              <w:widowControl/>
+              <w:rPr>
+                <w:rFonts w:ascii="Helvetica Neue" w:hAnsi="Helvetica Neue"/>
+              </w:rPr>
+            </w:pPr>
+            <w:r>
+              <w:rPr>
+                <w:rFonts w:ascii="Helvetica Neue" w:hAnsi="Helvetica Neue"/>
+              </w:rPr>
+              <w:t>Crea un nuovo compito di cucina raggruppando uno o più passi della ricetta/preparazione selezionata</w:t>
+            </w:r>
+          </w:p>
+        </w:tc>
+        <w:tc>
+          <w:tcPr>
+            <w:tcW w:w="4571" w:type="dxa"/>
+            <w:tcBorders>
+              <w:top w:val="single" w:sz="8" w:space="0" w:color="000000"/>
+              <w:left w:val="single" w:sz="8" w:space="0" w:color="000000"/>
+              <w:bottom w:val="single" w:sz="8" w:space="0" w:color="000000"/>
+              <w:right w:val="single" w:sz="8" w:space="0" w:color="000000"/>
+            </w:tcBorders>
+            <w:tcMar>
+              <w:top w:w="80" w:type="dxa"/>
+              <w:left w:w="80" w:type="dxa"/>
+              <w:bottom w:w="80" w:type="dxa"/>
+              <w:right w:w="80" w:type="dxa"/>
+            </w:tcMar>
+          </w:tcPr>
+          <w:p>
+            <w:pPr>
+              <w:rPr>
+                <w:rFonts w:ascii="Helvetica Neue" w:hAnsi="Helvetica Neue"/>
+                <w:lang w:val="it-IT" w:eastAsia="it-IT"/>
+              </w:rPr>
+            </w:pPr>
+            <w:proofErr w:type="spellStart"/>
+            <w:r>
+              <w:rPr>
+                <w:rFonts w:ascii="Helvetica Neue" w:hAnsi="Helvetica Neue"/>
+              </w:rPr>
+              <w:t>Registra</w:t>
+            </w:r>
+            <w:proofErr w:type="spellEnd"/>
+            <w:r>
+              <w:rPr>
+                <w:rFonts w:ascii="Helvetica Neue" w:hAnsi="Helvetica Neue"/>
+              </w:rPr>
+              <w:t xml:space="preserve"> la </w:t>
+            </w:r>
+            <w:proofErr w:type="spellStart"/>
+            <w:r>
+              <w:rPr>
+                <w:rFonts w:ascii="Helvetica Neue" w:hAnsi="Helvetica Neue"/>
+              </w:rPr>
+              <w:t>bozza</w:t>
+            </w:r>
+            <w:proofErr w:type="spellEnd"/>
+            <w:r>
+              <w:rPr>
+                <w:rFonts w:ascii="Helvetica Neue" w:hAnsi="Helvetica Neue"/>
+              </w:rPr>
+              <w:t xml:space="preserve"> del nuovo compito</w:t>
+            </w:r>
+          </w:p>
+        </w:tc>
+      </w:tr>
+      <w:tr>
+        <w:trPr>
+          <w:trHeight w:val="694"/>
+        </w:trPr>
+        <w:tc>
+          <w:tcPr>
+            <w:tcW w:w="570" w:type="dxa"/>
+            <w:tcBorders>
+              <w:top w:val="single" w:sz="8" w:space="0" w:color="000000"/>
+              <w:left w:val="single" w:sz="8" w:space="0" w:color="000000"/>
+              <w:bottom w:val="single" w:sz="8" w:space="0" w:color="000000"/>
+              <w:right w:val="single" w:sz="8" w:space="0" w:color="000000"/>
+            </w:tcBorders>
+            <w:tcMar>
+              <w:top w:w="80" w:type="dxa"/>
+              <w:left w:w="80" w:type="dxa"/>
+              <w:bottom w:w="80" w:type="dxa"/>
+              <w:right w:w="80" w:type="dxa"/>
+            </w:tcMar>
+          </w:tcPr>
+          <w:p>
+            <w:pPr>
+              <w:pStyle w:val="Intestazione3"/>
+              <w:spacing w:before="0"/>
+              <w:jc w:val="left"/>
+              <w:rPr>
+                <w:rFonts w:ascii="Helvetica Neue" w:hAnsi="Helvetica Neue"/>
+              </w:rPr>
+            </w:pPr>
+            <w:r>
+              <w:rPr>
+                <w:rFonts w:ascii="Helvetica Neue" w:hAnsi="Helvetica Neue"/>
+              </w:rPr>
+              <w:t>5</w:t>
+            </w:r>
+          </w:p>
+        </w:tc>
+        <w:tc>
+          <w:tcPr>
+            <w:tcW w:w="5657" w:type="dxa"/>
+            <w:tcBorders>
+              <w:top w:val="single" w:sz="8" w:space="0" w:color="000000"/>
+              <w:left w:val="single" w:sz="8" w:space="0" w:color="000000"/>
+              <w:bottom w:val="single" w:sz="8" w:space="0" w:color="000000"/>
+              <w:right w:val="single" w:sz="8" w:space="0" w:color="000000"/>
+            </w:tcBorders>
+            <w:tcMar>
+              <w:top w:w="80" w:type="dxa"/>
+              <w:left w:w="80" w:type="dxa"/>
+              <w:bottom w:w="80" w:type="dxa"/>
+              <w:right w:w="80" w:type="dxa"/>
+            </w:tcMar>
+          </w:tcPr>
+          <w:p>
+            <w:pPr>
+              <w:pStyle w:val="Corpo"/>
+              <w:widowControl/>
+              <w:rPr>
+                <w:rFonts w:ascii="Helvetica Neue" w:hAnsi="Helvetica Neue"/>
+              </w:rPr>
+            </w:pPr>
+            <w:r>
+              <w:rPr>
+                <w:rFonts w:ascii="Helvetica Neue" w:hAnsi="Helvetica Neue"/>
+              </w:rPr>
+              <w:t>Inserisce una stima del tempo richiesto per l'esecuzione di quel compito</w:t>
+            </w:r>
+          </w:p>
+        </w:tc>
+        <w:tc>
+          <w:tcPr>
+            <w:tcW w:w="4571" w:type="dxa"/>
+            <w:tcBorders>
+              <w:top w:val="single" w:sz="8" w:space="0" w:color="000000"/>
+              <w:left w:val="single" w:sz="8" w:space="0" w:color="000000"/>
+              <w:bottom w:val="single" w:sz="8" w:space="0" w:color="000000"/>
+              <w:right w:val="single" w:sz="8" w:space="0" w:color="000000"/>
+            </w:tcBorders>
+            <w:tcMar>
+              <w:top w:w="80" w:type="dxa"/>
+              <w:left w:w="80" w:type="dxa"/>
+              <w:bottom w:w="80" w:type="dxa"/>
+              <w:right w:w="80" w:type="dxa"/>
+            </w:tcMar>
+          </w:tcPr>
+          <w:p>
+            <w:pPr>
+              <w:pStyle w:val="Corpo"/>
+              <w:jc w:val="left"/>
+              <w:rPr>
+                <w:rFonts w:ascii="Helvetica Neue" w:hAnsi="Helvetica Neue"/>
+              </w:rPr>
+            </w:pPr>
+            <w:r>
+              <w:rPr>
+                <w:rFonts w:ascii="Helvetica Neue" w:hAnsi="Helvetica Neue"/>
+              </w:rPr>
+              <w:t>Registra il tempo stimato</w:t>
+            </w:r>
+          </w:p>
+        </w:tc>
+      </w:tr>
+      <w:tr>
+        <w:trPr>
+          <w:trHeight w:val="962"/>
+        </w:trPr>
+        <w:tc>
+          <w:tcPr>
+            <w:tcW w:w="570" w:type="dxa"/>
+            <w:tcBorders>
+              <w:top w:val="single" w:sz="8" w:space="0" w:color="000000"/>
+              <w:left w:val="single" w:sz="8" w:space="0" w:color="000000"/>
+              <w:bottom w:val="single" w:sz="8" w:space="0" w:color="000000"/>
+              <w:right w:val="single" w:sz="8" w:space="0" w:color="000000"/>
+            </w:tcBorders>
+            <w:tcMar>
+              <w:top w:w="80" w:type="dxa"/>
+              <w:left w:w="80" w:type="dxa"/>
+              <w:bottom w:w="80" w:type="dxa"/>
+              <w:right w:w="80" w:type="dxa"/>
+            </w:tcMar>
+          </w:tcPr>
+          <w:p>
+            <w:pPr>
+              <w:pStyle w:val="Intestazione3"/>
+              <w:spacing w:before="0"/>
+              <w:jc w:val="left"/>
+              <w:rPr>
+                <w:rFonts w:ascii="Helvetica Neue" w:hAnsi="Helvetica Neue"/>
+              </w:rPr>
+            </w:pPr>
+          </w:p>
+          <w:p>
+            <w:pPr>
+              <w:pStyle w:val="Intestazione3"/>
+              <w:spacing w:before="0"/>
+              <w:jc w:val="left"/>
+              <w:rPr>
+                <w:rFonts w:ascii="Helvetica Neue" w:hAnsi="Helvetica Neue"/>
+              </w:rPr>
+            </w:pPr>
+            <w:r>
+              <w:rPr>
+                <w:rFonts w:ascii="Helvetica Neue" w:hAnsi="Helvetica Neue"/>
+              </w:rPr>
+              <w:t>6</w:t>
+            </w:r>
+          </w:p>
+        </w:tc>
+        <w:tc>
+          <w:tcPr>
+            <w:tcW w:w="5657" w:type="dxa"/>
+            <w:tcBorders>
+              <w:top w:val="single" w:sz="8" w:space="0" w:color="000000"/>
+              <w:left w:val="single" w:sz="8" w:space="0" w:color="000000"/>
+              <w:bottom w:val="single" w:sz="8" w:space="0" w:color="000000"/>
+              <w:right w:val="single" w:sz="8" w:space="0" w:color="000000"/>
+            </w:tcBorders>
+            <w:tcMar>
+              <w:top w:w="80" w:type="dxa"/>
+              <w:left w:w="80" w:type="dxa"/>
+              <w:bottom w:w="80" w:type="dxa"/>
+              <w:right w:w="80" w:type="dxa"/>
+            </w:tcMar>
+          </w:tcPr>
+          <w:p>
+            <w:pPr>
+              <w:pStyle w:val="Corpo"/>
+              <w:widowControl/>
+              <w:rPr>
+                <w:rFonts w:ascii="Helvetica Neue" w:hAnsi="Helvetica Neue"/>
+              </w:rPr>
+            </w:pPr>
+            <w:r>
+              <w:rPr>
+                <w:rFonts w:ascii="Helvetica Neue" w:hAnsi="Helvetica Neue"/>
+              </w:rPr>
+              <w:t>Assegna il compito a uno dei cuochi disponibili nel turno</w:t>
+            </w:r>
+          </w:p>
+        </w:tc>
+        <w:tc>
+          <w:tcPr>
+            <w:tcW w:w="4571" w:type="dxa"/>
+            <w:tcBorders>
+              <w:top w:val="single" w:sz="8" w:space="0" w:color="000000"/>
+              <w:left w:val="single" w:sz="8" w:space="0" w:color="000000"/>
+              <w:bottom w:val="single" w:sz="8" w:space="0" w:color="000000"/>
+              <w:right w:val="single" w:sz="8" w:space="0" w:color="000000"/>
+            </w:tcBorders>
+            <w:tcMar>
+              <w:top w:w="80" w:type="dxa"/>
+              <w:left w:w="80" w:type="dxa"/>
+              <w:bottom w:w="80" w:type="dxa"/>
+              <w:right w:w="80" w:type="dxa"/>
+            </w:tcMar>
+          </w:tcPr>
+          <w:p>
+            <w:pPr>
+              <w:pStyle w:val="Corpo"/>
+              <w:jc w:val="left"/>
+              <w:rPr>
+                <w:rFonts w:ascii="Helvetica Neue" w:hAnsi="Helvetica Neue"/>
+              </w:rPr>
+            </w:pPr>
+            <w:r>
+              <w:rPr>
+                <w:rFonts w:ascii="Helvetica Neue" w:hAnsi="Helvetica Neue"/>
+              </w:rPr>
+              <w:t>Registra l'assegnamento e aggiorna il carico di lavoro (tempo stimato totale) del cuoco selezionato</w:t>
+            </w:r>
+          </w:p>
+        </w:tc>
+      </w:tr>
+      <w:tr>
+        <w:trPr>
+          <w:trHeight w:val="582"/>
+        </w:trPr>
+        <w:tc>
+          <w:tcPr>
+            <w:tcW w:w="570" w:type="dxa"/>
+            <w:tcBorders>
+              <w:top w:val="single" w:sz="8" w:space="0" w:color="000000"/>
+              <w:left w:val="single" w:sz="8" w:space="0" w:color="000000"/>
+              <w:bottom w:val="single" w:sz="8" w:space="0" w:color="000000"/>
+              <w:right w:val="single" w:sz="8" w:space="0" w:color="000000"/>
+            </w:tcBorders>
+            <w:tcMar>
+              <w:top w:w="80" w:type="dxa"/>
+              <w:left w:w="80" w:type="dxa"/>
+              <w:bottom w:w="80" w:type="dxa"/>
+              <w:right w:w="80" w:type="dxa"/>
+            </w:tcMar>
+          </w:tcPr>
+          <w:p>
+            <w:pPr>
+              <w:pStyle w:val="Intestazione3"/>
+              <w:spacing w:before="0"/>
+              <w:jc w:val="left"/>
+              <w:rPr>
+                <w:rFonts w:ascii="Helvetica Neue" w:hAnsi="Helvetica Neue"/>
+              </w:rPr>
+            </w:pPr>
+          </w:p>
+        </w:tc>
+        <w:tc>
+          <w:tcPr>
+            <w:tcW w:w="5657" w:type="dxa"/>
+            <w:tcBorders>
+              <w:top w:val="single" w:sz="8" w:space="0" w:color="000000"/>
+              <w:left w:val="single" w:sz="8" w:space="0" w:color="000000"/>
+              <w:bottom w:val="single" w:sz="8" w:space="0" w:color="000000"/>
+              <w:right w:val="single" w:sz="8" w:space="0" w:color="000000"/>
+            </w:tcBorders>
+            <w:tcMar>
+              <w:top w:w="80" w:type="dxa"/>
+              <w:left w:w="80" w:type="dxa"/>
+              <w:bottom w:w="80" w:type="dxa"/>
+              <w:right w:w="80" w:type="dxa"/>
+            </w:tcMar>
+          </w:tcPr>
+          <w:p>
+            <w:pPr>
+              <w:pStyle w:val="Corpo"/>
+              <w:widowControl/>
+              <w:rPr>
+                <w:rFonts w:ascii="Helvetica Neue" w:hAnsi="Helvetica Neue"/>
+                <w:i/>
+                <w:iCs/>
+              </w:rPr>
+            </w:pPr>
+            <w:r>
+              <w:rPr>
+                <w:rFonts w:ascii="Helvetica Neue" w:hAnsi="Helvetica Neue"/>
+                <w:i/>
+                <w:iCs/>
+              </w:rPr>
+              <w:t>Ripete i passi da 3 a 6 finché ci sono compiti da assegnare per il turno</w:t>
+            </w:r>
+          </w:p>
+        </w:tc>
+        <w:tc>
+          <w:tcPr>
+            <w:tcW w:w="4571" w:type="dxa"/>
+            <w:tcBorders>
+              <w:top w:val="single" w:sz="8" w:space="0" w:color="000000"/>
+              <w:left w:val="single" w:sz="8" w:space="0" w:color="000000"/>
+              <w:bottom w:val="single" w:sz="8" w:space="0" w:color="000000"/>
+              <w:right w:val="single" w:sz="8" w:space="0" w:color="000000"/>
+            </w:tcBorders>
+            <w:tcMar>
+              <w:top w:w="80" w:type="dxa"/>
+              <w:left w:w="80" w:type="dxa"/>
+              <w:bottom w:w="80" w:type="dxa"/>
+              <w:right w:w="80" w:type="dxa"/>
+            </w:tcMar>
+          </w:tcPr>
+          <w:p>
+            <w:pPr>
+              <w:pStyle w:val="Corpo"/>
+              <w:jc w:val="left"/>
+              <w:rPr>
+                <w:rFonts w:ascii="Helvetica Neue" w:hAnsi="Helvetica Neue"/>
+              </w:rPr>
+            </w:pPr>
+          </w:p>
+        </w:tc>
+      </w:tr>
+      <w:tr>
+        <w:trPr>
+          <w:trHeight w:val="300"/>
+        </w:trPr>
+        <w:tc>
+          <w:tcPr>
+            <w:tcW w:w="570" w:type="dxa"/>
+            <w:tcBorders>
+              <w:top w:val="single" w:sz="8" w:space="0" w:color="000000"/>
+              <w:left w:val="single" w:sz="8" w:space="0" w:color="000000"/>
+              <w:bottom w:val="single" w:sz="8" w:space="0" w:color="000000"/>
+              <w:right w:val="single" w:sz="8" w:space="0" w:color="000000"/>
+            </w:tcBorders>
+            <w:tcMar>
+              <w:top w:w="80" w:type="dxa"/>
+              <w:left w:w="80" w:type="dxa"/>
+              <w:bottom w:w="80" w:type="dxa"/>
+              <w:right w:w="80" w:type="dxa"/>
+            </w:tcMar>
+          </w:tcPr>
+          <w:p>
+            <w:pPr>
+              <w:pStyle w:val="Intestazione3"/>
+              <w:spacing w:before="0"/>
+              <w:jc w:val="left"/>
+              <w:rPr>
+                <w:rFonts w:ascii="Helvetica Neue" w:hAnsi="Helvetica Neue"/>
+              </w:rPr>
+            </w:pPr>
+            <w:r>
+              <w:rPr>
+                <w:rFonts w:ascii="Helvetica Neue" w:hAnsi="Helvetica Neue"/>
+              </w:rPr>
+              <w:lastRenderedPageBreak/>
+              <w:t>7</w:t>
+            </w:r>
+          </w:p>
+        </w:tc>
+        <w:tc>
+          <w:tcPr>
+            <w:tcW w:w="5657" w:type="dxa"/>
+            <w:tcBorders>
+              <w:top w:val="single" w:sz="8" w:space="0" w:color="000000"/>
+              <w:left w:val="single" w:sz="8" w:space="0" w:color="000000"/>
+              <w:bottom w:val="single" w:sz="8" w:space="0" w:color="000000"/>
+              <w:right w:val="single" w:sz="8" w:space="0" w:color="000000"/>
+            </w:tcBorders>
+            <w:tcMar>
+              <w:top w:w="80" w:type="dxa"/>
+              <w:left w:w="80" w:type="dxa"/>
+              <w:bottom w:w="80" w:type="dxa"/>
+              <w:right w:w="80" w:type="dxa"/>
+            </w:tcMar>
+          </w:tcPr>
+          <w:p>
+            <w:pPr>
+              <w:pStyle w:val="Corpo"/>
+              <w:widowControl/>
+              <w:rPr>
+                <w:rFonts w:ascii="Helvetica Neue" w:hAnsi="Helvetica Neue"/>
+              </w:rPr>
+            </w:pPr>
+            <w:r>
+              <w:rPr>
+                <w:rFonts w:ascii="Helvetica Neue" w:hAnsi="Helvetica Neue"/>
+              </w:rPr>
+              <w:t>Valuta che le attività assegnate saturano l'utilizzo della cucina e contrassegna il turno come "completo"</w:t>
+            </w:r>
+          </w:p>
+        </w:tc>
+        <w:tc>
+          <w:tcPr>
+            <w:tcW w:w="4571" w:type="dxa"/>
+            <w:tcBorders>
+              <w:top w:val="single" w:sz="8" w:space="0" w:color="000000"/>
+              <w:left w:val="single" w:sz="8" w:space="0" w:color="000000"/>
+              <w:bottom w:val="single" w:sz="8" w:space="0" w:color="000000"/>
+              <w:right w:val="single" w:sz="8" w:space="0" w:color="000000"/>
+            </w:tcBorders>
+            <w:tcMar>
+              <w:top w:w="80" w:type="dxa"/>
+              <w:left w:w="80" w:type="dxa"/>
+              <w:bottom w:w="80" w:type="dxa"/>
+              <w:right w:w="80" w:type="dxa"/>
+            </w:tcMar>
+          </w:tcPr>
+          <w:p>
+            <w:pPr>
+              <w:pStyle w:val="Corpo"/>
+              <w:jc w:val="left"/>
+              <w:rPr>
+                <w:rFonts w:ascii="Helvetica Neue" w:hAnsi="Helvetica Neue"/>
+              </w:rPr>
+            </w:pPr>
+            <w:r>
+              <w:rPr>
+                <w:rFonts w:ascii="Helvetica Neue" w:hAnsi="Helvetica Neue"/>
+              </w:rPr>
+              <w:t>Registra lo stato "completo" per il turno preparatorio, segnalando che non possono essere aggiunti nuovi compiti</w:t>
+            </w:r>
+          </w:p>
+        </w:tc>
+      </w:tr>
+      <w:tr>
+        <w:trPr>
+          <w:trHeight w:val="944"/>
+        </w:trPr>
+        <w:tc>
+          <w:tcPr>
+            <w:tcW w:w="570" w:type="dxa"/>
+            <w:tcBorders>
+              <w:top w:val="single" w:sz="8" w:space="0" w:color="000000"/>
+              <w:left w:val="single" w:sz="8" w:space="0" w:color="000000"/>
+              <w:bottom w:val="single" w:sz="8" w:space="0" w:color="000000"/>
+              <w:right w:val="single" w:sz="8" w:space="0" w:color="000000"/>
+            </w:tcBorders>
+            <w:tcMar>
+              <w:top w:w="80" w:type="dxa"/>
+              <w:left w:w="80" w:type="dxa"/>
+              <w:bottom w:w="80" w:type="dxa"/>
+              <w:right w:w="80" w:type="dxa"/>
+            </w:tcMar>
+          </w:tcPr>
+          <w:p>
+            <w:pPr>
+              <w:pStyle w:val="Intestazione3"/>
+              <w:spacing w:before="0"/>
+              <w:jc w:val="left"/>
+              <w:rPr>
+                <w:rFonts w:ascii="Helvetica Neue" w:hAnsi="Helvetica Neue"/>
+              </w:rPr>
+            </w:pPr>
+            <w:r>
+              <w:rPr>
+                <w:rFonts w:ascii="Helvetica Neue" w:hAnsi="Helvetica Neue"/>
+              </w:rPr>
+              <w:t>8</w:t>
+            </w:r>
+          </w:p>
+        </w:tc>
+        <w:tc>
+          <w:tcPr>
+            <w:tcW w:w="5657" w:type="dxa"/>
+            <w:tcBorders>
+              <w:top w:val="single" w:sz="8" w:space="0" w:color="000000"/>
+              <w:left w:val="single" w:sz="8" w:space="0" w:color="000000"/>
+              <w:bottom w:val="single" w:sz="8" w:space="0" w:color="000000"/>
+              <w:right w:val="single" w:sz="8" w:space="0" w:color="000000"/>
+            </w:tcBorders>
+            <w:tcMar>
+              <w:top w:w="80" w:type="dxa"/>
+              <w:left w:w="80" w:type="dxa"/>
+              <w:bottom w:w="80" w:type="dxa"/>
+              <w:right w:w="80" w:type="dxa"/>
+            </w:tcMar>
+          </w:tcPr>
+          <w:p>
+            <w:pPr>
+              <w:pStyle w:val="Corpo"/>
+              <w:widowControl/>
+              <w:rPr>
+                <w:rFonts w:ascii="Helvetica Neue" w:hAnsi="Helvetica Neue"/>
+              </w:rPr>
+            </w:pPr>
+            <w:r>
+              <w:rPr>
+                <w:rFonts w:ascii="Helvetica Neue" w:hAnsi="Helvetica Neue"/>
+              </w:rPr>
+              <w:t>Conferma le assegnazioni e il lavoro svolto sul turno</w:t>
+            </w:r>
+          </w:p>
+        </w:tc>
+        <w:tc>
+          <w:tcPr>
+            <w:tcW w:w="4571" w:type="dxa"/>
+            <w:tcBorders>
+              <w:top w:val="single" w:sz="8" w:space="0" w:color="000000"/>
+              <w:left w:val="single" w:sz="8" w:space="0" w:color="000000"/>
+              <w:bottom w:val="single" w:sz="8" w:space="0" w:color="000000"/>
+              <w:right w:val="single" w:sz="8" w:space="0" w:color="000000"/>
+            </w:tcBorders>
+            <w:tcMar>
+              <w:top w:w="80" w:type="dxa"/>
+              <w:left w:w="80" w:type="dxa"/>
+              <w:bottom w:w="80" w:type="dxa"/>
+              <w:right w:w="80" w:type="dxa"/>
+            </w:tcMar>
+          </w:tcPr>
+          <w:p>
+            <w:pPr>
+              <w:pStyle w:val="Corpo"/>
+              <w:jc w:val="left"/>
+              <w:rPr>
+                <w:rFonts w:ascii="Helvetica Neue" w:hAnsi="Helvetica Neue"/>
+              </w:rPr>
+            </w:pPr>
+            <w:r>
+              <w:rPr>
+                <w:rFonts w:ascii="Helvetica Neue" w:hAnsi="Helvetica Neue"/>
+              </w:rPr>
+              <w:t>Salva definitivamente i compiti, rendendoli visibili ai cuochi sulla loro bacheca</w:t>
+            </w:r>
+          </w:p>
+        </w:tc>
+      </w:tr>
+      <w:tr>
+        <w:trPr>
+          <w:trHeight w:val="300"/>
+        </w:trPr>
+        <w:tc>
+          <w:tcPr>
+            <w:tcW w:w="570" w:type="dxa"/>
+            <w:tcBorders>
+              <w:top w:val="single" w:sz="8" w:space="0" w:color="000000"/>
+              <w:left w:val="single" w:sz="8" w:space="0" w:color="000000"/>
+              <w:bottom w:val="single" w:sz="8" w:space="0" w:color="000000"/>
+              <w:right w:val="single" w:sz="8" w:space="0" w:color="000000"/>
+            </w:tcBorders>
+            <w:tcMar>
+              <w:top w:w="80" w:type="dxa"/>
+              <w:left w:w="80" w:type="dxa"/>
+              <w:bottom w:w="80" w:type="dxa"/>
+              <w:right w:w="80" w:type="dxa"/>
+            </w:tcMar>
+          </w:tcPr>
+          <w:p>
+            <w:pPr>
+              <w:rPr>
+                <w:rFonts w:ascii="Helvetica Neue" w:hAnsi="Helvetica Neue"/>
+              </w:rPr>
+            </w:pPr>
+          </w:p>
+        </w:tc>
+        <w:tc>
+          <w:tcPr>
+            <w:tcW w:w="5657" w:type="dxa"/>
+            <w:tcBorders>
+              <w:top w:val="single" w:sz="8" w:space="0" w:color="000000"/>
+              <w:left w:val="single" w:sz="8" w:space="0" w:color="000000"/>
+              <w:bottom w:val="single" w:sz="8" w:space="0" w:color="000000"/>
+              <w:right w:val="single" w:sz="8" w:space="0" w:color="000000"/>
+            </w:tcBorders>
+            <w:tcMar>
+              <w:top w:w="80" w:type="dxa"/>
+              <w:left w:w="80" w:type="dxa"/>
+              <w:bottom w:w="80" w:type="dxa"/>
+              <w:right w:w="80" w:type="dxa"/>
+            </w:tcMar>
+          </w:tcPr>
+          <w:p>
+            <w:pPr>
+              <w:pStyle w:val="Corpo"/>
+              <w:widowControl/>
+              <w:rPr>
+                <w:rFonts w:ascii="Helvetica Neue" w:hAnsi="Helvetica Neue"/>
+              </w:rPr>
+            </w:pPr>
+            <w:r>
+              <w:rPr>
+                <w:rFonts w:ascii="Helvetica Neue" w:hAnsi="Helvetica Neue"/>
+                <w:i/>
+                <w:iCs/>
+              </w:rPr>
+              <w:t>Termina il caso d’uso</w:t>
+            </w:r>
+          </w:p>
+        </w:tc>
+        <w:tc>
+          <w:tcPr>
+            <w:tcW w:w="4571" w:type="dxa"/>
+            <w:tcBorders>
+              <w:top w:val="single" w:sz="8" w:space="0" w:color="000000"/>
+              <w:left w:val="single" w:sz="8" w:space="0" w:color="000000"/>
+              <w:bottom w:val="single" w:sz="8" w:space="0" w:color="000000"/>
+              <w:right w:val="single" w:sz="8" w:space="0" w:color="000000"/>
+            </w:tcBorders>
+            <w:tcMar>
+              <w:top w:w="80" w:type="dxa"/>
+              <w:left w:w="80" w:type="dxa"/>
+              <w:bottom w:w="80" w:type="dxa"/>
+              <w:right w:w="80" w:type="dxa"/>
+            </w:tcMar>
+          </w:tcPr>
+          <w:p>
+            <w:pPr>
+              <w:rPr>
+                <w:rFonts w:ascii="Helvetica Neue" w:hAnsi="Helvetica Neue"/>
+              </w:rPr>
+            </w:pPr>
+          </w:p>
+        </w:tc>
+      </w:tr>
+    </w:tbl>
+    <w:p>
+      <w:pPr>
+        <w:pStyle w:val="Intestazione"/>
+        <w:spacing w:after="0"/>
+        <w:rPr>
+          <w:rFonts w:ascii="Helvetica Neue" w:hAnsi="Helvetica Neue"/>
+          <w:color w:val="CC0000"/>
+          <w:u w:color="CC0000"/>
+        </w:rPr>
+      </w:pPr>
+      <w:r>
+        <w:rPr>
+          <w:rFonts w:ascii="Helvetica Neue" w:hAnsi="Helvetica Neue"/>
+          <w:color w:val="CC0000"/>
+          <w:u w:color="CC0000"/>
+        </w:rPr>
+        <w:t xml:space="preserve">Eccezione </w:t>
+      </w:r>
+      <w:r>
+        <w:rPr>
+          <w:rFonts w:ascii="Helvetica Neue" w:hAnsi="Helvetica Neue"/>
+          <w:color w:val="CC0000"/>
+          <w:u w:color="CC0000"/>
+        </w:rPr>
+        <w:t>2a</w:t>
+      </w:r>
+    </w:p>
+    <w:tbl>
+      <w:tblPr>
+        <w:tblStyle w:val="TableNormal"/>
+        <w:tblW w:w="10515" w:type="dxa"/>
+        <w:tblInd w:w="138" w:type="dxa"/>
+        <w:tblBorders>
+          <w:top w:val="single" w:sz="8" w:space="0" w:color="FFFFFF"/>
+          <w:left w:val="single" w:sz="8" w:space="0" w:color="FFFFFF"/>
+          <w:bottom w:val="single" w:sz="8" w:space="0" w:color="FFFFFF"/>
+          <w:right w:val="single" w:sz="8" w:space="0" w:color="FFFFFF"/>
+          <w:insideH w:val="single" w:sz="8" w:space="0" w:color="FFFFFF"/>
+          <w:insideV w:val="single" w:sz="8" w:space="0" w:color="FFFFFF"/>
+        </w:tblBorders>
+        <w:shd w:val="clear" w:color="auto" w:fill="CED7E7"/>
+        <w:tblLayout w:type="fixed"/>
+        <w:tblLook w:val="04A0" w:firstRow="1" w:lastRow="0" w:firstColumn="1" w:lastColumn="0" w:noHBand="0" w:noVBand="1"/>
+      </w:tblPr>
+      <w:tblGrid>
+        <w:gridCol w:w="1080"/>
+        <w:gridCol w:w="4605"/>
+        <w:gridCol w:w="4830"/>
+      </w:tblGrid>
+      <w:tr>
+        <w:trPr>
+          <w:trHeight w:val="360"/>
+        </w:trPr>
+        <w:tc>
+          <w:tcPr>
+            <w:tcW w:w="1080" w:type="dxa"/>
+            <w:tcBorders>
+              <w:top w:val="single" w:sz="8" w:space="0" w:color="000000"/>
+              <w:left w:val="single" w:sz="8" w:space="0" w:color="000000"/>
+              <w:bottom w:val="single" w:sz="8" w:space="0" w:color="000000"/>
+              <w:right w:val="single" w:sz="8" w:space="0" w:color="000000"/>
+            </w:tcBorders>
+            <w:shd w:val="clear" w:color="auto" w:fill="C5F5E7"/>
+            <w:tcMar>
+              <w:top w:w="80" w:type="dxa"/>
+              <w:left w:w="80" w:type="dxa"/>
+              <w:bottom w:w="80" w:type="dxa"/>
+              <w:right w:w="80" w:type="dxa"/>
+            </w:tcMar>
+          </w:tcPr>
+          <w:p>
+            <w:pPr>
+              <w:pStyle w:val="Intestazione2"/>
+              <w:spacing w:before="0" w:after="0"/>
+              <w:rPr>
+                <w:rFonts w:ascii="Helvetica Neue" w:hAnsi="Helvetica Neue"/>
+              </w:rPr>
+            </w:pPr>
+            <w:r>
+              <w:rPr>
+                <w:rFonts w:ascii="Helvetica Neue" w:hAnsi="Helvetica Neue"/>
+              </w:rPr>
+              <w:t xml:space="preserve"># </w:t>
+            </w:r>
+          </w:p>
+        </w:tc>
+        <w:tc>
+          <w:tcPr>
+            <w:tcW w:w="4605" w:type="dxa"/>
+            <w:tcBorders>
+              <w:top w:val="single" w:sz="8" w:space="0" w:color="000000"/>
+              <w:left w:val="single" w:sz="8" w:space="0" w:color="000000"/>
+              <w:bottom w:val="single" w:sz="8" w:space="0" w:color="000000"/>
+              <w:right w:val="single" w:sz="8" w:space="0" w:color="000000"/>
+            </w:tcBorders>
+            <w:shd w:val="clear" w:color="auto" w:fill="C5F5E7"/>
+            <w:tcMar>
+              <w:top w:w="80" w:type="dxa"/>
+              <w:left w:w="180" w:type="dxa"/>
+              <w:bottom w:w="80" w:type="dxa"/>
+              <w:right w:w="80" w:type="dxa"/>
+            </w:tcMar>
+          </w:tcPr>
+          <w:p>
+            <w:pPr>
+              <w:pStyle w:val="Intestazione2"/>
+              <w:spacing w:before="0" w:after="0"/>
+              <w:ind w:left="100"/>
+              <w:jc w:val="center"/>
+              <w:rPr>
+                <w:rFonts w:ascii="Helvetica Neue" w:hAnsi="Helvetica Neue"/>
+              </w:rPr>
+            </w:pPr>
+            <w:r>
+              <w:rPr>
+                <w:rFonts w:ascii="Helvetica Neue" w:hAnsi="Helvetica Neue"/>
+              </w:rPr>
+              <w:t>Attore</w:t>
+            </w:r>
+          </w:p>
+        </w:tc>
+        <w:tc>
+          <w:tcPr>
+            <w:tcW w:w="4830" w:type="dxa"/>
+            <w:tcBorders>
+              <w:top w:val="single" w:sz="8" w:space="0" w:color="000000"/>
+              <w:left w:val="single" w:sz="8" w:space="0" w:color="000000"/>
+              <w:bottom w:val="single" w:sz="8" w:space="0" w:color="000000"/>
+              <w:right w:val="single" w:sz="8" w:space="0" w:color="000000"/>
+            </w:tcBorders>
+            <w:shd w:val="clear" w:color="auto" w:fill="C5F5E7"/>
+            <w:tcMar>
+              <w:top w:w="80" w:type="dxa"/>
+              <w:left w:w="180" w:type="dxa"/>
+              <w:bottom w:w="80" w:type="dxa"/>
+              <w:right w:w="80" w:type="dxa"/>
+            </w:tcMar>
+          </w:tcPr>
+          <w:p>
+            <w:pPr>
+              <w:pStyle w:val="Intestazione2"/>
+              <w:spacing w:before="0" w:after="0"/>
+              <w:ind w:left="100"/>
+              <w:jc w:val="center"/>
+              <w:rPr>
+                <w:rFonts w:ascii="Helvetica Neue" w:hAnsi="Helvetica Neue"/>
+              </w:rPr>
+            </w:pPr>
+            <w:r>
+              <w:rPr>
+                <w:rFonts w:ascii="Helvetica Neue" w:hAnsi="Helvetica Neue"/>
+              </w:rPr>
+              <w:t>Sistema</w:t>
+            </w:r>
+          </w:p>
+        </w:tc>
+      </w:tr>
+      <w:tr>
+        <w:trPr>
+          <w:trHeight w:val="944"/>
+        </w:trPr>
+        <w:tc>
+          <w:tcPr>
+            <w:tcW w:w="1080" w:type="dxa"/>
+            <w:tcBorders>
+              <w:top w:val="single" w:sz="8" w:space="0" w:color="000000"/>
+              <w:left w:val="single" w:sz="8" w:space="0" w:color="000000"/>
+              <w:bottom w:val="single" w:sz="8" w:space="0" w:color="000000"/>
+              <w:right w:val="single" w:sz="8" w:space="0" w:color="000000"/>
+            </w:tcBorders>
+            <w:tcMar>
+              <w:top w:w="80" w:type="dxa"/>
+              <w:left w:w="80" w:type="dxa"/>
+              <w:bottom w:w="80" w:type="dxa"/>
+              <w:right w:w="80" w:type="dxa"/>
+            </w:tcMar>
+          </w:tcPr>
+          <w:p>
+            <w:pPr>
+              <w:pStyle w:val="Intestazione3"/>
+              <w:spacing w:before="0"/>
+              <w:jc w:val="left"/>
+              <w:rPr>
+                <w:rFonts w:ascii="Helvetica Neue" w:hAnsi="Helvetica Neue"/>
+              </w:rPr>
+            </w:pPr>
+            <w:r>
+              <w:rPr>
+                <w:rFonts w:ascii="Helvetica Neue" w:hAnsi="Helvetica Neue"/>
+                <w:color w:val="CC0000"/>
+                <w:u w:color="CC0000"/>
+              </w:rPr>
+              <w:t>2a</w:t>
+            </w:r>
+            <w:r>
+              <w:rPr>
+                <w:rFonts w:ascii="Helvetica Neue" w:hAnsi="Helvetica Neue"/>
+                <w:color w:val="CC0000"/>
+                <w:u w:color="CC0000"/>
+              </w:rPr>
+              <w:t>.1</w:t>
+            </w:r>
+          </w:p>
+        </w:tc>
+        <w:tc>
+          <w:tcPr>
+            <w:tcW w:w="4605" w:type="dxa"/>
+            <w:tcBorders>
+              <w:top w:val="single" w:sz="8" w:space="0" w:color="000000"/>
+              <w:left w:val="single" w:sz="8" w:space="0" w:color="000000"/>
+              <w:bottom w:val="single" w:sz="8" w:space="0" w:color="000000"/>
+              <w:right w:val="single" w:sz="8" w:space="0" w:color="000000"/>
+            </w:tcBorders>
+            <w:tcMar>
+              <w:top w:w="80" w:type="dxa"/>
+              <w:left w:w="80" w:type="dxa"/>
+              <w:bottom w:w="80" w:type="dxa"/>
+              <w:right w:w="80" w:type="dxa"/>
+            </w:tcMar>
+          </w:tcPr>
+          <w:p>
+            <w:pPr>
+              <w:pStyle w:val="Corpo"/>
+              <w:spacing w:line="240" w:lineRule="auto"/>
+              <w:rPr>
+                <w:rFonts w:ascii="Helvetica Neue" w:hAnsi="Helvetica Neue"/>
+              </w:rPr>
+            </w:pPr>
+            <w:r>
+              <w:rPr>
+                <w:rFonts w:ascii="Helvetica Neue" w:hAnsi="Helvetica Neue"/>
+              </w:rPr>
+              <w:t>Seleziona un turno preparatorio dal Tabellone dei turni</w:t>
+            </w:r>
+          </w:p>
+        </w:tc>
+        <w:tc>
+          <w:tcPr>
+            <w:tcW w:w="4830" w:type="dxa"/>
+            <w:tcBorders>
+              <w:top w:val="single" w:sz="8" w:space="0" w:color="000000"/>
+              <w:left w:val="single" w:sz="8" w:space="0" w:color="000000"/>
+              <w:bottom w:val="single" w:sz="8" w:space="0" w:color="000000"/>
+              <w:right w:val="single" w:sz="8" w:space="0" w:color="000000"/>
+            </w:tcBorders>
+            <w:shd w:val="clear" w:color="auto" w:fill="F4CCCC"/>
+            <w:tcMar>
+              <w:top w:w="80" w:type="dxa"/>
+              <w:left w:w="80" w:type="dxa"/>
+              <w:bottom w:w="80" w:type="dxa"/>
+              <w:right w:w="80" w:type="dxa"/>
+            </w:tcMar>
+          </w:tcPr>
+          <w:p>
+            <w:pPr>
+              <w:pStyle w:val="Corpo"/>
+              <w:jc w:val="left"/>
+              <w:rPr>
+                <w:rFonts w:ascii="Helvetica Neue" w:hAnsi="Helvetica Neue"/>
+              </w:rPr>
+            </w:pPr>
+            <w:r>
+              <w:rPr>
+                <w:rFonts w:ascii="Helvetica Neue" w:hAnsi="Helvetica Neue"/>
+              </w:rPr>
+              <w:t>Il sistema rileva che il turno è già stato contrassegnato come "completo" (saturo) e fornisce i dati in sola lettura, impedendo l'aggiunta di nuovi compiti</w:t>
+            </w:r>
+          </w:p>
+        </w:tc>
+      </w:tr>
+      <w:tr>
+        <w:trPr>
+          <w:trHeight w:val="300"/>
+        </w:trPr>
+        <w:tc>
+          <w:tcPr>
+            <w:tcW w:w="1080" w:type="dxa"/>
+            <w:tcBorders>
+              <w:top w:val="single" w:sz="8" w:space="0" w:color="000000"/>
+              <w:left w:val="single" w:sz="8" w:space="0" w:color="000000"/>
+              <w:bottom w:val="single" w:sz="8" w:space="0" w:color="000000"/>
+              <w:right w:val="single" w:sz="8" w:space="0" w:color="000000"/>
+            </w:tcBorders>
+            <w:tcMar>
+              <w:top w:w="80" w:type="dxa"/>
+              <w:left w:w="80" w:type="dxa"/>
+              <w:bottom w:w="80" w:type="dxa"/>
+              <w:right w:w="80" w:type="dxa"/>
+            </w:tcMar>
+          </w:tcPr>
+          <w:p>
+            <w:pPr>
+              <w:rPr>
+                <w:rFonts w:ascii="Helvetica Neue" w:hAnsi="Helvetica Neue"/>
+              </w:rPr>
+            </w:pPr>
+          </w:p>
+        </w:tc>
+        <w:tc>
+          <w:tcPr>
+            <w:tcW w:w="4605" w:type="dxa"/>
+            <w:tcBorders>
+              <w:top w:val="single" w:sz="8" w:space="0" w:color="000000"/>
+              <w:left w:val="single" w:sz="8" w:space="0" w:color="000000"/>
+              <w:bottom w:val="single" w:sz="8" w:space="0" w:color="000000"/>
+              <w:right w:val="single" w:sz="8" w:space="0" w:color="000000"/>
+            </w:tcBorders>
+            <w:tcMar>
+              <w:top w:w="80" w:type="dxa"/>
+              <w:left w:w="80" w:type="dxa"/>
+              <w:bottom w:w="80" w:type="dxa"/>
+              <w:right w:w="80" w:type="dxa"/>
+            </w:tcMar>
+          </w:tcPr>
+          <w:p>
+            <w:pPr>
+              <w:pStyle w:val="Corpo"/>
+              <w:spacing w:line="240" w:lineRule="auto"/>
+              <w:rPr>
+                <w:rFonts w:ascii="Helvetica Neue" w:hAnsi="Helvetica Neue"/>
+                <w:i/>
+                <w:iCs/>
+              </w:rPr>
+            </w:pPr>
+            <w:r>
+              <w:rPr>
+                <w:rFonts w:ascii="Helvetica Neue" w:hAnsi="Helvetica Neue"/>
+                <w:i/>
+                <w:iCs/>
+              </w:rPr>
+              <w:t>Termina il caso d’uso o torna al passo 1</w:t>
+            </w:r>
+          </w:p>
+        </w:tc>
+        <w:tc>
+          <w:tcPr>
+            <w:tcW w:w="4830" w:type="dxa"/>
+            <w:tcBorders>
+              <w:top w:val="single" w:sz="8" w:space="0" w:color="000000"/>
+              <w:left w:val="single" w:sz="8" w:space="0" w:color="000000"/>
+              <w:bottom w:val="single" w:sz="8" w:space="0" w:color="000000"/>
+              <w:right w:val="single" w:sz="8" w:space="0" w:color="000000"/>
+            </w:tcBorders>
+            <w:tcMar>
+              <w:top w:w="80" w:type="dxa"/>
+              <w:left w:w="80" w:type="dxa"/>
+              <w:bottom w:w="80" w:type="dxa"/>
+              <w:right w:w="80" w:type="dxa"/>
+            </w:tcMar>
+          </w:tcPr>
+          <w:p>
+            <w:pPr>
+              <w:rPr>
+                <w:rFonts w:ascii="Helvetica Neue" w:hAnsi="Helvetica Neue"/>
+              </w:rPr>
+            </w:pPr>
+          </w:p>
+        </w:tc>
+      </w:tr>
+    </w:tbl>
+    <w:p>
+      <w:pPr>
+        <w:pStyle w:val="Intestazione"/>
+        <w:spacing w:after="0"/>
+        <w:rPr>
+          <w:rFonts w:ascii="Helvetica Neue" w:hAnsi="Helvetica Neue"/>
+          <w:color w:val="CC0000"/>
+          <w:u w:color="CC0000"/>
+        </w:rPr>
+      </w:pPr>
+      <w:r>
+        <w:rPr>
+          <w:rFonts w:ascii="Helvetica Neue" w:hAnsi="Helvetica Neue"/>
+          <w:color w:val="CC0000"/>
+          <w:u w:color="CC0000"/>
+        </w:rPr>
+        <w:t xml:space="preserve">Eccezione </w:t>
+      </w:r>
+      <w:r>
+        <w:rPr>
+          <w:rFonts w:ascii="Helvetica Neue" w:hAnsi="Helvetica Neue"/>
+          <w:color w:val="CC0000"/>
+          <w:u w:color="CC0000"/>
+        </w:rPr>
+        <w:t>6</w:t>
+      </w:r>
+      <w:r>
+        <w:rPr>
+          <w:rFonts w:ascii="Helvetica Neue" w:hAnsi="Helvetica Neue"/>
+          <w:color w:val="CC0000"/>
+          <w:u w:color="CC0000"/>
         </w:rPr>
         <w:t>a</w:t>
       </w:r>
@@ -15170,7 +17691,7 @@
       </w:tr>
       <w:tr>
         <w:trPr>
-          <w:trHeight w:val="622"/>
+          <w:trHeight w:val="944"/>
         </w:trPr>
         <w:tc>
           <w:tcPr>
@@ -15200,14 +17721,16 @@
             <w:r>
               <w:rPr>
                 <w:rFonts w:ascii="Helvetica Neue" w:hAnsi="Helvetica Neue"/>
-                <w:color w:val="000000" w:themeColor="text1"/>
-              </w:rPr>
-              <w:t>5</w:t>
-            </w:r>
-            <w:r>
-              <w:rPr>
-                <w:rFonts w:ascii="Helvetica Neue" w:hAnsi="Helvetica Neue"/>
-                <w:color w:val="000000" w:themeColor="text1"/>
+                <w:color w:val="CC0000"/>
+                <w:u w:color="CC0000"/>
+              </w:rPr>
+              <w:t>6</w:t>
+            </w:r>
+            <w:r>
+              <w:rPr>
+                <w:rFonts w:ascii="Helvetica Neue" w:hAnsi="Helvetica Neue"/>
+                <w:color w:val="CC0000"/>
+                <w:u w:color="CC0000"/>
               </w:rPr>
               <w:t>a.1</w:t>
             </w:r>
@@ -15238,7 +17761,10 @@
               </w:rPr>
             </w:pPr>
             <w:r>
-              <w:t>Seleziona un menù precedentemente associato al servizio per apportare una modifica (aggiungere o togliere piatti) specifica per questo evento</w:t>
+              <w:rPr>
+                <w:rFonts w:ascii="Helvetica Neue" w:hAnsi="Helvetica Neue"/>
+              </w:rPr>
+              <w:t>Assegna il compito a un cuoco</w:t>
             </w:r>
           </w:p>
         </w:tc>
@@ -15251,6 +17777,7 @@
               <w:bottom w:val="single" w:sz="8" w:space="0" w:color="000000"/>
               <w:right w:val="single" w:sz="8" w:space="0" w:color="000000"/>
             </w:tcBorders>
+            <w:shd w:val="clear" w:color="auto" w:fill="F4CCCC"/>
             <w:tcMar>
               <w:top w:w="80" w:type="dxa"/>
               <w:left w:w="80" w:type="dxa"/>
@@ -15267,7 +17794,367 @@
               </w:rPr>
             </w:pPr>
             <w:r>
-              <w:t>Fornisce il menù in modalità emendamento</w:t>
+              <w:rPr>
+                <w:rStyle w:val="citation-139"/>
+                <w:rFonts w:ascii="Helvetica Neue" w:hAnsi="Helvetica Neue"/>
+              </w:rPr>
+              <w:t>Il sistema calcola che la nuova stima di tempo aggiunta ai compiti precedenti supera la durata effettiva del turno di disponibilità del cuoco</w:t>
+            </w:r>
+            <w:r>
+              <w:rPr>
+                <w:rFonts w:ascii="Helvetica Neue" w:hAnsi="Helvetica Neue"/>
+              </w:rPr>
+              <w:t>, e mostra un avviso non bloccante allo Chef</w:t>
+            </w:r>
+          </w:p>
+        </w:tc>
+      </w:tr>
+      <w:tr>
+        <w:trPr>
+          <w:trHeight w:val="944"/>
+        </w:trPr>
+        <w:tc>
+          <w:tcPr>
+            <w:tcW w:w="1080" w:type="dxa"/>
+            <w:tcBorders>
+              <w:top w:val="single" w:sz="8" w:space="0" w:color="000000"/>
+              <w:left w:val="single" w:sz="8" w:space="0" w:color="000000"/>
+              <w:bottom w:val="single" w:sz="8" w:space="0" w:color="000000"/>
+              <w:right w:val="single" w:sz="8" w:space="0" w:color="000000"/>
+            </w:tcBorders>
+            <w:tcMar>
+              <w:top w:w="80" w:type="dxa"/>
+              <w:left w:w="80" w:type="dxa"/>
+              <w:bottom w:w="80" w:type="dxa"/>
+              <w:right w:w="80" w:type="dxa"/>
+            </w:tcMar>
+          </w:tcPr>
+          <w:p>
+            <w:pPr>
+              <w:pStyle w:val="Intestazione3"/>
+              <w:spacing w:before="0"/>
+              <w:jc w:val="left"/>
+              <w:rPr>
+                <w:rFonts w:ascii="Helvetica Neue" w:hAnsi="Helvetica Neue"/>
+                <w:color w:val="CC0000"/>
+                <w:u w:color="CC0000"/>
+              </w:rPr>
+            </w:pPr>
+            <w:r>
+              <w:rPr>
+                <w:rFonts w:ascii="Helvetica Neue" w:hAnsi="Helvetica Neue"/>
+                <w:color w:val="CC0000"/>
+                <w:u w:color="CC0000"/>
+              </w:rPr>
+              <w:t>6a.2</w:t>
+            </w:r>
+          </w:p>
+        </w:tc>
+        <w:tc>
+          <w:tcPr>
+            <w:tcW w:w="4605" w:type="dxa"/>
+            <w:tcBorders>
+              <w:top w:val="single" w:sz="8" w:space="0" w:color="000000"/>
+              <w:left w:val="single" w:sz="8" w:space="0" w:color="000000"/>
+              <w:bottom w:val="single" w:sz="8" w:space="0" w:color="000000"/>
+              <w:right w:val="single" w:sz="8" w:space="0" w:color="000000"/>
+            </w:tcBorders>
+            <w:tcMar>
+              <w:top w:w="80" w:type="dxa"/>
+              <w:left w:w="80" w:type="dxa"/>
+              <w:bottom w:w="80" w:type="dxa"/>
+              <w:right w:w="80" w:type="dxa"/>
+            </w:tcMar>
+          </w:tcPr>
+          <w:p>
+            <w:pPr>
+              <w:pStyle w:val="Corpo"/>
+              <w:spacing w:line="240" w:lineRule="auto"/>
+              <w:rPr>
+                <w:rFonts w:ascii="Helvetica Neue" w:hAnsi="Helvetica Neue"/>
+              </w:rPr>
+            </w:pPr>
+            <w:r>
+              <w:rPr>
+                <w:rFonts w:ascii="Helvetica Neue" w:hAnsi="Helvetica Neue"/>
+              </w:rPr>
+              <w:t>Lo Chef conferma comunque l'assegnazione (o sceglie un altro cuoco tornando al passo 6)</w:t>
+            </w:r>
+          </w:p>
+        </w:tc>
+        <w:tc>
+          <w:tcPr>
+            <w:tcW w:w="4830" w:type="dxa"/>
+            <w:tcBorders>
+              <w:top w:val="single" w:sz="8" w:space="0" w:color="000000"/>
+              <w:left w:val="single" w:sz="8" w:space="0" w:color="000000"/>
+              <w:bottom w:val="single" w:sz="8" w:space="0" w:color="000000"/>
+              <w:right w:val="single" w:sz="8" w:space="0" w:color="000000"/>
+            </w:tcBorders>
+            <w:shd w:val="clear" w:color="auto" w:fill="F4CCCC"/>
+            <w:tcMar>
+              <w:top w:w="80" w:type="dxa"/>
+              <w:left w:w="80" w:type="dxa"/>
+              <w:bottom w:w="80" w:type="dxa"/>
+              <w:right w:w="80" w:type="dxa"/>
+            </w:tcMar>
+          </w:tcPr>
+          <w:p>
+            <w:pPr>
+              <w:pStyle w:val="Corpo"/>
+              <w:jc w:val="left"/>
+              <w:rPr>
+                <w:rStyle w:val="citation-139"/>
+                <w:rFonts w:ascii="Helvetica Neue" w:hAnsi="Helvetica Neue"/>
+              </w:rPr>
+            </w:pPr>
+            <w:r>
+              <w:rPr>
+                <w:rFonts w:ascii="Helvetica Neue" w:hAnsi="Helvetica Neue"/>
+              </w:rPr>
+              <w:t>Registra l'assegnamento</w:t>
+            </w:r>
+          </w:p>
+        </w:tc>
+      </w:tr>
+      <w:tr>
+        <w:trPr>
+          <w:trHeight w:val="300"/>
+        </w:trPr>
+        <w:tc>
+          <w:tcPr>
+            <w:tcW w:w="1080" w:type="dxa"/>
+            <w:tcBorders>
+              <w:top w:val="single" w:sz="8" w:space="0" w:color="000000"/>
+              <w:left w:val="single" w:sz="8" w:space="0" w:color="000000"/>
+              <w:bottom w:val="single" w:sz="8" w:space="0" w:color="000000"/>
+              <w:right w:val="single" w:sz="8" w:space="0" w:color="000000"/>
+            </w:tcBorders>
+            <w:tcMar>
+              <w:top w:w="80" w:type="dxa"/>
+              <w:left w:w="80" w:type="dxa"/>
+              <w:bottom w:w="80" w:type="dxa"/>
+              <w:right w:w="80" w:type="dxa"/>
+            </w:tcMar>
+          </w:tcPr>
+          <w:p>
+            <w:pPr>
+              <w:rPr>
+                <w:rFonts w:ascii="Helvetica Neue" w:hAnsi="Helvetica Neue"/>
+              </w:rPr>
+            </w:pPr>
+          </w:p>
+        </w:tc>
+        <w:tc>
+          <w:tcPr>
+            <w:tcW w:w="4605" w:type="dxa"/>
+            <w:tcBorders>
+              <w:top w:val="single" w:sz="8" w:space="0" w:color="000000"/>
+              <w:left w:val="single" w:sz="8" w:space="0" w:color="000000"/>
+              <w:bottom w:val="single" w:sz="8" w:space="0" w:color="000000"/>
+              <w:right w:val="single" w:sz="8" w:space="0" w:color="000000"/>
+            </w:tcBorders>
+            <w:tcMar>
+              <w:top w:w="80" w:type="dxa"/>
+              <w:left w:w="80" w:type="dxa"/>
+              <w:bottom w:w="80" w:type="dxa"/>
+              <w:right w:w="80" w:type="dxa"/>
+            </w:tcMar>
+          </w:tcPr>
+          <w:p>
+            <w:pPr>
+              <w:pStyle w:val="Corpo"/>
+              <w:spacing w:line="240" w:lineRule="auto"/>
+              <w:rPr>
+                <w:rFonts w:ascii="Helvetica Neue" w:hAnsi="Helvetica Neue"/>
+                <w:i/>
+                <w:iCs/>
+              </w:rPr>
+            </w:pPr>
+            <w:r>
+              <w:rPr>
+                <w:rFonts w:ascii="Helvetica Neue" w:hAnsi="Helvetica Neue"/>
+                <w:i/>
+                <w:iCs/>
+              </w:rPr>
+              <w:t>Il flusso riprende dallo step successivo del loop (passo 3 o 7)</w:t>
+            </w:r>
+          </w:p>
+        </w:tc>
+        <w:tc>
+          <w:tcPr>
+            <w:tcW w:w="4830" w:type="dxa"/>
+            <w:tcBorders>
+              <w:top w:val="single" w:sz="8" w:space="0" w:color="000000"/>
+              <w:left w:val="single" w:sz="8" w:space="0" w:color="000000"/>
+              <w:bottom w:val="single" w:sz="8" w:space="0" w:color="000000"/>
+              <w:right w:val="single" w:sz="8" w:space="0" w:color="000000"/>
+            </w:tcBorders>
+            <w:tcMar>
+              <w:top w:w="80" w:type="dxa"/>
+              <w:left w:w="80" w:type="dxa"/>
+              <w:bottom w:w="80" w:type="dxa"/>
+              <w:right w:w="80" w:type="dxa"/>
+            </w:tcMar>
+          </w:tcPr>
+          <w:p>
+            <w:pPr>
+              <w:rPr>
+                <w:rFonts w:ascii="Helvetica Neue" w:hAnsi="Helvetica Neue"/>
+              </w:rPr>
+            </w:pPr>
+          </w:p>
+        </w:tc>
+      </w:tr>
+    </w:tbl>
+    <w:p>
+      <w:pPr>
+        <w:pStyle w:val="Intestazione"/>
+        <w:spacing w:after="0"/>
+        <w:rPr>
+          <w:rFonts w:ascii="Helvetica Neue" w:hAnsi="Helvetica Neue"/>
+        </w:rPr>
+      </w:pPr>
+      <w:r>
+        <w:rPr>
+          <w:rFonts w:ascii="Helvetica Neue" w:hAnsi="Helvetica Neue"/>
+        </w:rPr>
+        <w:lastRenderedPageBreak/>
+        <w:t xml:space="preserve">Estensione </w:t>
+      </w:r>
+      <w:r>
+        <w:rPr>
+          <w:rFonts w:ascii="Helvetica Neue" w:hAnsi="Helvetica Neue"/>
+        </w:rPr>
+        <w:t>4a</w:t>
+      </w:r>
+    </w:p>
+    <w:tbl>
+      <w:tblPr>
+        <w:tblStyle w:val="TableNormal"/>
+        <w:tblW w:w="10515" w:type="dxa"/>
+        <w:tblInd w:w="138" w:type="dxa"/>
+        <w:tblBorders>
+          <w:top w:val="single" w:sz="8" w:space="0" w:color="FFFFFF"/>
+          <w:left w:val="single" w:sz="8" w:space="0" w:color="FFFFFF"/>
+          <w:bottom w:val="single" w:sz="8" w:space="0" w:color="FFFFFF"/>
+          <w:right w:val="single" w:sz="8" w:space="0" w:color="FFFFFF"/>
+          <w:insideH w:val="single" w:sz="8" w:space="0" w:color="FFFFFF"/>
+          <w:insideV w:val="single" w:sz="8" w:space="0" w:color="FFFFFF"/>
+        </w:tblBorders>
+        <w:shd w:val="clear" w:color="auto" w:fill="CED7E7"/>
+        <w:tblLayout w:type="fixed"/>
+        <w:tblLook w:val="04A0" w:firstRow="1" w:lastRow="0" w:firstColumn="1" w:lastColumn="0" w:noHBand="0" w:noVBand="1"/>
+      </w:tblPr>
+      <w:tblGrid>
+        <w:gridCol w:w="1080"/>
+        <w:gridCol w:w="4605"/>
+        <w:gridCol w:w="4830"/>
+      </w:tblGrid>
+      <w:tr>
+        <w:trPr>
+          <w:trHeight w:val="360"/>
+        </w:trPr>
+        <w:tc>
+          <w:tcPr>
+            <w:tcW w:w="1080" w:type="dxa"/>
+            <w:tcBorders>
+              <w:top w:val="single" w:sz="8" w:space="0" w:color="000000"/>
+              <w:left w:val="single" w:sz="8" w:space="0" w:color="000000"/>
+              <w:bottom w:val="single" w:sz="8" w:space="0" w:color="000000"/>
+              <w:right w:val="single" w:sz="8" w:space="0" w:color="000000"/>
+            </w:tcBorders>
+            <w:shd w:val="clear" w:color="auto" w:fill="C5F5E7"/>
+            <w:tcMar>
+              <w:top w:w="80" w:type="dxa"/>
+              <w:left w:w="80" w:type="dxa"/>
+              <w:bottom w:w="80" w:type="dxa"/>
+              <w:right w:w="80" w:type="dxa"/>
+            </w:tcMar>
+          </w:tcPr>
+          <w:p>
+            <w:pPr>
+              <w:pStyle w:val="Intestazione2"/>
+              <w:spacing w:before="0" w:after="0"/>
+              <w:rPr>
+                <w:rFonts w:ascii="Helvetica Neue" w:hAnsi="Helvetica Neue"/>
+              </w:rPr>
+            </w:pPr>
+            <w:r>
+              <w:rPr>
+                <w:rFonts w:ascii="Helvetica Neue" w:hAnsi="Helvetica Neue"/>
+              </w:rPr>
+              <w:t xml:space="preserve"># </w:t>
+            </w:r>
+          </w:p>
+        </w:tc>
+        <w:tc>
+          <w:tcPr>
+            <w:tcW w:w="4605" w:type="dxa"/>
+            <w:tcBorders>
+              <w:top w:val="single" w:sz="8" w:space="0" w:color="000000"/>
+              <w:left w:val="single" w:sz="8" w:space="0" w:color="000000"/>
+              <w:bottom w:val="single" w:sz="8" w:space="0" w:color="000000"/>
+              <w:right w:val="single" w:sz="8" w:space="0" w:color="000000"/>
+            </w:tcBorders>
+            <w:shd w:val="clear" w:color="auto" w:fill="C5F5E7"/>
+            <w:tcMar>
+              <w:top w:w="80" w:type="dxa"/>
+              <w:left w:w="180" w:type="dxa"/>
+              <w:bottom w:w="80" w:type="dxa"/>
+              <w:right w:w="80" w:type="dxa"/>
+            </w:tcMar>
+          </w:tcPr>
+          <w:p>
+            <w:pPr>
+              <w:pStyle w:val="Intestazione2"/>
+              <w:spacing w:before="0" w:after="0"/>
+              <w:ind w:left="100"/>
+              <w:jc w:val="center"/>
+              <w:rPr>
+                <w:rFonts w:ascii="Helvetica Neue" w:hAnsi="Helvetica Neue"/>
+              </w:rPr>
+            </w:pPr>
+            <w:r>
+              <w:rPr>
+                <w:rFonts w:ascii="Helvetica Neue" w:hAnsi="Helvetica Neue"/>
+              </w:rPr>
+              <w:t>Attore</w:t>
+            </w:r>
+          </w:p>
+        </w:tc>
+        <w:tc>
+          <w:tcPr>
+            <w:tcW w:w="4830" w:type="dxa"/>
+            <w:tcBorders>
+              <w:top w:val="single" w:sz="8" w:space="0" w:color="000000"/>
+              <w:left w:val="single" w:sz="8" w:space="0" w:color="000000"/>
+              <w:bottom w:val="single" w:sz="8" w:space="0" w:color="000000"/>
+              <w:right w:val="single" w:sz="8" w:space="0" w:color="000000"/>
+            </w:tcBorders>
+            <w:shd w:val="clear" w:color="auto" w:fill="C5F5E7"/>
+            <w:tcMar>
+              <w:top w:w="80" w:type="dxa"/>
+              <w:left w:w="180" w:type="dxa"/>
+              <w:bottom w:w="80" w:type="dxa"/>
+              <w:right w:w="80" w:type="dxa"/>
+            </w:tcMar>
+          </w:tcPr>
+          <w:p>
+            <w:pPr>
+              <w:pStyle w:val="Intestazione2"/>
+              <w:spacing w:before="0" w:after="0"/>
+              <w:ind w:left="100"/>
+              <w:jc w:val="center"/>
+              <w:rPr>
+                <w:rFonts w:ascii="Helvetica Neue" w:hAnsi="Helvetica Neue"/>
+              </w:rPr>
+            </w:pPr>
+            <w:r>
+              <w:rPr>
+                <w:rFonts w:ascii="Helvetica Neue" w:hAnsi="Helvetica Neue"/>
+              </w:rPr>
+              <w:t>Sistema</w:t>
             </w:r>
           </w:p>
         </w:tc>
@@ -15299,22 +18186,21 @@
               <w:jc w:val="left"/>
               <w:rPr>
                 <w:rFonts w:ascii="Helvetica Neue" w:hAnsi="Helvetica Neue"/>
+              </w:rPr>
+            </w:pPr>
+            <w:r>
+              <w:rPr>
+                <w:rFonts w:ascii="Helvetica Neue" w:hAnsi="Helvetica Neue"/>
                 <w:color w:val="000000" w:themeColor="text1"/>
               </w:rPr>
-            </w:pPr>
+              <w:t>4a</w:t>
+            </w:r>
             <w:r>
               <w:rPr>
                 <w:rFonts w:ascii="Helvetica Neue" w:hAnsi="Helvetica Neue"/>
                 <w:color w:val="000000" w:themeColor="text1"/>
               </w:rPr>
-              <w:t>5</w:t>
-            </w:r>
-            <w:r>
-              <w:rPr>
-                <w:rFonts w:ascii="Helvetica Neue" w:hAnsi="Helvetica Neue"/>
-                <w:color w:val="000000" w:themeColor="text1"/>
-              </w:rPr>
-              <w:t>a.2</w:t>
+              <w:t>.1</w:t>
             </w:r>
           </w:p>
         </w:tc>
@@ -15338,9 +18224,15 @@
             <w:pPr>
               <w:pStyle w:val="Corpo"/>
               <w:spacing w:line="240" w:lineRule="auto"/>
-            </w:pPr>
-            <w:r>
-              <w:t>Modifica le voci del menù</w:t>
+              <w:rPr>
+                <w:rFonts w:ascii="Helvetica Neue" w:hAnsi="Helvetica Neue"/>
+              </w:rPr>
+            </w:pPr>
+            <w:r>
+              <w:rPr>
+                <w:rFonts w:ascii="Helvetica Neue" w:hAnsi="Helvetica Neue"/>
+              </w:rPr>
+              <w:t>Seleziona un compito esistente nel turno per modificarlo</w:t>
             </w:r>
           </w:p>
         </w:tc>
@@ -15364,19 +18256,126 @@
             <w:pPr>
               <w:pStyle w:val="Corpo"/>
               <w:jc w:val="left"/>
-            </w:pPr>
-            <w:r>
-              <w:t xml:space="preserve">Registra l'emendamento </w:t>
-            </w:r>
-            <w:r>
-              <w:rPr>
-                <w:i/>
-                <w:iCs/>
-              </w:rPr>
-              <w:t>esclusivamente</w:t>
-            </w:r>
-            <w:r>
-              <w:t xml:space="preserve"> per l'evento in questione, mantenendo intatto il menù originale nel sistema</w:t>
+              <w:rPr>
+                <w:rFonts w:ascii="Helvetica Neue" w:hAnsi="Helvetica Neue"/>
+              </w:rPr>
+            </w:pPr>
+            <w:r>
+              <w:rPr>
+                <w:rFonts w:ascii="Helvetica Neue" w:hAnsi="Helvetica Neue"/>
+              </w:rPr>
+              <w:t>Fornisce i dettagli del compito</w:t>
+            </w:r>
+          </w:p>
+        </w:tc>
+      </w:tr>
+      <w:tr>
+        <w:trPr>
+          <w:trHeight w:val="622"/>
+        </w:trPr>
+        <w:tc>
+          <w:tcPr>
+            <w:tcW w:w="1080" w:type="dxa"/>
+            <w:tcBorders>
+              <w:top w:val="single" w:sz="8" w:space="0" w:color="000000"/>
+              <w:left w:val="single" w:sz="8" w:space="0" w:color="000000"/>
+              <w:bottom w:val="single" w:sz="8" w:space="0" w:color="000000"/>
+              <w:right w:val="single" w:sz="8" w:space="0" w:color="000000"/>
+            </w:tcBorders>
+            <w:tcMar>
+              <w:top w:w="80" w:type="dxa"/>
+              <w:left w:w="80" w:type="dxa"/>
+              <w:bottom w:w="80" w:type="dxa"/>
+              <w:right w:w="80" w:type="dxa"/>
+            </w:tcMar>
+          </w:tcPr>
+          <w:p>
+            <w:pPr>
+              <w:pStyle w:val="Intestazione3"/>
+              <w:spacing w:before="0"/>
+              <w:jc w:val="left"/>
+              <w:rPr>
+                <w:rFonts w:ascii="Helvetica Neue" w:hAnsi="Helvetica Neue"/>
+                <w:color w:val="000000" w:themeColor="text1"/>
+              </w:rPr>
+            </w:pPr>
+            <w:r>
+              <w:rPr>
+                <w:rFonts w:ascii="Helvetica Neue" w:hAnsi="Helvetica Neue"/>
+                <w:color w:val="000000" w:themeColor="text1"/>
+              </w:rPr>
+              <w:t>4a</w:t>
+            </w:r>
+            <w:r>
+              <w:rPr>
+                <w:rFonts w:ascii="Helvetica Neue" w:hAnsi="Helvetica Neue"/>
+                <w:color w:val="000000" w:themeColor="text1"/>
+              </w:rPr>
+              <w:t>.2</w:t>
+            </w:r>
+          </w:p>
+        </w:tc>
+        <w:tc>
+          <w:tcPr>
+            <w:tcW w:w="4605" w:type="dxa"/>
+            <w:tcBorders>
+              <w:top w:val="single" w:sz="8" w:space="0" w:color="000000"/>
+              <w:left w:val="single" w:sz="8" w:space="0" w:color="000000"/>
+              <w:bottom w:val="single" w:sz="8" w:space="0" w:color="000000"/>
+              <w:right w:val="single" w:sz="8" w:space="0" w:color="000000"/>
+            </w:tcBorders>
+            <w:tcMar>
+              <w:top w:w="80" w:type="dxa"/>
+              <w:left w:w="80" w:type="dxa"/>
+              <w:bottom w:w="80" w:type="dxa"/>
+              <w:right w:w="80" w:type="dxa"/>
+            </w:tcMar>
+          </w:tcPr>
+          <w:p>
+            <w:pPr>
+              <w:pStyle w:val="Corpo"/>
+              <w:spacing w:line="240" w:lineRule="auto"/>
+              <w:rPr>
+                <w:rFonts w:ascii="Helvetica Neue" w:hAnsi="Helvetica Neue"/>
+              </w:rPr>
+            </w:pPr>
+            <w:r>
+              <w:rPr>
+                <w:rFonts w:ascii="Helvetica Neue" w:hAnsi="Helvetica Neue"/>
+              </w:rPr>
+              <w:t>Aggiunge o rimuove dei passi della ricetta/preparazione dal compito</w:t>
+            </w:r>
+          </w:p>
+        </w:tc>
+        <w:tc>
+          <w:tcPr>
+            <w:tcW w:w="4830" w:type="dxa"/>
+            <w:tcBorders>
+              <w:top w:val="single" w:sz="8" w:space="0" w:color="000000"/>
+              <w:left w:val="single" w:sz="8" w:space="0" w:color="000000"/>
+              <w:bottom w:val="single" w:sz="8" w:space="0" w:color="000000"/>
+              <w:right w:val="single" w:sz="8" w:space="0" w:color="000000"/>
+            </w:tcBorders>
+            <w:tcMar>
+              <w:top w:w="80" w:type="dxa"/>
+              <w:left w:w="80" w:type="dxa"/>
+              <w:bottom w:w="80" w:type="dxa"/>
+              <w:right w:w="80" w:type="dxa"/>
+            </w:tcMar>
+          </w:tcPr>
+          <w:p>
+            <w:pPr>
+              <w:pStyle w:val="Corpo"/>
+              <w:jc w:val="left"/>
+              <w:rPr>
+                <w:rFonts w:ascii="Helvetica Neue" w:hAnsi="Helvetica Neue"/>
+              </w:rPr>
+            </w:pPr>
+            <w:r>
+              <w:rPr>
+                <w:rFonts w:ascii="Helvetica Neue" w:hAnsi="Helvetica Neue"/>
+              </w:rPr>
+              <w:t>Registra i nuovi passi associati</w:t>
             </w:r>
           </w:p>
         </w:tc>
@@ -15433,16 +18432,18 @@
               <w:pStyle w:val="Corpo"/>
               <w:spacing w:line="240" w:lineRule="auto"/>
               <w:rPr>
+                <w:rFonts w:ascii="Helvetica Neue" w:hAnsi="Helvetica Neue"/>
                 <w:i/>
                 <w:iCs/>
               </w:rPr>
             </w:pPr>
             <w:r>
               <w:rPr>
+                <w:rFonts w:ascii="Helvetica Neue" w:hAnsi="Helvetica Neue"/>
                 <w:i/>
                 <w:iCs/>
               </w:rPr>
-              <w:t>Il flusso riprende dal passo 6 dello scenario principale</w:t>
+              <w:t>Il flusso riprende dal passo 5 o 8</w:t>
             </w:r>
           </w:p>
         </w:tc>
@@ -15479,6 +18480,4303 @@
         <w:pStyle w:val="Corpo"/>
         <w:rPr>
           <w:rFonts w:ascii="Helvetica Neue" w:hAnsi="Helvetica Neue"/>
+        </w:rPr>
+      </w:pPr>
+    </w:p>
+    <w:p>
+      <w:pPr>
+        <w:pStyle w:val="Intestazione"/>
+        <w:spacing w:after="0"/>
+        <w:rPr>
+          <w:rFonts w:ascii="Helvetica Neue" w:hAnsi="Helvetica Neue"/>
+        </w:rPr>
+      </w:pPr>
+      <w:r>
+        <w:rPr>
+          <w:rFonts w:ascii="Helvetica Neue" w:hAnsi="Helvetica Neue"/>
+        </w:rPr>
+        <w:t xml:space="preserve">Estensione </w:t>
+      </w:r>
+      <w:r>
+        <w:rPr>
+          <w:rFonts w:ascii="Helvetica Neue" w:hAnsi="Helvetica Neue"/>
+        </w:rPr>
+        <w:t>5</w:t>
+      </w:r>
+      <w:r>
+        <w:rPr>
+          <w:rFonts w:ascii="Helvetica Neue" w:hAnsi="Helvetica Neue"/>
+        </w:rPr>
+        <w:t>a</w:t>
+      </w:r>
+    </w:p>
+    <w:tbl>
+      <w:tblPr>
+        <w:tblStyle w:val="TableNormal"/>
+        <w:tblW w:w="10515" w:type="dxa"/>
+        <w:tblInd w:w="138" w:type="dxa"/>
+        <w:tblBorders>
+          <w:top w:val="single" w:sz="8" w:space="0" w:color="FFFFFF"/>
+          <w:left w:val="single" w:sz="8" w:space="0" w:color="FFFFFF"/>
+          <w:bottom w:val="single" w:sz="8" w:space="0" w:color="FFFFFF"/>
+          <w:right w:val="single" w:sz="8" w:space="0" w:color="FFFFFF"/>
+          <w:insideH w:val="single" w:sz="8" w:space="0" w:color="FFFFFF"/>
+          <w:insideV w:val="single" w:sz="8" w:space="0" w:color="FFFFFF"/>
+        </w:tblBorders>
+        <w:shd w:val="clear" w:color="auto" w:fill="CED7E7"/>
+        <w:tblLayout w:type="fixed"/>
+        <w:tblLook w:val="04A0" w:firstRow="1" w:lastRow="0" w:firstColumn="1" w:lastColumn="0" w:noHBand="0" w:noVBand="1"/>
+      </w:tblPr>
+      <w:tblGrid>
+        <w:gridCol w:w="1080"/>
+        <w:gridCol w:w="4605"/>
+        <w:gridCol w:w="4830"/>
+      </w:tblGrid>
+      <w:tr>
+        <w:trPr>
+          <w:trHeight w:val="360"/>
+        </w:trPr>
+        <w:tc>
+          <w:tcPr>
+            <w:tcW w:w="1080" w:type="dxa"/>
+            <w:tcBorders>
+              <w:top w:val="single" w:sz="8" w:space="0" w:color="000000"/>
+              <w:left w:val="single" w:sz="8" w:space="0" w:color="000000"/>
+              <w:bottom w:val="single" w:sz="8" w:space="0" w:color="000000"/>
+              <w:right w:val="single" w:sz="8" w:space="0" w:color="000000"/>
+            </w:tcBorders>
+            <w:shd w:val="clear" w:color="auto" w:fill="C5F5E7"/>
+            <w:tcMar>
+              <w:top w:w="80" w:type="dxa"/>
+              <w:left w:w="80" w:type="dxa"/>
+              <w:bottom w:w="80" w:type="dxa"/>
+              <w:right w:w="80" w:type="dxa"/>
+            </w:tcMar>
+          </w:tcPr>
+          <w:p>
+            <w:pPr>
+              <w:pStyle w:val="Intestazione2"/>
+              <w:spacing w:before="0" w:after="0"/>
+              <w:rPr>
+                <w:rFonts w:ascii="Helvetica Neue" w:hAnsi="Helvetica Neue"/>
+              </w:rPr>
+            </w:pPr>
+            <w:r>
+              <w:rPr>
+                <w:rFonts w:ascii="Helvetica Neue" w:hAnsi="Helvetica Neue"/>
+              </w:rPr>
+              <w:t xml:space="preserve"># </w:t>
+            </w:r>
+          </w:p>
+        </w:tc>
+        <w:tc>
+          <w:tcPr>
+            <w:tcW w:w="4605" w:type="dxa"/>
+            <w:tcBorders>
+              <w:top w:val="single" w:sz="8" w:space="0" w:color="000000"/>
+              <w:left w:val="single" w:sz="8" w:space="0" w:color="000000"/>
+              <w:bottom w:val="single" w:sz="8" w:space="0" w:color="000000"/>
+              <w:right w:val="single" w:sz="8" w:space="0" w:color="000000"/>
+            </w:tcBorders>
+            <w:shd w:val="clear" w:color="auto" w:fill="C5F5E7"/>
+            <w:tcMar>
+              <w:top w:w="80" w:type="dxa"/>
+              <w:left w:w="180" w:type="dxa"/>
+              <w:bottom w:w="80" w:type="dxa"/>
+              <w:right w:w="80" w:type="dxa"/>
+            </w:tcMar>
+          </w:tcPr>
+          <w:p>
+            <w:pPr>
+              <w:pStyle w:val="Intestazione2"/>
+              <w:spacing w:before="0" w:after="0"/>
+              <w:ind w:left="100"/>
+              <w:jc w:val="center"/>
+              <w:rPr>
+                <w:rFonts w:ascii="Helvetica Neue" w:hAnsi="Helvetica Neue"/>
+              </w:rPr>
+            </w:pPr>
+            <w:r>
+              <w:rPr>
+                <w:rFonts w:ascii="Helvetica Neue" w:hAnsi="Helvetica Neue"/>
+              </w:rPr>
+              <w:t>Attore</w:t>
+            </w:r>
+          </w:p>
+        </w:tc>
+        <w:tc>
+          <w:tcPr>
+            <w:tcW w:w="4830" w:type="dxa"/>
+            <w:tcBorders>
+              <w:top w:val="single" w:sz="8" w:space="0" w:color="000000"/>
+              <w:left w:val="single" w:sz="8" w:space="0" w:color="000000"/>
+              <w:bottom w:val="single" w:sz="8" w:space="0" w:color="000000"/>
+              <w:right w:val="single" w:sz="8" w:space="0" w:color="000000"/>
+            </w:tcBorders>
+            <w:shd w:val="clear" w:color="auto" w:fill="C5F5E7"/>
+            <w:tcMar>
+              <w:top w:w="80" w:type="dxa"/>
+              <w:left w:w="180" w:type="dxa"/>
+              <w:bottom w:w="80" w:type="dxa"/>
+              <w:right w:w="80" w:type="dxa"/>
+            </w:tcMar>
+          </w:tcPr>
+          <w:p>
+            <w:pPr>
+              <w:pStyle w:val="Intestazione2"/>
+              <w:spacing w:before="0" w:after="0"/>
+              <w:ind w:left="100"/>
+              <w:jc w:val="center"/>
+              <w:rPr>
+                <w:rFonts w:ascii="Helvetica Neue" w:hAnsi="Helvetica Neue"/>
+              </w:rPr>
+            </w:pPr>
+            <w:r>
+              <w:rPr>
+                <w:rFonts w:ascii="Helvetica Neue" w:hAnsi="Helvetica Neue"/>
+              </w:rPr>
+              <w:t>Sistema</w:t>
+            </w:r>
+          </w:p>
+        </w:tc>
+      </w:tr>
+      <w:tr>
+        <w:trPr>
+          <w:trHeight w:val="622"/>
+        </w:trPr>
+        <w:tc>
+          <w:tcPr>
+            <w:tcW w:w="1080" w:type="dxa"/>
+            <w:tcBorders>
+              <w:top w:val="single" w:sz="8" w:space="0" w:color="000000"/>
+              <w:left w:val="single" w:sz="8" w:space="0" w:color="000000"/>
+              <w:bottom w:val="single" w:sz="8" w:space="0" w:color="000000"/>
+              <w:right w:val="single" w:sz="8" w:space="0" w:color="000000"/>
+            </w:tcBorders>
+            <w:tcMar>
+              <w:top w:w="80" w:type="dxa"/>
+              <w:left w:w="80" w:type="dxa"/>
+              <w:bottom w:w="80" w:type="dxa"/>
+              <w:right w:w="80" w:type="dxa"/>
+            </w:tcMar>
+          </w:tcPr>
+          <w:p>
+            <w:pPr>
+              <w:pStyle w:val="Intestazione3"/>
+              <w:spacing w:before="0"/>
+              <w:jc w:val="left"/>
+              <w:rPr>
+                <w:rFonts w:ascii="Helvetica Neue" w:hAnsi="Helvetica Neue"/>
+              </w:rPr>
+            </w:pPr>
+            <w:r>
+              <w:rPr>
+                <w:rFonts w:ascii="Helvetica Neue" w:hAnsi="Helvetica Neue"/>
+                <w:color w:val="000000" w:themeColor="text1"/>
+              </w:rPr>
+              <w:t>5</w:t>
+            </w:r>
+            <w:r>
+              <w:rPr>
+                <w:rFonts w:ascii="Helvetica Neue" w:hAnsi="Helvetica Neue"/>
+                <w:color w:val="000000" w:themeColor="text1"/>
+              </w:rPr>
+              <w:t>a.1</w:t>
+            </w:r>
+          </w:p>
+        </w:tc>
+        <w:tc>
+          <w:tcPr>
+            <w:tcW w:w="4605" w:type="dxa"/>
+            <w:tcBorders>
+              <w:top w:val="single" w:sz="8" w:space="0" w:color="000000"/>
+              <w:left w:val="single" w:sz="8" w:space="0" w:color="000000"/>
+              <w:bottom w:val="single" w:sz="8" w:space="0" w:color="000000"/>
+              <w:right w:val="single" w:sz="8" w:space="0" w:color="000000"/>
+            </w:tcBorders>
+            <w:tcMar>
+              <w:top w:w="80" w:type="dxa"/>
+              <w:left w:w="80" w:type="dxa"/>
+              <w:bottom w:w="80" w:type="dxa"/>
+              <w:right w:w="80" w:type="dxa"/>
+            </w:tcMar>
+          </w:tcPr>
+          <w:p>
+            <w:pPr>
+              <w:pStyle w:val="Corpo"/>
+              <w:spacing w:line="240" w:lineRule="auto"/>
+              <w:rPr>
+                <w:rFonts w:ascii="Helvetica Neue" w:hAnsi="Helvetica Neue"/>
+              </w:rPr>
+            </w:pPr>
+            <w:r>
+              <w:rPr>
+                <w:rFonts w:ascii="Helvetica Neue" w:hAnsi="Helvetica Neue"/>
+              </w:rPr>
+              <w:t>Seleziona un compito esistente per modificarne la stima temporale</w:t>
+            </w:r>
+          </w:p>
+        </w:tc>
+        <w:tc>
+          <w:tcPr>
+            <w:tcW w:w="4830" w:type="dxa"/>
+            <w:tcBorders>
+              <w:top w:val="single" w:sz="8" w:space="0" w:color="000000"/>
+              <w:left w:val="single" w:sz="8" w:space="0" w:color="000000"/>
+              <w:bottom w:val="single" w:sz="8" w:space="0" w:color="000000"/>
+              <w:right w:val="single" w:sz="8" w:space="0" w:color="000000"/>
+            </w:tcBorders>
+            <w:tcMar>
+              <w:top w:w="80" w:type="dxa"/>
+              <w:left w:w="80" w:type="dxa"/>
+              <w:bottom w:w="80" w:type="dxa"/>
+              <w:right w:w="80" w:type="dxa"/>
+            </w:tcMar>
+          </w:tcPr>
+          <w:p>
+            <w:pPr>
+              <w:pStyle w:val="Corpo"/>
+              <w:jc w:val="left"/>
+              <w:rPr>
+                <w:rFonts w:ascii="Helvetica Neue" w:hAnsi="Helvetica Neue"/>
+              </w:rPr>
+            </w:pPr>
+            <w:r>
+              <w:rPr>
+                <w:rFonts w:ascii="Helvetica Neue" w:hAnsi="Helvetica Neue"/>
+              </w:rPr>
+              <w:t>Richiede il nuovo tempo stimato</w:t>
+            </w:r>
+          </w:p>
+        </w:tc>
+      </w:tr>
+      <w:tr>
+        <w:trPr>
+          <w:trHeight w:val="622"/>
+        </w:trPr>
+        <w:tc>
+          <w:tcPr>
+            <w:tcW w:w="1080" w:type="dxa"/>
+            <w:tcBorders>
+              <w:top w:val="single" w:sz="8" w:space="0" w:color="000000"/>
+              <w:left w:val="single" w:sz="8" w:space="0" w:color="000000"/>
+              <w:bottom w:val="single" w:sz="8" w:space="0" w:color="000000"/>
+              <w:right w:val="single" w:sz="8" w:space="0" w:color="000000"/>
+            </w:tcBorders>
+            <w:tcMar>
+              <w:top w:w="80" w:type="dxa"/>
+              <w:left w:w="80" w:type="dxa"/>
+              <w:bottom w:w="80" w:type="dxa"/>
+              <w:right w:w="80" w:type="dxa"/>
+            </w:tcMar>
+          </w:tcPr>
+          <w:p>
+            <w:pPr>
+              <w:pStyle w:val="Intestazione3"/>
+              <w:spacing w:before="0"/>
+              <w:jc w:val="left"/>
+              <w:rPr>
+                <w:rFonts w:ascii="Helvetica Neue" w:hAnsi="Helvetica Neue"/>
+                <w:color w:val="000000" w:themeColor="text1"/>
+              </w:rPr>
+            </w:pPr>
+            <w:r>
+              <w:rPr>
+                <w:rFonts w:ascii="Helvetica Neue" w:hAnsi="Helvetica Neue"/>
+                <w:color w:val="000000" w:themeColor="text1"/>
+              </w:rPr>
+              <w:t>5</w:t>
+            </w:r>
+            <w:r>
+              <w:rPr>
+                <w:rFonts w:ascii="Helvetica Neue" w:hAnsi="Helvetica Neue"/>
+                <w:color w:val="000000" w:themeColor="text1"/>
+              </w:rPr>
+              <w:t>a.2</w:t>
+            </w:r>
+          </w:p>
+        </w:tc>
+        <w:tc>
+          <w:tcPr>
+            <w:tcW w:w="4605" w:type="dxa"/>
+            <w:tcBorders>
+              <w:top w:val="single" w:sz="8" w:space="0" w:color="000000"/>
+              <w:left w:val="single" w:sz="8" w:space="0" w:color="000000"/>
+              <w:bottom w:val="single" w:sz="8" w:space="0" w:color="000000"/>
+              <w:right w:val="single" w:sz="8" w:space="0" w:color="000000"/>
+            </w:tcBorders>
+            <w:tcMar>
+              <w:top w:w="80" w:type="dxa"/>
+              <w:left w:w="80" w:type="dxa"/>
+              <w:bottom w:w="80" w:type="dxa"/>
+              <w:right w:w="80" w:type="dxa"/>
+            </w:tcMar>
+          </w:tcPr>
+          <w:p>
+            <w:pPr>
+              <w:pStyle w:val="Corpo"/>
+              <w:spacing w:line="240" w:lineRule="auto"/>
+              <w:rPr>
+                <w:rFonts w:ascii="Helvetica Neue" w:hAnsi="Helvetica Neue"/>
+              </w:rPr>
+            </w:pPr>
+            <w:r>
+              <w:rPr>
+                <w:rFonts w:ascii="Helvetica Neue" w:hAnsi="Helvetica Neue"/>
+              </w:rPr>
+              <w:t>Inserisce il nuovo tempo</w:t>
+            </w:r>
+          </w:p>
+        </w:tc>
+        <w:tc>
+          <w:tcPr>
+            <w:tcW w:w="4830" w:type="dxa"/>
+            <w:tcBorders>
+              <w:top w:val="single" w:sz="8" w:space="0" w:color="000000"/>
+              <w:left w:val="single" w:sz="8" w:space="0" w:color="000000"/>
+              <w:bottom w:val="single" w:sz="8" w:space="0" w:color="000000"/>
+              <w:right w:val="single" w:sz="8" w:space="0" w:color="000000"/>
+            </w:tcBorders>
+            <w:tcMar>
+              <w:top w:w="80" w:type="dxa"/>
+              <w:left w:w="80" w:type="dxa"/>
+              <w:bottom w:w="80" w:type="dxa"/>
+              <w:right w:w="80" w:type="dxa"/>
+            </w:tcMar>
+          </w:tcPr>
+          <w:p>
+            <w:pPr>
+              <w:pStyle w:val="Corpo"/>
+              <w:jc w:val="left"/>
+              <w:rPr>
+                <w:rFonts w:ascii="Helvetica Neue" w:hAnsi="Helvetica Neue"/>
+              </w:rPr>
+            </w:pPr>
+            <w:r>
+              <w:rPr>
+                <w:rFonts w:ascii="Helvetica Neue" w:hAnsi="Helvetica Neue"/>
+              </w:rPr>
+              <w:t>Registra la modifica e aggiorna il conteggio totale per il cuoco assegnato</w:t>
+            </w:r>
+          </w:p>
+        </w:tc>
+      </w:tr>
+      <w:tr>
+        <w:trPr>
+          <w:trHeight w:val="256"/>
+        </w:trPr>
+        <w:tc>
+          <w:tcPr>
+            <w:tcW w:w="1080" w:type="dxa"/>
+            <w:tcBorders>
+              <w:top w:val="single" w:sz="8" w:space="0" w:color="000000"/>
+              <w:left w:val="single" w:sz="8" w:space="0" w:color="000000"/>
+              <w:bottom w:val="single" w:sz="8" w:space="0" w:color="000000"/>
+              <w:right w:val="single" w:sz="8" w:space="0" w:color="000000"/>
+            </w:tcBorders>
+            <w:tcMar>
+              <w:top w:w="80" w:type="dxa"/>
+              <w:left w:w="80" w:type="dxa"/>
+              <w:bottom w:w="80" w:type="dxa"/>
+              <w:right w:w="80" w:type="dxa"/>
+            </w:tcMar>
+          </w:tcPr>
+          <w:p>
+            <w:pPr>
+              <w:pStyle w:val="Intestazione3"/>
+              <w:spacing w:before="0"/>
+              <w:jc w:val="left"/>
+              <w:rPr>
+                <w:rFonts w:ascii="Helvetica Neue" w:hAnsi="Helvetica Neue"/>
+              </w:rPr>
+            </w:pPr>
+          </w:p>
+        </w:tc>
+        <w:tc>
+          <w:tcPr>
+            <w:tcW w:w="4605" w:type="dxa"/>
+            <w:tcBorders>
+              <w:top w:val="single" w:sz="8" w:space="0" w:color="000000"/>
+              <w:left w:val="single" w:sz="8" w:space="0" w:color="000000"/>
+              <w:bottom w:val="single" w:sz="8" w:space="0" w:color="000000"/>
+              <w:right w:val="single" w:sz="8" w:space="0" w:color="000000"/>
+            </w:tcBorders>
+            <w:tcMar>
+              <w:top w:w="80" w:type="dxa"/>
+              <w:left w:w="80" w:type="dxa"/>
+              <w:bottom w:w="80" w:type="dxa"/>
+              <w:right w:w="80" w:type="dxa"/>
+            </w:tcMar>
+          </w:tcPr>
+          <w:p>
+            <w:pPr>
+              <w:pStyle w:val="Corpo"/>
+              <w:spacing w:line="240" w:lineRule="auto"/>
+              <w:rPr>
+                <w:rFonts w:ascii="Helvetica Neue" w:hAnsi="Helvetica Neue"/>
+                <w:i/>
+                <w:iCs/>
+              </w:rPr>
+            </w:pPr>
+            <w:r>
+              <w:rPr>
+                <w:rFonts w:ascii="Helvetica Neue" w:hAnsi="Helvetica Neue"/>
+                <w:i/>
+                <w:iCs/>
+              </w:rPr>
+              <w:t xml:space="preserve">Il flusso riprende dal passo </w:t>
+            </w:r>
+            <w:r>
+              <w:rPr>
+                <w:rFonts w:ascii="Helvetica Neue" w:hAnsi="Helvetica Neue"/>
+                <w:i/>
+                <w:iCs/>
+              </w:rPr>
+              <w:t>8</w:t>
+            </w:r>
+          </w:p>
+        </w:tc>
+        <w:tc>
+          <w:tcPr>
+            <w:tcW w:w="4830" w:type="dxa"/>
+            <w:tcBorders>
+              <w:top w:val="single" w:sz="8" w:space="0" w:color="000000"/>
+              <w:left w:val="single" w:sz="8" w:space="0" w:color="000000"/>
+              <w:bottom w:val="single" w:sz="8" w:space="0" w:color="000000"/>
+              <w:right w:val="single" w:sz="8" w:space="0" w:color="000000"/>
+            </w:tcBorders>
+            <w:tcMar>
+              <w:top w:w="80" w:type="dxa"/>
+              <w:left w:w="80" w:type="dxa"/>
+              <w:bottom w:w="80" w:type="dxa"/>
+              <w:right w:w="80" w:type="dxa"/>
+            </w:tcMar>
+          </w:tcPr>
+          <w:p>
+            <w:pPr>
+              <w:pStyle w:val="Corpo"/>
+              <w:jc w:val="left"/>
+              <w:rPr>
+                <w:rFonts w:ascii="Helvetica Neue" w:hAnsi="Helvetica Neue"/>
+              </w:rPr>
+            </w:pPr>
+          </w:p>
+        </w:tc>
+      </w:tr>
+    </w:tbl>
+    <w:p>
+      <w:pPr>
+        <w:pStyle w:val="Corpo"/>
+        <w:rPr>
+          <w:rFonts w:ascii="Helvetica Neue" w:hAnsi="Helvetica Neue"/>
+        </w:rPr>
+      </w:pPr>
+    </w:p>
+    <w:p>
+      <w:pPr>
+        <w:pStyle w:val="Intestazione"/>
+        <w:spacing w:after="0"/>
+        <w:rPr>
+          <w:rFonts w:ascii="Helvetica Neue" w:hAnsi="Helvetica Neue"/>
+        </w:rPr>
+      </w:pPr>
+      <w:r>
+        <w:rPr>
+          <w:rFonts w:ascii="Helvetica Neue" w:hAnsi="Helvetica Neue"/>
+        </w:rPr>
+        <w:t xml:space="preserve">Estensione </w:t>
+      </w:r>
+      <w:r>
+        <w:rPr>
+          <w:rFonts w:ascii="Helvetica Neue" w:hAnsi="Helvetica Neue"/>
+        </w:rPr>
+        <w:t>6b</w:t>
+      </w:r>
+    </w:p>
+    <w:tbl>
+      <w:tblPr>
+        <w:tblStyle w:val="TableNormal"/>
+        <w:tblW w:w="10515" w:type="dxa"/>
+        <w:tblInd w:w="138" w:type="dxa"/>
+        <w:tblBorders>
+          <w:top w:val="single" w:sz="8" w:space="0" w:color="FFFFFF"/>
+          <w:left w:val="single" w:sz="8" w:space="0" w:color="FFFFFF"/>
+          <w:bottom w:val="single" w:sz="8" w:space="0" w:color="FFFFFF"/>
+          <w:right w:val="single" w:sz="8" w:space="0" w:color="FFFFFF"/>
+          <w:insideH w:val="single" w:sz="8" w:space="0" w:color="FFFFFF"/>
+          <w:insideV w:val="single" w:sz="8" w:space="0" w:color="FFFFFF"/>
+        </w:tblBorders>
+        <w:shd w:val="clear" w:color="auto" w:fill="CED7E7"/>
+        <w:tblLayout w:type="fixed"/>
+        <w:tblLook w:val="04A0" w:firstRow="1" w:lastRow="0" w:firstColumn="1" w:lastColumn="0" w:noHBand="0" w:noVBand="1"/>
+      </w:tblPr>
+      <w:tblGrid>
+        <w:gridCol w:w="1080"/>
+        <w:gridCol w:w="4605"/>
+        <w:gridCol w:w="4830"/>
+      </w:tblGrid>
+      <w:tr>
+        <w:trPr>
+          <w:trHeight w:val="360"/>
+        </w:trPr>
+        <w:tc>
+          <w:tcPr>
+            <w:tcW w:w="1080" w:type="dxa"/>
+            <w:tcBorders>
+              <w:top w:val="single" w:sz="8" w:space="0" w:color="000000"/>
+              <w:left w:val="single" w:sz="8" w:space="0" w:color="000000"/>
+              <w:bottom w:val="single" w:sz="8" w:space="0" w:color="000000"/>
+              <w:right w:val="single" w:sz="8" w:space="0" w:color="000000"/>
+            </w:tcBorders>
+            <w:shd w:val="clear" w:color="auto" w:fill="C5F5E7"/>
+            <w:tcMar>
+              <w:top w:w="80" w:type="dxa"/>
+              <w:left w:w="80" w:type="dxa"/>
+              <w:bottom w:w="80" w:type="dxa"/>
+              <w:right w:w="80" w:type="dxa"/>
+            </w:tcMar>
+          </w:tcPr>
+          <w:p>
+            <w:pPr>
+              <w:pStyle w:val="Intestazione2"/>
+              <w:spacing w:before="0" w:after="0"/>
+              <w:rPr>
+                <w:rFonts w:ascii="Helvetica Neue" w:hAnsi="Helvetica Neue"/>
+              </w:rPr>
+            </w:pPr>
+            <w:r>
+              <w:rPr>
+                <w:rFonts w:ascii="Helvetica Neue" w:hAnsi="Helvetica Neue"/>
+              </w:rPr>
+              <w:t xml:space="preserve"># </w:t>
+            </w:r>
+          </w:p>
+        </w:tc>
+        <w:tc>
+          <w:tcPr>
+            <w:tcW w:w="4605" w:type="dxa"/>
+            <w:tcBorders>
+              <w:top w:val="single" w:sz="8" w:space="0" w:color="000000"/>
+              <w:left w:val="single" w:sz="8" w:space="0" w:color="000000"/>
+              <w:bottom w:val="single" w:sz="8" w:space="0" w:color="000000"/>
+              <w:right w:val="single" w:sz="8" w:space="0" w:color="000000"/>
+            </w:tcBorders>
+            <w:shd w:val="clear" w:color="auto" w:fill="C5F5E7"/>
+            <w:tcMar>
+              <w:top w:w="80" w:type="dxa"/>
+              <w:left w:w="180" w:type="dxa"/>
+              <w:bottom w:w="80" w:type="dxa"/>
+              <w:right w:w="80" w:type="dxa"/>
+            </w:tcMar>
+          </w:tcPr>
+          <w:p>
+            <w:pPr>
+              <w:pStyle w:val="Intestazione2"/>
+              <w:spacing w:before="0" w:after="0"/>
+              <w:ind w:left="100"/>
+              <w:jc w:val="center"/>
+              <w:rPr>
+                <w:rFonts w:ascii="Helvetica Neue" w:hAnsi="Helvetica Neue"/>
+              </w:rPr>
+            </w:pPr>
+            <w:r>
+              <w:rPr>
+                <w:rFonts w:ascii="Helvetica Neue" w:hAnsi="Helvetica Neue"/>
+              </w:rPr>
+              <w:t>Attore</w:t>
+            </w:r>
+          </w:p>
+        </w:tc>
+        <w:tc>
+          <w:tcPr>
+            <w:tcW w:w="4830" w:type="dxa"/>
+            <w:tcBorders>
+              <w:top w:val="single" w:sz="8" w:space="0" w:color="000000"/>
+              <w:left w:val="single" w:sz="8" w:space="0" w:color="000000"/>
+              <w:bottom w:val="single" w:sz="8" w:space="0" w:color="000000"/>
+              <w:right w:val="single" w:sz="8" w:space="0" w:color="000000"/>
+            </w:tcBorders>
+            <w:shd w:val="clear" w:color="auto" w:fill="C5F5E7"/>
+            <w:tcMar>
+              <w:top w:w="80" w:type="dxa"/>
+              <w:left w:w="180" w:type="dxa"/>
+              <w:bottom w:w="80" w:type="dxa"/>
+              <w:right w:w="80" w:type="dxa"/>
+            </w:tcMar>
+          </w:tcPr>
+          <w:p>
+            <w:pPr>
+              <w:pStyle w:val="Intestazione2"/>
+              <w:spacing w:before="0" w:after="0"/>
+              <w:ind w:left="100"/>
+              <w:jc w:val="center"/>
+              <w:rPr>
+                <w:rFonts w:ascii="Helvetica Neue" w:hAnsi="Helvetica Neue"/>
+              </w:rPr>
+            </w:pPr>
+            <w:r>
+              <w:rPr>
+                <w:rFonts w:ascii="Helvetica Neue" w:hAnsi="Helvetica Neue"/>
+              </w:rPr>
+              <w:t>Sistema</w:t>
+            </w:r>
+          </w:p>
+        </w:tc>
+      </w:tr>
+      <w:tr>
+        <w:trPr>
+          <w:trHeight w:val="622"/>
+        </w:trPr>
+        <w:tc>
+          <w:tcPr>
+            <w:tcW w:w="1080" w:type="dxa"/>
+            <w:tcBorders>
+              <w:top w:val="single" w:sz="8" w:space="0" w:color="000000"/>
+              <w:left w:val="single" w:sz="8" w:space="0" w:color="000000"/>
+              <w:bottom w:val="single" w:sz="8" w:space="0" w:color="000000"/>
+              <w:right w:val="single" w:sz="8" w:space="0" w:color="000000"/>
+            </w:tcBorders>
+            <w:tcMar>
+              <w:top w:w="80" w:type="dxa"/>
+              <w:left w:w="80" w:type="dxa"/>
+              <w:bottom w:w="80" w:type="dxa"/>
+              <w:right w:w="80" w:type="dxa"/>
+            </w:tcMar>
+          </w:tcPr>
+          <w:p>
+            <w:pPr>
+              <w:pStyle w:val="Intestazione3"/>
+              <w:spacing w:before="0"/>
+              <w:jc w:val="left"/>
+              <w:rPr>
+                <w:rFonts w:ascii="Helvetica Neue" w:hAnsi="Helvetica Neue"/>
+              </w:rPr>
+            </w:pPr>
+            <w:r>
+              <w:rPr>
+                <w:rFonts w:ascii="Helvetica Neue" w:hAnsi="Helvetica Neue"/>
+                <w:color w:val="000000" w:themeColor="text1"/>
+              </w:rPr>
+              <w:t>6b</w:t>
+            </w:r>
+            <w:r>
+              <w:rPr>
+                <w:rFonts w:ascii="Helvetica Neue" w:hAnsi="Helvetica Neue"/>
+                <w:color w:val="000000" w:themeColor="text1"/>
+              </w:rPr>
+              <w:t>.1</w:t>
+            </w:r>
+          </w:p>
+        </w:tc>
+        <w:tc>
+          <w:tcPr>
+            <w:tcW w:w="4605" w:type="dxa"/>
+            <w:tcBorders>
+              <w:top w:val="single" w:sz="8" w:space="0" w:color="000000"/>
+              <w:left w:val="single" w:sz="8" w:space="0" w:color="000000"/>
+              <w:bottom w:val="single" w:sz="8" w:space="0" w:color="000000"/>
+              <w:right w:val="single" w:sz="8" w:space="0" w:color="000000"/>
+            </w:tcBorders>
+            <w:tcMar>
+              <w:top w:w="80" w:type="dxa"/>
+              <w:left w:w="80" w:type="dxa"/>
+              <w:bottom w:w="80" w:type="dxa"/>
+              <w:right w:w="80" w:type="dxa"/>
+            </w:tcMar>
+          </w:tcPr>
+          <w:p>
+            <w:pPr>
+              <w:pStyle w:val="Corpo"/>
+              <w:spacing w:line="240" w:lineRule="auto"/>
+              <w:rPr>
+                <w:rFonts w:ascii="Helvetica Neue" w:hAnsi="Helvetica Neue"/>
+              </w:rPr>
+            </w:pPr>
+            <w:r>
+              <w:rPr>
+                <w:rFonts w:ascii="Helvetica Neue" w:hAnsi="Helvetica Neue"/>
+              </w:rPr>
+              <w:t>Seleziona un compito già assegnato per cambiarne l'esecutore</w:t>
+            </w:r>
+          </w:p>
+        </w:tc>
+        <w:tc>
+          <w:tcPr>
+            <w:tcW w:w="4830" w:type="dxa"/>
+            <w:tcBorders>
+              <w:top w:val="single" w:sz="8" w:space="0" w:color="000000"/>
+              <w:left w:val="single" w:sz="8" w:space="0" w:color="000000"/>
+              <w:bottom w:val="single" w:sz="8" w:space="0" w:color="000000"/>
+              <w:right w:val="single" w:sz="8" w:space="0" w:color="000000"/>
+            </w:tcBorders>
+            <w:tcMar>
+              <w:top w:w="80" w:type="dxa"/>
+              <w:left w:w="80" w:type="dxa"/>
+              <w:bottom w:w="80" w:type="dxa"/>
+              <w:right w:w="80" w:type="dxa"/>
+            </w:tcMar>
+          </w:tcPr>
+          <w:p>
+            <w:pPr>
+              <w:pStyle w:val="Corpo"/>
+              <w:jc w:val="left"/>
+              <w:rPr>
+                <w:rFonts w:ascii="Helvetica Neue" w:hAnsi="Helvetica Neue"/>
+              </w:rPr>
+            </w:pPr>
+            <w:r>
+              <w:rPr>
+                <w:rFonts w:ascii="Helvetica Neue" w:hAnsi="Helvetica Neue"/>
+              </w:rPr>
+              <w:t>Rimuove il compito dal carico del cuoco precedente</w:t>
+            </w:r>
+          </w:p>
+        </w:tc>
+      </w:tr>
+      <w:tr>
+        <w:trPr>
+          <w:trHeight w:val="622"/>
+        </w:trPr>
+        <w:tc>
+          <w:tcPr>
+            <w:tcW w:w="1080" w:type="dxa"/>
+            <w:tcBorders>
+              <w:top w:val="single" w:sz="8" w:space="0" w:color="000000"/>
+              <w:left w:val="single" w:sz="8" w:space="0" w:color="000000"/>
+              <w:bottom w:val="single" w:sz="8" w:space="0" w:color="000000"/>
+              <w:right w:val="single" w:sz="8" w:space="0" w:color="000000"/>
+            </w:tcBorders>
+            <w:tcMar>
+              <w:top w:w="80" w:type="dxa"/>
+              <w:left w:w="80" w:type="dxa"/>
+              <w:bottom w:w="80" w:type="dxa"/>
+              <w:right w:w="80" w:type="dxa"/>
+            </w:tcMar>
+          </w:tcPr>
+          <w:p>
+            <w:pPr>
+              <w:pStyle w:val="Intestazione3"/>
+              <w:spacing w:before="0"/>
+              <w:jc w:val="left"/>
+              <w:rPr>
+                <w:rFonts w:ascii="Helvetica Neue" w:hAnsi="Helvetica Neue"/>
+                <w:color w:val="000000" w:themeColor="text1"/>
+              </w:rPr>
+            </w:pPr>
+            <w:r>
+              <w:rPr>
+                <w:rFonts w:ascii="Helvetica Neue" w:hAnsi="Helvetica Neue"/>
+                <w:color w:val="000000" w:themeColor="text1"/>
+              </w:rPr>
+              <w:t>6b</w:t>
+            </w:r>
+            <w:r>
+              <w:rPr>
+                <w:rFonts w:ascii="Helvetica Neue" w:hAnsi="Helvetica Neue"/>
+                <w:color w:val="000000" w:themeColor="text1"/>
+              </w:rPr>
+              <w:t>.2</w:t>
+            </w:r>
+          </w:p>
+        </w:tc>
+        <w:tc>
+          <w:tcPr>
+            <w:tcW w:w="4605" w:type="dxa"/>
+            <w:tcBorders>
+              <w:top w:val="single" w:sz="8" w:space="0" w:color="000000"/>
+              <w:left w:val="single" w:sz="8" w:space="0" w:color="000000"/>
+              <w:bottom w:val="single" w:sz="8" w:space="0" w:color="000000"/>
+              <w:right w:val="single" w:sz="8" w:space="0" w:color="000000"/>
+            </w:tcBorders>
+            <w:tcMar>
+              <w:top w:w="80" w:type="dxa"/>
+              <w:left w:w="80" w:type="dxa"/>
+              <w:bottom w:w="80" w:type="dxa"/>
+              <w:right w:w="80" w:type="dxa"/>
+            </w:tcMar>
+          </w:tcPr>
+          <w:p>
+            <w:pPr>
+              <w:pStyle w:val="Corpo"/>
+              <w:spacing w:line="240" w:lineRule="auto"/>
+              <w:rPr>
+                <w:rFonts w:ascii="Helvetica Neue" w:hAnsi="Helvetica Neue"/>
+              </w:rPr>
+            </w:pPr>
+            <w:r>
+              <w:rPr>
+                <w:rFonts w:ascii="Helvetica Neue" w:hAnsi="Helvetica Neue"/>
+              </w:rPr>
+              <w:t>Assegna il compito a un nuovo cuoco disponibile</w:t>
+            </w:r>
+          </w:p>
+        </w:tc>
+        <w:tc>
+          <w:tcPr>
+            <w:tcW w:w="4830" w:type="dxa"/>
+            <w:tcBorders>
+              <w:top w:val="single" w:sz="8" w:space="0" w:color="000000"/>
+              <w:left w:val="single" w:sz="8" w:space="0" w:color="000000"/>
+              <w:bottom w:val="single" w:sz="8" w:space="0" w:color="000000"/>
+              <w:right w:val="single" w:sz="8" w:space="0" w:color="000000"/>
+            </w:tcBorders>
+            <w:tcMar>
+              <w:top w:w="80" w:type="dxa"/>
+              <w:left w:w="80" w:type="dxa"/>
+              <w:bottom w:w="80" w:type="dxa"/>
+              <w:right w:w="80" w:type="dxa"/>
+            </w:tcMar>
+          </w:tcPr>
+          <w:p>
+            <w:pPr>
+              <w:pStyle w:val="Corpo"/>
+              <w:jc w:val="left"/>
+              <w:rPr>
+                <w:rFonts w:ascii="Helvetica Neue" w:hAnsi="Helvetica Neue"/>
+              </w:rPr>
+            </w:pPr>
+            <w:r>
+              <w:rPr>
+                <w:rFonts w:ascii="Helvetica Neue" w:hAnsi="Helvetica Neue"/>
+              </w:rPr>
+              <w:t>Registra il nuovo assegnamento e aggiorna i carichi di lavoro di entrambi i cuochi</w:t>
+            </w:r>
+          </w:p>
+        </w:tc>
+      </w:tr>
+      <w:tr>
+        <w:trPr>
+          <w:trHeight w:val="256"/>
+        </w:trPr>
+        <w:tc>
+          <w:tcPr>
+            <w:tcW w:w="1080" w:type="dxa"/>
+            <w:tcBorders>
+              <w:top w:val="single" w:sz="8" w:space="0" w:color="000000"/>
+              <w:left w:val="single" w:sz="8" w:space="0" w:color="000000"/>
+              <w:bottom w:val="single" w:sz="8" w:space="0" w:color="000000"/>
+              <w:right w:val="single" w:sz="8" w:space="0" w:color="000000"/>
+            </w:tcBorders>
+            <w:tcMar>
+              <w:top w:w="80" w:type="dxa"/>
+              <w:left w:w="80" w:type="dxa"/>
+              <w:bottom w:w="80" w:type="dxa"/>
+              <w:right w:w="80" w:type="dxa"/>
+            </w:tcMar>
+          </w:tcPr>
+          <w:p>
+            <w:pPr>
+              <w:pStyle w:val="Intestazione3"/>
+              <w:spacing w:before="0"/>
+              <w:jc w:val="left"/>
+              <w:rPr>
+                <w:rFonts w:ascii="Helvetica Neue" w:hAnsi="Helvetica Neue"/>
+              </w:rPr>
+            </w:pPr>
+          </w:p>
+        </w:tc>
+        <w:tc>
+          <w:tcPr>
+            <w:tcW w:w="4605" w:type="dxa"/>
+            <w:tcBorders>
+              <w:top w:val="single" w:sz="8" w:space="0" w:color="000000"/>
+              <w:left w:val="single" w:sz="8" w:space="0" w:color="000000"/>
+              <w:bottom w:val="single" w:sz="8" w:space="0" w:color="000000"/>
+              <w:right w:val="single" w:sz="8" w:space="0" w:color="000000"/>
+            </w:tcBorders>
+            <w:tcMar>
+              <w:top w:w="80" w:type="dxa"/>
+              <w:left w:w="80" w:type="dxa"/>
+              <w:bottom w:w="80" w:type="dxa"/>
+              <w:right w:w="80" w:type="dxa"/>
+            </w:tcMar>
+          </w:tcPr>
+          <w:p>
+            <w:pPr>
+              <w:pStyle w:val="Corpo"/>
+              <w:spacing w:line="240" w:lineRule="auto"/>
+              <w:rPr>
+                <w:rFonts w:ascii="Helvetica Neue" w:hAnsi="Helvetica Neue"/>
+                <w:i/>
+                <w:iCs/>
+              </w:rPr>
+            </w:pPr>
+            <w:r>
+              <w:rPr>
+                <w:rFonts w:ascii="Helvetica Neue" w:hAnsi="Helvetica Neue"/>
+                <w:i/>
+                <w:iCs/>
+              </w:rPr>
+              <w:t>Il flusso riprende dal passo 8</w:t>
+            </w:r>
+          </w:p>
+        </w:tc>
+        <w:tc>
+          <w:tcPr>
+            <w:tcW w:w="4830" w:type="dxa"/>
+            <w:tcBorders>
+              <w:top w:val="single" w:sz="8" w:space="0" w:color="000000"/>
+              <w:left w:val="single" w:sz="8" w:space="0" w:color="000000"/>
+              <w:bottom w:val="single" w:sz="8" w:space="0" w:color="000000"/>
+              <w:right w:val="single" w:sz="8" w:space="0" w:color="000000"/>
+            </w:tcBorders>
+            <w:tcMar>
+              <w:top w:w="80" w:type="dxa"/>
+              <w:left w:w="80" w:type="dxa"/>
+              <w:bottom w:w="80" w:type="dxa"/>
+              <w:right w:w="80" w:type="dxa"/>
+            </w:tcMar>
+          </w:tcPr>
+          <w:p>
+            <w:pPr>
+              <w:pStyle w:val="Corpo"/>
+              <w:jc w:val="left"/>
+              <w:rPr>
+                <w:rFonts w:ascii="Helvetica Neue" w:hAnsi="Helvetica Neue"/>
+              </w:rPr>
+            </w:pPr>
+          </w:p>
+        </w:tc>
+      </w:tr>
+    </w:tbl>
+    <w:p>
+      <w:pPr>
+        <w:pStyle w:val="Intestazione"/>
+        <w:spacing w:after="0"/>
+        <w:rPr>
+          <w:rFonts w:ascii="Helvetica Neue" w:hAnsi="Helvetica Neue"/>
+        </w:rPr>
+      </w:pPr>
+      <w:r>
+        <w:rPr>
+          <w:rFonts w:ascii="Helvetica Neue" w:hAnsi="Helvetica Neue"/>
+        </w:rPr>
+        <w:t>Estensione 6</w:t>
+      </w:r>
+      <w:r>
+        <w:rPr>
+          <w:rFonts w:ascii="Helvetica Neue" w:hAnsi="Helvetica Neue"/>
+        </w:rPr>
+        <w:t>c</w:t>
+      </w:r>
+    </w:p>
+    <w:tbl>
+      <w:tblPr>
+        <w:tblStyle w:val="TableNormal"/>
+        <w:tblW w:w="10515" w:type="dxa"/>
+        <w:tblInd w:w="138" w:type="dxa"/>
+        <w:tblBorders>
+          <w:top w:val="single" w:sz="8" w:space="0" w:color="FFFFFF"/>
+          <w:left w:val="single" w:sz="8" w:space="0" w:color="FFFFFF"/>
+          <w:bottom w:val="single" w:sz="8" w:space="0" w:color="FFFFFF"/>
+          <w:right w:val="single" w:sz="8" w:space="0" w:color="FFFFFF"/>
+          <w:insideH w:val="single" w:sz="8" w:space="0" w:color="FFFFFF"/>
+          <w:insideV w:val="single" w:sz="8" w:space="0" w:color="FFFFFF"/>
+        </w:tblBorders>
+        <w:shd w:val="clear" w:color="auto" w:fill="CED7E7"/>
+        <w:tblLayout w:type="fixed"/>
+        <w:tblLook w:val="04A0" w:firstRow="1" w:lastRow="0" w:firstColumn="1" w:lastColumn="0" w:noHBand="0" w:noVBand="1"/>
+      </w:tblPr>
+      <w:tblGrid>
+        <w:gridCol w:w="1080"/>
+        <w:gridCol w:w="4605"/>
+        <w:gridCol w:w="4830"/>
+      </w:tblGrid>
+      <w:tr>
+        <w:trPr>
+          <w:trHeight w:val="360"/>
+        </w:trPr>
+        <w:tc>
+          <w:tcPr>
+            <w:tcW w:w="1080" w:type="dxa"/>
+            <w:tcBorders>
+              <w:top w:val="single" w:sz="8" w:space="0" w:color="000000"/>
+              <w:left w:val="single" w:sz="8" w:space="0" w:color="000000"/>
+              <w:bottom w:val="single" w:sz="8" w:space="0" w:color="000000"/>
+              <w:right w:val="single" w:sz="8" w:space="0" w:color="000000"/>
+            </w:tcBorders>
+            <w:shd w:val="clear" w:color="auto" w:fill="C5F5E7"/>
+            <w:tcMar>
+              <w:top w:w="80" w:type="dxa"/>
+              <w:left w:w="80" w:type="dxa"/>
+              <w:bottom w:w="80" w:type="dxa"/>
+              <w:right w:w="80" w:type="dxa"/>
+            </w:tcMar>
+          </w:tcPr>
+          <w:p>
+            <w:pPr>
+              <w:pStyle w:val="Intestazione2"/>
+              <w:spacing w:before="0" w:after="0"/>
+              <w:rPr>
+                <w:rFonts w:ascii="Helvetica Neue" w:hAnsi="Helvetica Neue"/>
+              </w:rPr>
+            </w:pPr>
+            <w:r>
+              <w:rPr>
+                <w:rFonts w:ascii="Helvetica Neue" w:hAnsi="Helvetica Neue"/>
+              </w:rPr>
+              <w:t xml:space="preserve"># </w:t>
+            </w:r>
+          </w:p>
+        </w:tc>
+        <w:tc>
+          <w:tcPr>
+            <w:tcW w:w="4605" w:type="dxa"/>
+            <w:tcBorders>
+              <w:top w:val="single" w:sz="8" w:space="0" w:color="000000"/>
+              <w:left w:val="single" w:sz="8" w:space="0" w:color="000000"/>
+              <w:bottom w:val="single" w:sz="8" w:space="0" w:color="000000"/>
+              <w:right w:val="single" w:sz="8" w:space="0" w:color="000000"/>
+            </w:tcBorders>
+            <w:shd w:val="clear" w:color="auto" w:fill="C5F5E7"/>
+            <w:tcMar>
+              <w:top w:w="80" w:type="dxa"/>
+              <w:left w:w="180" w:type="dxa"/>
+              <w:bottom w:w="80" w:type="dxa"/>
+              <w:right w:w="80" w:type="dxa"/>
+            </w:tcMar>
+          </w:tcPr>
+          <w:p>
+            <w:pPr>
+              <w:pStyle w:val="Intestazione2"/>
+              <w:spacing w:before="0" w:after="0"/>
+              <w:ind w:left="100"/>
+              <w:jc w:val="center"/>
+              <w:rPr>
+                <w:rFonts w:ascii="Helvetica Neue" w:hAnsi="Helvetica Neue"/>
+              </w:rPr>
+            </w:pPr>
+            <w:r>
+              <w:rPr>
+                <w:rFonts w:ascii="Helvetica Neue" w:hAnsi="Helvetica Neue"/>
+              </w:rPr>
+              <w:t>Attore</w:t>
+            </w:r>
+          </w:p>
+        </w:tc>
+        <w:tc>
+          <w:tcPr>
+            <w:tcW w:w="4830" w:type="dxa"/>
+            <w:tcBorders>
+              <w:top w:val="single" w:sz="8" w:space="0" w:color="000000"/>
+              <w:left w:val="single" w:sz="8" w:space="0" w:color="000000"/>
+              <w:bottom w:val="single" w:sz="8" w:space="0" w:color="000000"/>
+              <w:right w:val="single" w:sz="8" w:space="0" w:color="000000"/>
+            </w:tcBorders>
+            <w:shd w:val="clear" w:color="auto" w:fill="C5F5E7"/>
+            <w:tcMar>
+              <w:top w:w="80" w:type="dxa"/>
+              <w:left w:w="180" w:type="dxa"/>
+              <w:bottom w:w="80" w:type="dxa"/>
+              <w:right w:w="80" w:type="dxa"/>
+            </w:tcMar>
+          </w:tcPr>
+          <w:p>
+            <w:pPr>
+              <w:pStyle w:val="Intestazione2"/>
+              <w:spacing w:before="0" w:after="0"/>
+              <w:ind w:left="100"/>
+              <w:jc w:val="center"/>
+              <w:rPr>
+                <w:rFonts w:ascii="Helvetica Neue" w:hAnsi="Helvetica Neue"/>
+              </w:rPr>
+            </w:pPr>
+            <w:r>
+              <w:rPr>
+                <w:rFonts w:ascii="Helvetica Neue" w:hAnsi="Helvetica Neue"/>
+              </w:rPr>
+              <w:t>Sistema</w:t>
+            </w:r>
+          </w:p>
+        </w:tc>
+      </w:tr>
+      <w:tr>
+        <w:trPr>
+          <w:trHeight w:val="622"/>
+        </w:trPr>
+        <w:tc>
+          <w:tcPr>
+            <w:tcW w:w="1080" w:type="dxa"/>
+            <w:tcBorders>
+              <w:top w:val="single" w:sz="8" w:space="0" w:color="000000"/>
+              <w:left w:val="single" w:sz="8" w:space="0" w:color="000000"/>
+              <w:bottom w:val="single" w:sz="8" w:space="0" w:color="000000"/>
+              <w:right w:val="single" w:sz="8" w:space="0" w:color="000000"/>
+            </w:tcBorders>
+            <w:tcMar>
+              <w:top w:w="80" w:type="dxa"/>
+              <w:left w:w="80" w:type="dxa"/>
+              <w:bottom w:w="80" w:type="dxa"/>
+              <w:right w:w="80" w:type="dxa"/>
+            </w:tcMar>
+          </w:tcPr>
+          <w:p>
+            <w:pPr>
+              <w:pStyle w:val="Intestazione3"/>
+              <w:spacing w:before="0"/>
+              <w:jc w:val="left"/>
+              <w:rPr>
+                <w:rFonts w:ascii="Helvetica Neue" w:hAnsi="Helvetica Neue"/>
+              </w:rPr>
+            </w:pPr>
+            <w:r>
+              <w:rPr>
+                <w:rFonts w:ascii="Helvetica Neue" w:hAnsi="Helvetica Neue"/>
+                <w:color w:val="000000" w:themeColor="text1"/>
+              </w:rPr>
+              <w:t>6</w:t>
+            </w:r>
+            <w:r>
+              <w:rPr>
+                <w:rFonts w:ascii="Helvetica Neue" w:hAnsi="Helvetica Neue"/>
+                <w:color w:val="000000" w:themeColor="text1"/>
+              </w:rPr>
+              <w:t>c</w:t>
+            </w:r>
+            <w:r>
+              <w:rPr>
+                <w:rFonts w:ascii="Helvetica Neue" w:hAnsi="Helvetica Neue"/>
+                <w:color w:val="000000" w:themeColor="text1"/>
+              </w:rPr>
+              <w:t>.1</w:t>
+            </w:r>
+          </w:p>
+        </w:tc>
+        <w:tc>
+          <w:tcPr>
+            <w:tcW w:w="4605" w:type="dxa"/>
+            <w:tcBorders>
+              <w:top w:val="single" w:sz="8" w:space="0" w:color="000000"/>
+              <w:left w:val="single" w:sz="8" w:space="0" w:color="000000"/>
+              <w:bottom w:val="single" w:sz="8" w:space="0" w:color="000000"/>
+              <w:right w:val="single" w:sz="8" w:space="0" w:color="000000"/>
+            </w:tcBorders>
+            <w:tcMar>
+              <w:top w:w="80" w:type="dxa"/>
+              <w:left w:w="80" w:type="dxa"/>
+              <w:bottom w:w="80" w:type="dxa"/>
+              <w:right w:w="80" w:type="dxa"/>
+            </w:tcMar>
+          </w:tcPr>
+          <w:p>
+            <w:pPr>
+              <w:pStyle w:val="Corpo"/>
+              <w:spacing w:line="240" w:lineRule="auto"/>
+              <w:rPr>
+                <w:rFonts w:ascii="Helvetica Neue" w:hAnsi="Helvetica Neue"/>
+              </w:rPr>
+            </w:pPr>
+            <w:r>
+              <w:rPr>
+                <w:rFonts w:ascii="Helvetica Neue" w:hAnsi="Helvetica Neue"/>
+              </w:rPr>
+              <w:t>Seleziona un compito esistente per eliminarlo</w:t>
+            </w:r>
+          </w:p>
+        </w:tc>
+        <w:tc>
+          <w:tcPr>
+            <w:tcW w:w="4830" w:type="dxa"/>
+            <w:tcBorders>
+              <w:top w:val="single" w:sz="8" w:space="0" w:color="000000"/>
+              <w:left w:val="single" w:sz="8" w:space="0" w:color="000000"/>
+              <w:bottom w:val="single" w:sz="8" w:space="0" w:color="000000"/>
+              <w:right w:val="single" w:sz="8" w:space="0" w:color="000000"/>
+            </w:tcBorders>
+            <w:tcMar>
+              <w:top w:w="80" w:type="dxa"/>
+              <w:left w:w="80" w:type="dxa"/>
+              <w:bottom w:w="80" w:type="dxa"/>
+              <w:right w:w="80" w:type="dxa"/>
+            </w:tcMar>
+          </w:tcPr>
+          <w:p>
+            <w:pPr>
+              <w:pStyle w:val="Corpo"/>
+              <w:jc w:val="left"/>
+              <w:rPr>
+                <w:rFonts w:ascii="Helvetica Neue" w:hAnsi="Helvetica Neue"/>
+              </w:rPr>
+            </w:pPr>
+            <w:r>
+              <w:rPr>
+                <w:rFonts w:ascii="Helvetica Neue" w:hAnsi="Helvetica Neue"/>
+              </w:rPr>
+              <w:t>Rimuove il compito, scollega i relativi passi e aggiorna il tempo totale del cuoco che ne era incaricato</w:t>
+            </w:r>
+          </w:p>
+        </w:tc>
+      </w:tr>
+      <w:tr>
+        <w:trPr>
+          <w:trHeight w:val="256"/>
+        </w:trPr>
+        <w:tc>
+          <w:tcPr>
+            <w:tcW w:w="1080" w:type="dxa"/>
+            <w:tcBorders>
+              <w:top w:val="single" w:sz="8" w:space="0" w:color="000000"/>
+              <w:left w:val="single" w:sz="8" w:space="0" w:color="000000"/>
+              <w:bottom w:val="single" w:sz="8" w:space="0" w:color="000000"/>
+              <w:right w:val="single" w:sz="8" w:space="0" w:color="000000"/>
+            </w:tcBorders>
+            <w:tcMar>
+              <w:top w:w="80" w:type="dxa"/>
+              <w:left w:w="80" w:type="dxa"/>
+              <w:bottom w:w="80" w:type="dxa"/>
+              <w:right w:w="80" w:type="dxa"/>
+            </w:tcMar>
+          </w:tcPr>
+          <w:p>
+            <w:pPr>
+              <w:pStyle w:val="Intestazione3"/>
+              <w:spacing w:before="0"/>
+              <w:jc w:val="left"/>
+              <w:rPr>
+                <w:rFonts w:ascii="Helvetica Neue" w:hAnsi="Helvetica Neue"/>
+              </w:rPr>
+            </w:pPr>
+          </w:p>
+        </w:tc>
+        <w:tc>
+          <w:tcPr>
+            <w:tcW w:w="4605" w:type="dxa"/>
+            <w:tcBorders>
+              <w:top w:val="single" w:sz="8" w:space="0" w:color="000000"/>
+              <w:left w:val="single" w:sz="8" w:space="0" w:color="000000"/>
+              <w:bottom w:val="single" w:sz="8" w:space="0" w:color="000000"/>
+              <w:right w:val="single" w:sz="8" w:space="0" w:color="000000"/>
+            </w:tcBorders>
+            <w:tcMar>
+              <w:top w:w="80" w:type="dxa"/>
+              <w:left w:w="80" w:type="dxa"/>
+              <w:bottom w:w="80" w:type="dxa"/>
+              <w:right w:w="80" w:type="dxa"/>
+            </w:tcMar>
+          </w:tcPr>
+          <w:p>
+            <w:pPr>
+              <w:pStyle w:val="Corpo"/>
+              <w:spacing w:line="240" w:lineRule="auto"/>
+              <w:rPr>
+                <w:rFonts w:ascii="Helvetica Neue" w:hAnsi="Helvetica Neue"/>
+                <w:i/>
+                <w:iCs/>
+              </w:rPr>
+            </w:pPr>
+            <w:r>
+              <w:rPr>
+                <w:rFonts w:ascii="Helvetica Neue" w:hAnsi="Helvetica Neue"/>
+                <w:i/>
+                <w:iCs/>
+              </w:rPr>
+              <w:t>Il flusso riprende dal passo 8</w:t>
+            </w:r>
+          </w:p>
+        </w:tc>
+        <w:tc>
+          <w:tcPr>
+            <w:tcW w:w="4830" w:type="dxa"/>
+            <w:tcBorders>
+              <w:top w:val="single" w:sz="8" w:space="0" w:color="000000"/>
+              <w:left w:val="single" w:sz="8" w:space="0" w:color="000000"/>
+              <w:bottom w:val="single" w:sz="8" w:space="0" w:color="000000"/>
+              <w:right w:val="single" w:sz="8" w:space="0" w:color="000000"/>
+            </w:tcBorders>
+            <w:tcMar>
+              <w:top w:w="80" w:type="dxa"/>
+              <w:left w:w="80" w:type="dxa"/>
+              <w:bottom w:w="80" w:type="dxa"/>
+              <w:right w:w="80" w:type="dxa"/>
+            </w:tcMar>
+          </w:tcPr>
+          <w:p>
+            <w:pPr>
+              <w:pStyle w:val="Corpo"/>
+              <w:jc w:val="left"/>
+              <w:rPr>
+                <w:rFonts w:ascii="Helvetica Neue" w:hAnsi="Helvetica Neue"/>
+              </w:rPr>
+            </w:pPr>
+          </w:p>
+        </w:tc>
+      </w:tr>
+    </w:tbl>
+    <w:p>
+      <w:pPr>
+        <w:pStyle w:val="Corpo"/>
+        <w:rPr>
+          <w:rFonts w:ascii="Helvetica Neue" w:hAnsi="Helvetica Neue"/>
+        </w:rPr>
+      </w:pPr>
+    </w:p>
+    <w:p>
+      <w:pPr>
+        <w:pStyle w:val="Intestazione"/>
+        <w:spacing w:after="0"/>
+        <w:rPr>
+          <w:rFonts w:ascii="Helvetica Neue" w:hAnsi="Helvetica Neue"/>
+        </w:rPr>
+      </w:pPr>
+      <w:r>
+        <w:rPr>
+          <w:rFonts w:ascii="Helvetica Neue" w:hAnsi="Helvetica Neue"/>
+        </w:rPr>
+        <w:lastRenderedPageBreak/>
+        <w:t xml:space="preserve">Estensione </w:t>
+      </w:r>
+      <w:r>
+        <w:rPr>
+          <w:rFonts w:ascii="Helvetica Neue" w:hAnsi="Helvetica Neue"/>
+        </w:rPr>
+        <w:t>7a</w:t>
+      </w:r>
+    </w:p>
+    <w:tbl>
+      <w:tblPr>
+        <w:tblStyle w:val="TableNormal"/>
+        <w:tblW w:w="10515" w:type="dxa"/>
+        <w:tblInd w:w="138" w:type="dxa"/>
+        <w:tblBorders>
+          <w:top w:val="single" w:sz="8" w:space="0" w:color="FFFFFF"/>
+          <w:left w:val="single" w:sz="8" w:space="0" w:color="FFFFFF"/>
+          <w:bottom w:val="single" w:sz="8" w:space="0" w:color="FFFFFF"/>
+          <w:right w:val="single" w:sz="8" w:space="0" w:color="FFFFFF"/>
+          <w:insideH w:val="single" w:sz="8" w:space="0" w:color="FFFFFF"/>
+          <w:insideV w:val="single" w:sz="8" w:space="0" w:color="FFFFFF"/>
+        </w:tblBorders>
+        <w:shd w:val="clear" w:color="auto" w:fill="CED7E7"/>
+        <w:tblLayout w:type="fixed"/>
+        <w:tblLook w:val="04A0" w:firstRow="1" w:lastRow="0" w:firstColumn="1" w:lastColumn="0" w:noHBand="0" w:noVBand="1"/>
+      </w:tblPr>
+      <w:tblGrid>
+        <w:gridCol w:w="1080"/>
+        <w:gridCol w:w="4605"/>
+        <w:gridCol w:w="4830"/>
+      </w:tblGrid>
+      <w:tr>
+        <w:trPr>
+          <w:trHeight w:val="360"/>
+        </w:trPr>
+        <w:tc>
+          <w:tcPr>
+            <w:tcW w:w="1080" w:type="dxa"/>
+            <w:tcBorders>
+              <w:top w:val="single" w:sz="8" w:space="0" w:color="000000"/>
+              <w:left w:val="single" w:sz="8" w:space="0" w:color="000000"/>
+              <w:bottom w:val="single" w:sz="8" w:space="0" w:color="000000"/>
+              <w:right w:val="single" w:sz="8" w:space="0" w:color="000000"/>
+            </w:tcBorders>
+            <w:shd w:val="clear" w:color="auto" w:fill="C5F5E7"/>
+            <w:tcMar>
+              <w:top w:w="80" w:type="dxa"/>
+              <w:left w:w="80" w:type="dxa"/>
+              <w:bottom w:w="80" w:type="dxa"/>
+              <w:right w:w="80" w:type="dxa"/>
+            </w:tcMar>
+          </w:tcPr>
+          <w:p>
+            <w:pPr>
+              <w:pStyle w:val="Intestazione2"/>
+              <w:spacing w:before="0" w:after="0"/>
+              <w:rPr>
+                <w:rFonts w:ascii="Helvetica Neue" w:hAnsi="Helvetica Neue"/>
+              </w:rPr>
+            </w:pPr>
+            <w:r>
+              <w:rPr>
+                <w:rFonts w:ascii="Helvetica Neue" w:hAnsi="Helvetica Neue"/>
+              </w:rPr>
+              <w:t xml:space="preserve"># </w:t>
+            </w:r>
+          </w:p>
+        </w:tc>
+        <w:tc>
+          <w:tcPr>
+            <w:tcW w:w="4605" w:type="dxa"/>
+            <w:tcBorders>
+              <w:top w:val="single" w:sz="8" w:space="0" w:color="000000"/>
+              <w:left w:val="single" w:sz="8" w:space="0" w:color="000000"/>
+              <w:bottom w:val="single" w:sz="8" w:space="0" w:color="000000"/>
+              <w:right w:val="single" w:sz="8" w:space="0" w:color="000000"/>
+            </w:tcBorders>
+            <w:shd w:val="clear" w:color="auto" w:fill="C5F5E7"/>
+            <w:tcMar>
+              <w:top w:w="80" w:type="dxa"/>
+              <w:left w:w="180" w:type="dxa"/>
+              <w:bottom w:w="80" w:type="dxa"/>
+              <w:right w:w="80" w:type="dxa"/>
+            </w:tcMar>
+          </w:tcPr>
+          <w:p>
+            <w:pPr>
+              <w:pStyle w:val="Intestazione2"/>
+              <w:spacing w:before="0" w:after="0"/>
+              <w:ind w:left="100"/>
+              <w:jc w:val="center"/>
+              <w:rPr>
+                <w:rFonts w:ascii="Helvetica Neue" w:hAnsi="Helvetica Neue"/>
+              </w:rPr>
+            </w:pPr>
+            <w:r>
+              <w:rPr>
+                <w:rFonts w:ascii="Helvetica Neue" w:hAnsi="Helvetica Neue"/>
+              </w:rPr>
+              <w:t>Attore</w:t>
+            </w:r>
+          </w:p>
+        </w:tc>
+        <w:tc>
+          <w:tcPr>
+            <w:tcW w:w="4830" w:type="dxa"/>
+            <w:tcBorders>
+              <w:top w:val="single" w:sz="8" w:space="0" w:color="000000"/>
+              <w:left w:val="single" w:sz="8" w:space="0" w:color="000000"/>
+              <w:bottom w:val="single" w:sz="8" w:space="0" w:color="000000"/>
+              <w:right w:val="single" w:sz="8" w:space="0" w:color="000000"/>
+            </w:tcBorders>
+            <w:shd w:val="clear" w:color="auto" w:fill="C5F5E7"/>
+            <w:tcMar>
+              <w:top w:w="80" w:type="dxa"/>
+              <w:left w:w="180" w:type="dxa"/>
+              <w:bottom w:w="80" w:type="dxa"/>
+              <w:right w:w="80" w:type="dxa"/>
+            </w:tcMar>
+          </w:tcPr>
+          <w:p>
+            <w:pPr>
+              <w:pStyle w:val="Intestazione2"/>
+              <w:spacing w:before="0" w:after="0"/>
+              <w:ind w:left="100"/>
+              <w:jc w:val="center"/>
+              <w:rPr>
+                <w:rFonts w:ascii="Helvetica Neue" w:hAnsi="Helvetica Neue"/>
+              </w:rPr>
+            </w:pPr>
+            <w:r>
+              <w:rPr>
+                <w:rFonts w:ascii="Helvetica Neue" w:hAnsi="Helvetica Neue"/>
+              </w:rPr>
+              <w:t>Sistema</w:t>
+            </w:r>
+          </w:p>
+        </w:tc>
+      </w:tr>
+      <w:tr>
+        <w:trPr>
+          <w:trHeight w:val="622"/>
+        </w:trPr>
+        <w:tc>
+          <w:tcPr>
+            <w:tcW w:w="1080" w:type="dxa"/>
+            <w:tcBorders>
+              <w:top w:val="single" w:sz="8" w:space="0" w:color="000000"/>
+              <w:left w:val="single" w:sz="8" w:space="0" w:color="000000"/>
+              <w:bottom w:val="single" w:sz="8" w:space="0" w:color="000000"/>
+              <w:right w:val="single" w:sz="8" w:space="0" w:color="000000"/>
+            </w:tcBorders>
+            <w:tcMar>
+              <w:top w:w="80" w:type="dxa"/>
+              <w:left w:w="80" w:type="dxa"/>
+              <w:bottom w:w="80" w:type="dxa"/>
+              <w:right w:w="80" w:type="dxa"/>
+            </w:tcMar>
+          </w:tcPr>
+          <w:p>
+            <w:pPr>
+              <w:pStyle w:val="Intestazione3"/>
+              <w:spacing w:before="0"/>
+              <w:jc w:val="left"/>
+              <w:rPr>
+                <w:rFonts w:ascii="Helvetica Neue" w:hAnsi="Helvetica Neue"/>
+              </w:rPr>
+            </w:pPr>
+            <w:r>
+              <w:rPr>
+                <w:rFonts w:ascii="Helvetica Neue" w:hAnsi="Helvetica Neue"/>
+                <w:color w:val="000000" w:themeColor="text1"/>
+              </w:rPr>
+              <w:t>7a</w:t>
+            </w:r>
+            <w:r>
+              <w:rPr>
+                <w:rFonts w:ascii="Helvetica Neue" w:hAnsi="Helvetica Neue"/>
+                <w:color w:val="000000" w:themeColor="text1"/>
+              </w:rPr>
+              <w:t>.1</w:t>
+            </w:r>
+          </w:p>
+        </w:tc>
+        <w:tc>
+          <w:tcPr>
+            <w:tcW w:w="4605" w:type="dxa"/>
+            <w:tcBorders>
+              <w:top w:val="single" w:sz="8" w:space="0" w:color="000000"/>
+              <w:left w:val="single" w:sz="8" w:space="0" w:color="000000"/>
+              <w:bottom w:val="single" w:sz="8" w:space="0" w:color="000000"/>
+              <w:right w:val="single" w:sz="8" w:space="0" w:color="000000"/>
+            </w:tcBorders>
+            <w:tcMar>
+              <w:top w:w="80" w:type="dxa"/>
+              <w:left w:w="80" w:type="dxa"/>
+              <w:bottom w:w="80" w:type="dxa"/>
+              <w:right w:w="80" w:type="dxa"/>
+            </w:tcMar>
+          </w:tcPr>
+          <w:p>
+            <w:pPr>
+              <w:pStyle w:val="Corpo"/>
+              <w:spacing w:line="240" w:lineRule="auto"/>
+              <w:rPr>
+                <w:rFonts w:ascii="Helvetica Neue" w:hAnsi="Helvetica Neue"/>
+              </w:rPr>
+            </w:pPr>
+            <w:r>
+              <w:rPr>
+                <w:rFonts w:ascii="Helvetica Neue" w:hAnsi="Helvetica Neue"/>
+              </w:rPr>
+              <w:t>Seleziona un turno precedentemente impostato come "completo" e richiede di sbloccarlo</w:t>
+            </w:r>
+          </w:p>
+        </w:tc>
+        <w:tc>
+          <w:tcPr>
+            <w:tcW w:w="4830" w:type="dxa"/>
+            <w:tcBorders>
+              <w:top w:val="single" w:sz="8" w:space="0" w:color="000000"/>
+              <w:left w:val="single" w:sz="8" w:space="0" w:color="000000"/>
+              <w:bottom w:val="single" w:sz="8" w:space="0" w:color="000000"/>
+              <w:right w:val="single" w:sz="8" w:space="0" w:color="000000"/>
+            </w:tcBorders>
+            <w:tcMar>
+              <w:top w:w="80" w:type="dxa"/>
+              <w:left w:w="80" w:type="dxa"/>
+              <w:bottom w:w="80" w:type="dxa"/>
+              <w:right w:w="80" w:type="dxa"/>
+            </w:tcMar>
+          </w:tcPr>
+          <w:p>
+            <w:pPr>
+              <w:pStyle w:val="Corpo"/>
+              <w:jc w:val="left"/>
+              <w:rPr>
+                <w:rFonts w:ascii="Helvetica Neue" w:hAnsi="Helvetica Neue"/>
+              </w:rPr>
+            </w:pPr>
+            <w:r>
+              <w:rPr>
+                <w:rFonts w:ascii="Helvetica Neue" w:hAnsi="Helvetica Neue"/>
+              </w:rPr>
+              <w:t>Registra la rimozione dello stato "completo", rendendo nuovamente possibile l'aggiunta di compiti nel turno</w:t>
+            </w:r>
+          </w:p>
+        </w:tc>
+      </w:tr>
+      <w:tr>
+        <w:trPr>
+          <w:trHeight w:val="256"/>
+        </w:trPr>
+        <w:tc>
+          <w:tcPr>
+            <w:tcW w:w="1080" w:type="dxa"/>
+            <w:tcBorders>
+              <w:top w:val="single" w:sz="8" w:space="0" w:color="000000"/>
+              <w:left w:val="single" w:sz="8" w:space="0" w:color="000000"/>
+              <w:bottom w:val="single" w:sz="8" w:space="0" w:color="000000"/>
+              <w:right w:val="single" w:sz="8" w:space="0" w:color="000000"/>
+            </w:tcBorders>
+            <w:tcMar>
+              <w:top w:w="80" w:type="dxa"/>
+              <w:left w:w="80" w:type="dxa"/>
+              <w:bottom w:w="80" w:type="dxa"/>
+              <w:right w:w="80" w:type="dxa"/>
+            </w:tcMar>
+          </w:tcPr>
+          <w:p>
+            <w:pPr>
+              <w:pStyle w:val="Intestazione3"/>
+              <w:spacing w:before="0"/>
+              <w:jc w:val="left"/>
+              <w:rPr>
+                <w:rFonts w:ascii="Helvetica Neue" w:hAnsi="Helvetica Neue"/>
+              </w:rPr>
+            </w:pPr>
+          </w:p>
+        </w:tc>
+        <w:tc>
+          <w:tcPr>
+            <w:tcW w:w="4605" w:type="dxa"/>
+            <w:tcBorders>
+              <w:top w:val="single" w:sz="8" w:space="0" w:color="000000"/>
+              <w:left w:val="single" w:sz="8" w:space="0" w:color="000000"/>
+              <w:bottom w:val="single" w:sz="8" w:space="0" w:color="000000"/>
+              <w:right w:val="single" w:sz="8" w:space="0" w:color="000000"/>
+            </w:tcBorders>
+            <w:tcMar>
+              <w:top w:w="80" w:type="dxa"/>
+              <w:left w:w="80" w:type="dxa"/>
+              <w:bottom w:w="80" w:type="dxa"/>
+              <w:right w:w="80" w:type="dxa"/>
+            </w:tcMar>
+          </w:tcPr>
+          <w:p>
+            <w:pPr>
+              <w:pStyle w:val="Corpo"/>
+              <w:spacing w:line="240" w:lineRule="auto"/>
+              <w:rPr>
+                <w:rFonts w:ascii="Helvetica Neue" w:hAnsi="Helvetica Neue"/>
+                <w:i/>
+                <w:iCs/>
+              </w:rPr>
+            </w:pPr>
+            <w:r>
+              <w:rPr>
+                <w:rFonts w:ascii="Helvetica Neue" w:hAnsi="Helvetica Neue"/>
+                <w:i/>
+                <w:iCs/>
+              </w:rPr>
+              <w:t xml:space="preserve">Il flusso riprende dal passo </w:t>
+            </w:r>
+            <w:r>
+              <w:rPr>
+                <w:rFonts w:ascii="Helvetica Neue" w:hAnsi="Helvetica Neue"/>
+                <w:i/>
+                <w:iCs/>
+              </w:rPr>
+              <w:t>2</w:t>
+            </w:r>
+          </w:p>
+        </w:tc>
+        <w:tc>
+          <w:tcPr>
+            <w:tcW w:w="4830" w:type="dxa"/>
+            <w:tcBorders>
+              <w:top w:val="single" w:sz="8" w:space="0" w:color="000000"/>
+              <w:left w:val="single" w:sz="8" w:space="0" w:color="000000"/>
+              <w:bottom w:val="single" w:sz="8" w:space="0" w:color="000000"/>
+              <w:right w:val="single" w:sz="8" w:space="0" w:color="000000"/>
+            </w:tcBorders>
+            <w:tcMar>
+              <w:top w:w="80" w:type="dxa"/>
+              <w:left w:w="80" w:type="dxa"/>
+              <w:bottom w:w="80" w:type="dxa"/>
+              <w:right w:w="80" w:type="dxa"/>
+            </w:tcMar>
+          </w:tcPr>
+          <w:p>
+            <w:pPr>
+              <w:pStyle w:val="Corpo"/>
+              <w:jc w:val="left"/>
+              <w:rPr>
+                <w:rFonts w:ascii="Helvetica Neue" w:hAnsi="Helvetica Neue"/>
+              </w:rPr>
+            </w:pPr>
+          </w:p>
+        </w:tc>
+      </w:tr>
+    </w:tbl>
+    <w:p>
+      <w:pPr>
+        <w:pStyle w:val="Corpo"/>
+        <w:rPr>
+          <w:rFonts w:ascii="Helvetica Neue" w:hAnsi="Helvetica Neue"/>
+        </w:rPr>
+      </w:pPr>
+    </w:p>
+    <w:p>
+      <w:pPr>
+        <w:pStyle w:val="Corpo"/>
+        <w:rPr>
+          <w:rFonts w:ascii="Helvetica Neue" w:hAnsi="Helvetica Neue"/>
+        </w:rPr>
+      </w:pPr>
+    </w:p>
+    <w:p>
+      <w:pPr>
+        <w:pStyle w:val="Corpo"/>
+        <w:rPr>
+          <w:rFonts w:ascii="Helvetica Neue" w:hAnsi="Helvetica Neue"/>
+        </w:rPr>
+      </w:pPr>
+    </w:p>
+    <w:p>
+      <w:pPr>
+        <w:pStyle w:val="Corpo"/>
+        <w:rPr>
+          <w:rFonts w:ascii="Helvetica Neue" w:hAnsi="Helvetica Neue"/>
+        </w:rPr>
+      </w:pPr>
+    </w:p>
+    <w:p>
+      <w:pPr>
+        <w:pStyle w:val="Corpo"/>
+        <w:rPr>
+          <w:rFonts w:ascii="Helvetica Neue" w:hAnsi="Helvetica Neue"/>
+        </w:rPr>
+      </w:pPr>
+    </w:p>
+    <w:p>
+      <w:pPr>
+        <w:pStyle w:val="Corpo"/>
+        <w:rPr>
+          <w:rFonts w:ascii="Helvetica Neue" w:hAnsi="Helvetica Neue"/>
+        </w:rPr>
+      </w:pPr>
+    </w:p>
+    <w:p>
+      <w:pPr>
+        <w:pStyle w:val="Corpo"/>
+        <w:rPr>
+          <w:rFonts w:ascii="Helvetica Neue" w:hAnsi="Helvetica Neue"/>
+        </w:rPr>
+      </w:pPr>
+    </w:p>
+    <w:p>
+      <w:pPr>
+        <w:pStyle w:val="Corpo"/>
+        <w:rPr>
+          <w:rFonts w:ascii="Helvetica Neue" w:hAnsi="Helvetica Neue"/>
+        </w:rPr>
+      </w:pPr>
+    </w:p>
+    <w:p>
+      <w:pPr>
+        <w:pStyle w:val="Corpo"/>
+        <w:rPr>
+          <w:rFonts w:ascii="Helvetica Neue" w:hAnsi="Helvetica Neue"/>
+        </w:rPr>
+      </w:pPr>
+    </w:p>
+    <w:p>
+      <w:pPr>
+        <w:pStyle w:val="Corpo"/>
+        <w:rPr>
+          <w:rFonts w:ascii="Helvetica Neue" w:hAnsi="Helvetica Neue"/>
+        </w:rPr>
+      </w:pPr>
+    </w:p>
+    <w:p>
+      <w:pPr>
+        <w:pStyle w:val="Corpo"/>
+        <w:rPr>
+          <w:rFonts w:ascii="Helvetica Neue" w:hAnsi="Helvetica Neue"/>
+        </w:rPr>
+      </w:pPr>
+    </w:p>
+    <w:p>
+      <w:pPr>
+        <w:pStyle w:val="Corpo"/>
+        <w:rPr>
+          <w:rFonts w:ascii="Helvetica Neue" w:hAnsi="Helvetica Neue"/>
+        </w:rPr>
+      </w:pPr>
+    </w:p>
+    <w:p>
+      <w:pPr>
+        <w:pStyle w:val="Corpo"/>
+        <w:rPr>
+          <w:rFonts w:ascii="Helvetica Neue" w:hAnsi="Helvetica Neue"/>
+        </w:rPr>
+      </w:pPr>
+    </w:p>
+    <w:p>
+      <w:pPr>
+        <w:pStyle w:val="Corpo"/>
+        <w:rPr>
+          <w:rFonts w:ascii="Helvetica Neue" w:hAnsi="Helvetica Neue"/>
+        </w:rPr>
+      </w:pPr>
+    </w:p>
+    <w:p>
+      <w:pPr>
+        <w:pStyle w:val="Corpo"/>
+        <w:rPr>
+          <w:rFonts w:ascii="Helvetica Neue" w:hAnsi="Helvetica Neue"/>
+        </w:rPr>
+      </w:pPr>
+    </w:p>
+    <w:p>
+      <w:pPr>
+        <w:pStyle w:val="Corpo"/>
+        <w:rPr>
+          <w:rFonts w:ascii="Helvetica Neue" w:hAnsi="Helvetica Neue"/>
+        </w:rPr>
+      </w:pPr>
+    </w:p>
+    <w:p>
+      <w:pPr>
+        <w:pStyle w:val="Corpo"/>
+        <w:rPr>
+          <w:rFonts w:ascii="Helvetica Neue" w:hAnsi="Helvetica Neue"/>
+        </w:rPr>
+      </w:pPr>
+    </w:p>
+    <w:p>
+      <w:pPr>
+        <w:pStyle w:val="Corpo"/>
+        <w:rPr>
+          <w:rFonts w:ascii="Helvetica Neue" w:hAnsi="Helvetica Neue"/>
+        </w:rPr>
+      </w:pPr>
+    </w:p>
+    <w:p>
+      <w:pPr>
+        <w:pStyle w:val="Corpo"/>
+        <w:rPr>
+          <w:rFonts w:ascii="Helvetica Neue" w:hAnsi="Helvetica Neue"/>
+        </w:rPr>
+      </w:pPr>
+    </w:p>
+    <w:p>
+      <w:pPr>
+        <w:pStyle w:val="Corpo"/>
+        <w:rPr>
+          <w:rFonts w:ascii="Helvetica Neue" w:hAnsi="Helvetica Neue"/>
+        </w:rPr>
+      </w:pPr>
+    </w:p>
+    <w:p>
+      <w:pPr>
+        <w:pStyle w:val="Corpo"/>
+        <w:rPr>
+          <w:rFonts w:ascii="Helvetica Neue" w:hAnsi="Helvetica Neue"/>
+        </w:rPr>
+      </w:pPr>
+    </w:p>
+    <w:p>
+      <w:pPr>
+        <w:pStyle w:val="Corpo"/>
+        <w:rPr>
+          <w:rFonts w:ascii="Helvetica Neue" w:hAnsi="Helvetica Neue"/>
+        </w:rPr>
+      </w:pPr>
+    </w:p>
+    <w:p>
+      <w:pPr>
+        <w:pStyle w:val="Corpo"/>
+        <w:rPr>
+          <w:rFonts w:ascii="Helvetica Neue" w:hAnsi="Helvetica Neue"/>
+        </w:rPr>
+      </w:pPr>
+    </w:p>
+    <w:p>
+      <w:pPr>
+        <w:pStyle w:val="Corpo"/>
+        <w:rPr>
+          <w:rFonts w:ascii="Helvetica Neue" w:hAnsi="Helvetica Neue"/>
+        </w:rPr>
+      </w:pPr>
+    </w:p>
+    <w:p>
+      <w:pPr>
+        <w:pStyle w:val="Corpo"/>
+        <w:rPr>
+          <w:rFonts w:ascii="Helvetica Neue" w:hAnsi="Helvetica Neue"/>
+        </w:rPr>
+      </w:pPr>
+    </w:p>
+    <w:p>
+      <w:pPr>
+        <w:pStyle w:val="Corpo"/>
+        <w:rPr>
+          <w:rFonts w:ascii="Helvetica Neue" w:hAnsi="Helvetica Neue"/>
+        </w:rPr>
+      </w:pPr>
+    </w:p>
+    <w:p>
+      <w:pPr>
+        <w:pStyle w:val="Corpo"/>
+        <w:rPr>
+          <w:rFonts w:ascii="Helvetica Neue" w:hAnsi="Helvetica Neue"/>
+        </w:rPr>
+      </w:pPr>
+    </w:p>
+    <w:p>
+      <w:pPr>
+        <w:pStyle w:val="Corpo"/>
+        <w:rPr>
+          <w:rFonts w:ascii="Helvetica Neue" w:hAnsi="Helvetica Neue"/>
+        </w:rPr>
+      </w:pPr>
+    </w:p>
+    <w:p>
+      <w:pPr>
+        <w:pStyle w:val="Corpo"/>
+        <w:rPr>
+          <w:rFonts w:ascii="Helvetica Neue" w:hAnsi="Helvetica Neue"/>
+        </w:rPr>
+      </w:pPr>
+    </w:p>
+    <w:p>
+      <w:pPr>
+        <w:pStyle w:val="Corpo"/>
+        <w:rPr>
+          <w:rFonts w:ascii="Helvetica Neue" w:hAnsi="Helvetica Neue"/>
+        </w:rPr>
+      </w:pPr>
+    </w:p>
+    <w:p>
+      <w:pPr>
+        <w:pStyle w:val="Corpo"/>
+        <w:rPr>
+          <w:rFonts w:ascii="Helvetica Neue" w:hAnsi="Helvetica Neue"/>
+        </w:rPr>
+      </w:pPr>
+    </w:p>
+    <w:p>
+      <w:pPr>
+        <w:pStyle w:val="Corpo"/>
+        <w:rPr>
+          <w:rFonts w:ascii="Helvetica Neue" w:hAnsi="Helvetica Neue"/>
+        </w:rPr>
+      </w:pPr>
+    </w:p>
+    <w:p>
+      <w:pPr>
+        <w:pStyle w:val="Corpo"/>
+        <w:rPr>
+          <w:rFonts w:ascii="Helvetica Neue" w:hAnsi="Helvetica Neue"/>
+        </w:rPr>
+      </w:pPr>
+    </w:p>
+    <w:p>
+      <w:pPr>
+        <w:pStyle w:val="Corpo"/>
+        <w:rPr>
+          <w:rFonts w:ascii="Helvetica Neue" w:hAnsi="Helvetica Neue"/>
+        </w:rPr>
+      </w:pPr>
+    </w:p>
+    <w:p>
+      <w:pPr>
+        <w:pStyle w:val="Corpo"/>
+        <w:rPr>
+          <w:rFonts w:ascii="Helvetica Neue" w:hAnsi="Helvetica Neue"/>
+        </w:rPr>
+      </w:pPr>
+    </w:p>
+    <w:p>
+      <w:pPr>
+        <w:pStyle w:val="Corpo"/>
+        <w:rPr>
+          <w:rFonts w:ascii="Helvetica Neue" w:hAnsi="Helvetica Neue"/>
+        </w:rPr>
+      </w:pPr>
+    </w:p>
+    <w:p>
+      <w:pPr>
+        <w:pStyle w:val="Corpo"/>
+        <w:rPr>
+          <w:rFonts w:ascii="Helvetica Neue" w:hAnsi="Helvetica Neue"/>
+        </w:rPr>
+      </w:pPr>
+    </w:p>
+    <w:p>
+      <w:pPr>
+        <w:pStyle w:val="Titolo"/>
+        <w:spacing w:after="400"/>
+        <w:rPr>
+          <w:rFonts w:ascii="Helvetica Neue" w:eastAsia="Fredericka the Great" w:hAnsi="Helvetica Neue" w:cs="Fredericka the Great"/>
+        </w:rPr>
+      </w:pPr>
+      <w:r>
+        <w:rPr>
+          <w:rFonts w:ascii="Helvetica Neue" w:eastAsia="Fredericka the Great" w:hAnsi="Helvetica Neue" w:cs="Fredericka the Great"/>
+        </w:rPr>
+        <w:lastRenderedPageBreak/>
+        <w:t xml:space="preserve">Supervisionare </w:t>
+      </w:r>
+      <w:r>
+        <w:rPr>
+          <w:rFonts w:ascii="Helvetica Neue" w:eastAsia="Fredericka the Great" w:hAnsi="Helvetica Neue" w:cs="Fredericka the Great"/>
+        </w:rPr>
+        <w:t>la cucina</w:t>
+      </w:r>
+    </w:p>
+    <w:p>
+      <w:pPr>
+        <w:pStyle w:val="Intestazione"/>
+        <w:rPr>
+          <w:rFonts w:ascii="Helvetica Neue" w:hAnsi="Helvetica Neue"/>
+        </w:rPr>
+      </w:pPr>
+      <w:r>
+        <w:rPr>
+          <w:rFonts w:ascii="Helvetica Neue" w:hAnsi="Helvetica Neue"/>
+        </w:rPr>
+        <w:t>Informazioni generali</w:t>
+      </w:r>
+    </w:p>
+    <w:p>
+      <w:pPr>
+        <w:pStyle w:val="Corpo"/>
+        <w:rPr>
+          <w:rFonts w:ascii="Helvetica Neue" w:hAnsi="Helvetica Neue"/>
+        </w:rPr>
+      </w:pPr>
+      <w:r>
+        <w:rPr>
+          <w:rFonts w:ascii="Helvetica Neue" w:hAnsi="Helvetica Neue"/>
+          <w:b/>
+          <w:bCs/>
+        </w:rPr>
+        <w:t>Nome caso d</w:t>
+      </w:r>
+      <w:r>
+        <w:rPr>
+          <w:rFonts w:ascii="Helvetica Neue" w:hAnsi="Helvetica Neue"/>
+          <w:b/>
+          <w:bCs/>
+          <w:rtl/>
+        </w:rPr>
+        <w:t>’</w:t>
+      </w:r>
+      <w:r>
+        <w:rPr>
+          <w:rFonts w:ascii="Helvetica Neue" w:hAnsi="Helvetica Neue"/>
+          <w:b/>
+          <w:bCs/>
+        </w:rPr>
+        <w:t>uso</w:t>
+      </w:r>
+      <w:r>
+        <w:rPr>
+          <w:rFonts w:ascii="Helvetica Neue" w:hAnsi="Helvetica Neue"/>
+        </w:rPr>
+        <w:t xml:space="preserve">: </w:t>
+      </w:r>
+      <w:r>
+        <w:rPr>
+          <w:rFonts w:ascii="Helvetica Neue" w:hAnsi="Helvetica Neue"/>
+        </w:rPr>
+        <w:t>Supervisionare la cucina</w:t>
+      </w:r>
+    </w:p>
+    <w:p>
+      <w:pPr>
+        <w:pStyle w:val="Corpo"/>
+        <w:rPr>
+          <w:rFonts w:ascii="Helvetica Neue" w:hAnsi="Helvetica Neue"/>
+        </w:rPr>
+      </w:pPr>
+      <w:r>
+        <w:rPr>
+          <w:rFonts w:ascii="Helvetica Neue" w:hAnsi="Helvetica Neue"/>
+          <w:b/>
+          <w:bCs/>
+        </w:rPr>
+        <w:t xml:space="preserve">Portata: </w:t>
+      </w:r>
+      <w:r>
+        <w:rPr>
+          <w:rFonts w:ascii="Helvetica Neue" w:hAnsi="Helvetica Neue"/>
+          <w:lang w:val="pt-PT"/>
+        </w:rPr>
+        <w:t>Sistema</w:t>
+      </w:r>
+    </w:p>
+    <w:p>
+      <w:pPr>
+        <w:pStyle w:val="Corpo"/>
+        <w:rPr>
+          <w:rFonts w:ascii="Helvetica Neue" w:hAnsi="Helvetica Neue"/>
+        </w:rPr>
+      </w:pPr>
+      <w:r>
+        <w:rPr>
+          <w:rFonts w:ascii="Helvetica Neue" w:hAnsi="Helvetica Neue"/>
+          <w:b/>
+          <w:bCs/>
+        </w:rPr>
+        <w:t xml:space="preserve">Livello: </w:t>
+      </w:r>
+      <w:r>
+        <w:rPr>
+          <w:rFonts w:ascii="Helvetica Neue" w:hAnsi="Helvetica Neue"/>
+        </w:rPr>
+        <w:t>Obiettivo utente</w:t>
+      </w:r>
+    </w:p>
+    <w:p>
+      <w:pPr>
+        <w:pStyle w:val="Corpo"/>
+        <w:rPr>
+          <w:rFonts w:ascii="Helvetica Neue" w:hAnsi="Helvetica Neue"/>
+        </w:rPr>
+      </w:pPr>
+      <w:r>
+        <w:rPr>
+          <w:rFonts w:ascii="Helvetica Neue" w:hAnsi="Helvetica Neue"/>
+          <w:b/>
+          <w:bCs/>
+        </w:rPr>
+        <w:t xml:space="preserve">Attore primario: </w:t>
+      </w:r>
+      <w:r>
+        <w:rPr>
+          <w:rFonts w:ascii="Helvetica Neue" w:hAnsi="Helvetica Neue"/>
+          <w:lang w:val="de-DE"/>
+        </w:rPr>
+        <w:t>Chef</w:t>
+      </w:r>
+    </w:p>
+    <w:p>
+      <w:pPr>
+        <w:pStyle w:val="Corpo"/>
+        <w:rPr>
+          <w:rFonts w:ascii="Helvetica Neue" w:hAnsi="Helvetica Neue"/>
+        </w:rPr>
+      </w:pPr>
+      <w:r>
+        <w:rPr>
+          <w:rFonts w:ascii="Helvetica Neue" w:hAnsi="Helvetica Neue"/>
+          <w:b/>
+          <w:bCs/>
+        </w:rPr>
+        <w:t xml:space="preserve">Parti Interessate: </w:t>
+      </w:r>
+      <w:r>
+        <w:rPr>
+          <w:rFonts w:ascii="Helvetica Neue" w:hAnsi="Helvetica Neue"/>
+        </w:rPr>
+        <w:t>Cuoco, Organizzatore</w:t>
+      </w:r>
+    </w:p>
+    <w:p>
+      <w:pPr>
+        <w:pStyle w:val="Corpo"/>
+        <w:rPr>
+          <w:rFonts w:ascii="Helvetica Neue" w:hAnsi="Helvetica Neue"/>
+        </w:rPr>
+      </w:pPr>
+      <w:r>
+        <w:rPr>
+          <w:rFonts w:ascii="Helvetica Neue" w:hAnsi="Helvetica Neue"/>
+          <w:b/>
+          <w:bCs/>
+        </w:rPr>
+        <w:t xml:space="preserve">Pre-condizioni: </w:t>
+      </w:r>
+      <w:r>
+        <w:rPr>
+          <w:rFonts w:ascii="Helvetica Neue" w:hAnsi="Helvetica Neue"/>
+        </w:rPr>
+        <w:t>L’attore deve essere autenticato come Chef. Esistono turni preparatori con compiti assegnati.</w:t>
+      </w:r>
+    </w:p>
+    <w:p>
+      <w:pPr>
+        <w:pStyle w:val="Corpo"/>
+        <w:rPr>
+          <w:rFonts w:ascii="Helvetica Neue" w:hAnsi="Helvetica Neue"/>
+        </w:rPr>
+      </w:pPr>
+      <w:r>
+        <w:rPr>
+          <w:rFonts w:ascii="Helvetica Neue" w:hAnsi="Helvetica Neue"/>
+          <w:b/>
+          <w:bCs/>
+        </w:rPr>
+        <w:t xml:space="preserve">Garanzie di successo o post-condizioni: </w:t>
+      </w:r>
+      <w:r>
+        <w:rPr>
+          <w:rFonts w:ascii="Helvetica Neue" w:hAnsi="Helvetica Neue"/>
+        </w:rPr>
+        <w:t>Lo Chef ha consultato con successo lo stato di avanzamento delle preparazioni, i carichi di lavoro e lo stato dei singoli compiti nei turni di cucina.</w:t>
+      </w:r>
+    </w:p>
+    <w:p>
+      <w:pPr>
+        <w:pStyle w:val="Corpo"/>
+        <w:rPr>
+          <w:rFonts w:ascii="Helvetica Neue" w:hAnsi="Helvetica Neue"/>
+          <w:color w:val="3C8A9E"/>
+          <w:sz w:val="40"/>
+          <w:szCs w:val="40"/>
+        </w:rPr>
+      </w:pPr>
+      <w:r>
+        <w:rPr>
+          <w:rFonts w:ascii="Helvetica Neue" w:hAnsi="Helvetica Neue"/>
+          <w:color w:val="3C8A9E"/>
+          <w:sz w:val="40"/>
+          <w:szCs w:val="40"/>
+        </w:rPr>
+        <w:t>Scenario principale di successo</w:t>
+      </w:r>
+    </w:p>
+    <w:tbl>
+      <w:tblPr>
+        <w:tblStyle w:val="TableNormal"/>
+        <w:tblW w:w="10515" w:type="dxa"/>
+        <w:tblInd w:w="138" w:type="dxa"/>
+        <w:tblBorders>
+          <w:top w:val="single" w:sz="8" w:space="0" w:color="FFFFFF"/>
+          <w:left w:val="single" w:sz="8" w:space="0" w:color="FFFFFF"/>
+          <w:bottom w:val="single" w:sz="8" w:space="0" w:color="FFFFFF"/>
+          <w:right w:val="single" w:sz="8" w:space="0" w:color="FFFFFF"/>
+          <w:insideH w:val="single" w:sz="8" w:space="0" w:color="FFFFFF"/>
+          <w:insideV w:val="single" w:sz="8" w:space="0" w:color="FFFFFF"/>
+        </w:tblBorders>
+        <w:shd w:val="clear" w:color="auto" w:fill="CED7E7"/>
+        <w:tblLayout w:type="fixed"/>
+        <w:tblLook w:val="04A0" w:firstRow="1" w:lastRow="0" w:firstColumn="1" w:lastColumn="0" w:noHBand="0" w:noVBand="1"/>
+      </w:tblPr>
+      <w:tblGrid>
+        <w:gridCol w:w="570"/>
+        <w:gridCol w:w="5519"/>
+        <w:gridCol w:w="4426"/>
+      </w:tblGrid>
+      <w:tr>
+        <w:trPr>
+          <w:trHeight w:val="360"/>
+        </w:trPr>
+        <w:tc>
+          <w:tcPr>
+            <w:tcW w:w="570" w:type="dxa"/>
+            <w:tcBorders>
+              <w:top w:val="single" w:sz="8" w:space="0" w:color="000000"/>
+              <w:left w:val="single" w:sz="8" w:space="0" w:color="000000"/>
+              <w:bottom w:val="single" w:sz="8" w:space="0" w:color="000000"/>
+              <w:right w:val="single" w:sz="8" w:space="0" w:color="000000"/>
+            </w:tcBorders>
+            <w:shd w:val="clear" w:color="auto" w:fill="C5F5E7"/>
+            <w:tcMar>
+              <w:top w:w="80" w:type="dxa"/>
+              <w:left w:w="80" w:type="dxa"/>
+              <w:bottom w:w="80" w:type="dxa"/>
+              <w:right w:w="80" w:type="dxa"/>
+            </w:tcMar>
+          </w:tcPr>
+          <w:p>
+            <w:pPr>
+              <w:pStyle w:val="Intestazione2"/>
+              <w:spacing w:before="0" w:after="0"/>
+              <w:rPr>
+                <w:rFonts w:ascii="Helvetica Neue" w:hAnsi="Helvetica Neue"/>
+              </w:rPr>
+            </w:pPr>
+            <w:r>
+              <w:rPr>
+                <w:rFonts w:ascii="Helvetica Neue" w:hAnsi="Helvetica Neue"/>
+              </w:rPr>
+              <w:t xml:space="preserve"># </w:t>
+            </w:r>
+          </w:p>
+        </w:tc>
+        <w:tc>
+          <w:tcPr>
+            <w:tcW w:w="5519" w:type="dxa"/>
+            <w:tcBorders>
+              <w:top w:val="single" w:sz="8" w:space="0" w:color="000000"/>
+              <w:left w:val="single" w:sz="8" w:space="0" w:color="000000"/>
+              <w:bottom w:val="single" w:sz="8" w:space="0" w:color="000000"/>
+              <w:right w:val="single" w:sz="8" w:space="0" w:color="000000"/>
+            </w:tcBorders>
+            <w:shd w:val="clear" w:color="auto" w:fill="C5F5E7"/>
+            <w:tcMar>
+              <w:top w:w="80" w:type="dxa"/>
+              <w:left w:w="180" w:type="dxa"/>
+              <w:bottom w:w="80" w:type="dxa"/>
+              <w:right w:w="80" w:type="dxa"/>
+            </w:tcMar>
+          </w:tcPr>
+          <w:p>
+            <w:pPr>
+              <w:pStyle w:val="Intestazione2"/>
+              <w:spacing w:before="0" w:after="0"/>
+              <w:ind w:left="100"/>
+              <w:jc w:val="center"/>
+              <w:rPr>
+                <w:rFonts w:ascii="Helvetica Neue" w:hAnsi="Helvetica Neue"/>
+              </w:rPr>
+            </w:pPr>
+            <w:r>
+              <w:rPr>
+                <w:rFonts w:ascii="Helvetica Neue" w:hAnsi="Helvetica Neue"/>
+              </w:rPr>
+              <w:t>Attore</w:t>
+            </w:r>
+          </w:p>
+        </w:tc>
+        <w:tc>
+          <w:tcPr>
+            <w:tcW w:w="4426" w:type="dxa"/>
+            <w:tcBorders>
+              <w:top w:val="single" w:sz="8" w:space="0" w:color="000000"/>
+              <w:left w:val="single" w:sz="8" w:space="0" w:color="000000"/>
+              <w:bottom w:val="single" w:sz="8" w:space="0" w:color="000000"/>
+              <w:right w:val="single" w:sz="8" w:space="0" w:color="000000"/>
+            </w:tcBorders>
+            <w:shd w:val="clear" w:color="auto" w:fill="C5F5E7"/>
+            <w:tcMar>
+              <w:top w:w="80" w:type="dxa"/>
+              <w:left w:w="180" w:type="dxa"/>
+              <w:bottom w:w="80" w:type="dxa"/>
+              <w:right w:w="80" w:type="dxa"/>
+            </w:tcMar>
+          </w:tcPr>
+          <w:p>
+            <w:pPr>
+              <w:pStyle w:val="Intestazione2"/>
+              <w:spacing w:before="0" w:after="0"/>
+              <w:ind w:left="100"/>
+              <w:jc w:val="center"/>
+              <w:rPr>
+                <w:rFonts w:ascii="Helvetica Neue" w:hAnsi="Helvetica Neue"/>
+              </w:rPr>
+            </w:pPr>
+            <w:r>
+              <w:rPr>
+                <w:rFonts w:ascii="Helvetica Neue" w:hAnsi="Helvetica Neue"/>
+              </w:rPr>
+              <w:t>Sistema</w:t>
+            </w:r>
+          </w:p>
+        </w:tc>
+      </w:tr>
+      <w:tr>
+        <w:trPr>
+          <w:trHeight w:val="622"/>
+        </w:trPr>
+        <w:tc>
+          <w:tcPr>
+            <w:tcW w:w="570" w:type="dxa"/>
+            <w:tcBorders>
+              <w:top w:val="single" w:sz="8" w:space="0" w:color="000000"/>
+              <w:left w:val="single" w:sz="8" w:space="0" w:color="000000"/>
+              <w:bottom w:val="single" w:sz="8" w:space="0" w:color="000000"/>
+              <w:right w:val="single" w:sz="8" w:space="0" w:color="000000"/>
+            </w:tcBorders>
+            <w:tcMar>
+              <w:top w:w="80" w:type="dxa"/>
+              <w:left w:w="80" w:type="dxa"/>
+              <w:bottom w:w="80" w:type="dxa"/>
+              <w:right w:w="80" w:type="dxa"/>
+            </w:tcMar>
+          </w:tcPr>
+          <w:p>
+            <w:pPr>
+              <w:pStyle w:val="Intestazione3"/>
+              <w:spacing w:before="0"/>
+              <w:jc w:val="left"/>
+              <w:rPr>
+                <w:rFonts w:ascii="Helvetica Neue" w:hAnsi="Helvetica Neue"/>
+              </w:rPr>
+            </w:pPr>
+            <w:r>
+              <w:rPr>
+                <w:rFonts w:ascii="Helvetica Neue" w:hAnsi="Helvetica Neue"/>
+              </w:rPr>
+              <w:t>1</w:t>
+            </w:r>
+          </w:p>
+        </w:tc>
+        <w:tc>
+          <w:tcPr>
+            <w:tcW w:w="5519" w:type="dxa"/>
+            <w:tcBorders>
+              <w:top w:val="single" w:sz="8" w:space="0" w:color="000000"/>
+              <w:left w:val="single" w:sz="8" w:space="0" w:color="000000"/>
+              <w:bottom w:val="single" w:sz="8" w:space="0" w:color="000000"/>
+              <w:right w:val="single" w:sz="8" w:space="0" w:color="000000"/>
+            </w:tcBorders>
+            <w:tcMar>
+              <w:top w:w="80" w:type="dxa"/>
+              <w:left w:w="80" w:type="dxa"/>
+              <w:bottom w:w="80" w:type="dxa"/>
+              <w:right w:w="80" w:type="dxa"/>
+            </w:tcMar>
+          </w:tcPr>
+          <w:p>
+            <w:pPr>
+              <w:pStyle w:val="Corpo"/>
+              <w:widowControl/>
+              <w:rPr>
+                <w:rFonts w:ascii="Helvetica Neue" w:hAnsi="Helvetica Neue"/>
+              </w:rPr>
+            </w:pPr>
+            <w:r>
+              <w:rPr>
+                <w:rFonts w:ascii="Helvetica Neue" w:hAnsi="Helvetica Neue"/>
+              </w:rPr>
+              <w:t>Richiede di accedere alla sezione di supervisione dei lavori della cucina</w:t>
+            </w:r>
+          </w:p>
+        </w:tc>
+        <w:tc>
+          <w:tcPr>
+            <w:tcW w:w="4426" w:type="dxa"/>
+            <w:tcBorders>
+              <w:top w:val="single" w:sz="8" w:space="0" w:color="000000"/>
+              <w:left w:val="single" w:sz="8" w:space="0" w:color="000000"/>
+              <w:bottom w:val="single" w:sz="8" w:space="0" w:color="000000"/>
+              <w:right w:val="single" w:sz="8" w:space="0" w:color="000000"/>
+            </w:tcBorders>
+            <w:tcMar>
+              <w:top w:w="80" w:type="dxa"/>
+              <w:left w:w="80" w:type="dxa"/>
+              <w:bottom w:w="80" w:type="dxa"/>
+              <w:right w:w="80" w:type="dxa"/>
+            </w:tcMar>
+          </w:tcPr>
+          <w:p>
+            <w:pPr>
+              <w:pStyle w:val="Corpo"/>
+              <w:jc w:val="left"/>
+              <w:rPr>
+                <w:rFonts w:ascii="Helvetica Neue" w:hAnsi="Helvetica Neue"/>
+              </w:rPr>
+            </w:pPr>
+            <w:r>
+              <w:rPr>
+                <w:rFonts w:ascii="Helvetica Neue" w:hAnsi="Helvetica Neue"/>
+              </w:rPr>
+              <w:t>Fornisce la vista generale con l'elenco dei turni preparatori odierni o imminenti</w:t>
+            </w:r>
+          </w:p>
+        </w:tc>
+      </w:tr>
+      <w:tr>
+        <w:trPr>
+          <w:trHeight w:val="622"/>
+        </w:trPr>
+        <w:tc>
+          <w:tcPr>
+            <w:tcW w:w="570" w:type="dxa"/>
+            <w:tcBorders>
+              <w:top w:val="single" w:sz="8" w:space="0" w:color="000000"/>
+              <w:left w:val="single" w:sz="8" w:space="0" w:color="000000"/>
+              <w:bottom w:val="single" w:sz="8" w:space="0" w:color="000000"/>
+              <w:right w:val="single" w:sz="8" w:space="0" w:color="000000"/>
+            </w:tcBorders>
+            <w:tcMar>
+              <w:top w:w="80" w:type="dxa"/>
+              <w:left w:w="80" w:type="dxa"/>
+              <w:bottom w:w="80" w:type="dxa"/>
+              <w:right w:w="80" w:type="dxa"/>
+            </w:tcMar>
+          </w:tcPr>
+          <w:p>
+            <w:pPr>
+              <w:pStyle w:val="Intestazione3"/>
+              <w:spacing w:before="0"/>
+              <w:jc w:val="left"/>
+              <w:rPr>
+                <w:rFonts w:ascii="Helvetica Neue" w:hAnsi="Helvetica Neue"/>
+              </w:rPr>
+            </w:pPr>
+            <w:r>
+              <w:rPr>
+                <w:rFonts w:ascii="Helvetica Neue" w:hAnsi="Helvetica Neue"/>
+              </w:rPr>
+              <w:t>2</w:t>
+            </w:r>
+          </w:p>
+        </w:tc>
+        <w:tc>
+          <w:tcPr>
+            <w:tcW w:w="5519" w:type="dxa"/>
+            <w:tcBorders>
+              <w:top w:val="single" w:sz="8" w:space="0" w:color="000000"/>
+              <w:left w:val="single" w:sz="8" w:space="0" w:color="000000"/>
+              <w:bottom w:val="single" w:sz="8" w:space="0" w:color="000000"/>
+              <w:right w:val="single" w:sz="8" w:space="0" w:color="000000"/>
+            </w:tcBorders>
+            <w:tcMar>
+              <w:top w:w="80" w:type="dxa"/>
+              <w:left w:w="80" w:type="dxa"/>
+              <w:bottom w:w="80" w:type="dxa"/>
+              <w:right w:w="80" w:type="dxa"/>
+            </w:tcMar>
+          </w:tcPr>
+          <w:p>
+            <w:pPr>
+              <w:pStyle w:val="Corpo"/>
+              <w:widowControl/>
+              <w:rPr>
+                <w:rFonts w:ascii="Helvetica Neue" w:hAnsi="Helvetica Neue"/>
+              </w:rPr>
+            </w:pPr>
+            <w:r>
+              <w:rPr>
+                <w:rFonts w:ascii="Helvetica Neue" w:hAnsi="Helvetica Neue"/>
+              </w:rPr>
+              <w:t>Opzionalmente, inserisce un criterio di ricerca specifico (es. per data, per evento, o per specifico cuoco)</w:t>
+            </w:r>
+          </w:p>
+        </w:tc>
+        <w:tc>
+          <w:tcPr>
+            <w:tcW w:w="4426" w:type="dxa"/>
+            <w:tcBorders>
+              <w:top w:val="single" w:sz="8" w:space="0" w:color="000000"/>
+              <w:left w:val="single" w:sz="8" w:space="0" w:color="000000"/>
+              <w:bottom w:val="single" w:sz="8" w:space="0" w:color="000000"/>
+              <w:right w:val="single" w:sz="8" w:space="0" w:color="000000"/>
+            </w:tcBorders>
+            <w:tcMar>
+              <w:top w:w="80" w:type="dxa"/>
+              <w:left w:w="80" w:type="dxa"/>
+              <w:bottom w:w="80" w:type="dxa"/>
+              <w:right w:w="80" w:type="dxa"/>
+            </w:tcMar>
+          </w:tcPr>
+          <w:p>
+            <w:pPr>
+              <w:pStyle w:val="Corpo"/>
+              <w:jc w:val="left"/>
+              <w:rPr>
+                <w:rFonts w:ascii="Helvetica Neue" w:hAnsi="Helvetica Neue"/>
+              </w:rPr>
+            </w:pPr>
+            <w:r>
+              <w:rPr>
+                <w:rFonts w:ascii="Helvetica Neue" w:hAnsi="Helvetica Neue"/>
+              </w:rPr>
+              <w:t>Aggiorna l'elenco dei turni preparatori mostrando solo quelli che corrispondono al criterio</w:t>
+            </w:r>
+          </w:p>
+        </w:tc>
+      </w:tr>
+      <w:tr>
+        <w:trPr>
+          <w:trHeight w:val="622"/>
+        </w:trPr>
+        <w:tc>
+          <w:tcPr>
+            <w:tcW w:w="570" w:type="dxa"/>
+            <w:tcBorders>
+              <w:top w:val="single" w:sz="8" w:space="0" w:color="000000"/>
+              <w:left w:val="single" w:sz="8" w:space="0" w:color="000000"/>
+              <w:bottom w:val="single" w:sz="8" w:space="0" w:color="000000"/>
+              <w:right w:val="single" w:sz="8" w:space="0" w:color="000000"/>
+            </w:tcBorders>
+            <w:tcMar>
+              <w:top w:w="80" w:type="dxa"/>
+              <w:left w:w="80" w:type="dxa"/>
+              <w:bottom w:w="80" w:type="dxa"/>
+              <w:right w:w="80" w:type="dxa"/>
+            </w:tcMar>
+          </w:tcPr>
+          <w:p>
+            <w:pPr>
+              <w:pStyle w:val="Intestazione3"/>
+              <w:spacing w:before="0"/>
+              <w:jc w:val="left"/>
+              <w:rPr>
+                <w:rFonts w:ascii="Helvetica Neue" w:hAnsi="Helvetica Neue"/>
+              </w:rPr>
+            </w:pPr>
+            <w:r>
+              <w:rPr>
+                <w:rFonts w:ascii="Helvetica Neue" w:hAnsi="Helvetica Neue"/>
+                <w:color w:val="000000"/>
+                <w:u w:color="000000"/>
+              </w:rPr>
+              <w:t>3</w:t>
+            </w:r>
+          </w:p>
+        </w:tc>
+        <w:tc>
+          <w:tcPr>
+            <w:tcW w:w="5519" w:type="dxa"/>
+            <w:tcBorders>
+              <w:top w:val="single" w:sz="8" w:space="0" w:color="000000"/>
+              <w:left w:val="single" w:sz="8" w:space="0" w:color="000000"/>
+              <w:bottom w:val="single" w:sz="8" w:space="0" w:color="000000"/>
+              <w:right w:val="single" w:sz="8" w:space="0" w:color="000000"/>
+            </w:tcBorders>
+            <w:tcMar>
+              <w:top w:w="80" w:type="dxa"/>
+              <w:left w:w="80" w:type="dxa"/>
+              <w:bottom w:w="80" w:type="dxa"/>
+              <w:right w:w="80" w:type="dxa"/>
+            </w:tcMar>
+          </w:tcPr>
+          <w:p>
+            <w:pPr>
+              <w:pStyle w:val="Corpo"/>
+              <w:widowControl/>
+              <w:rPr>
+                <w:rFonts w:ascii="Helvetica Neue" w:hAnsi="Helvetica Neue"/>
+              </w:rPr>
+            </w:pPr>
+            <w:r>
+              <w:rPr>
+                <w:rFonts w:ascii="Helvetica Neue" w:hAnsi="Helvetica Neue"/>
+              </w:rPr>
+              <w:t>Seleziona un turno preparatorio specifico dall'elenco</w:t>
+            </w:r>
+          </w:p>
+        </w:tc>
+        <w:tc>
+          <w:tcPr>
+            <w:tcW w:w="4426" w:type="dxa"/>
+            <w:tcBorders>
+              <w:top w:val="single" w:sz="8" w:space="0" w:color="000000"/>
+              <w:left w:val="single" w:sz="8" w:space="0" w:color="000000"/>
+              <w:bottom w:val="single" w:sz="8" w:space="0" w:color="000000"/>
+              <w:right w:val="single" w:sz="8" w:space="0" w:color="000000"/>
+            </w:tcBorders>
+            <w:tcMar>
+              <w:top w:w="80" w:type="dxa"/>
+              <w:left w:w="80" w:type="dxa"/>
+              <w:bottom w:w="80" w:type="dxa"/>
+              <w:right w:w="80" w:type="dxa"/>
+            </w:tcMar>
+          </w:tcPr>
+          <w:p>
+            <w:pPr>
+              <w:pStyle w:val="Corpo"/>
+              <w:jc w:val="left"/>
+              <w:rPr>
+                <w:rFonts w:ascii="Helvetica Neue" w:hAnsi="Helvetica Neue"/>
+              </w:rPr>
+            </w:pPr>
+            <w:r>
+              <w:rPr>
+                <w:rFonts w:ascii="Helvetica Neue" w:hAnsi="Helvetica Neue"/>
+              </w:rPr>
+              <w:t>Fornisce il dettaglio del turno: l'elenco dei cuochi presenti, il totale del tempo stimato per ciascuno e l'elenco di tutti i compiti assegnati con il relativo stato (es. "da eseguire", "completato")</w:t>
+            </w:r>
+          </w:p>
+        </w:tc>
+      </w:tr>
+      <w:tr>
+        <w:trPr>
+          <w:trHeight w:val="300"/>
+        </w:trPr>
+        <w:tc>
+          <w:tcPr>
+            <w:tcW w:w="570" w:type="dxa"/>
+            <w:tcBorders>
+              <w:top w:val="single" w:sz="8" w:space="0" w:color="000000"/>
+              <w:left w:val="single" w:sz="8" w:space="0" w:color="000000"/>
+              <w:bottom w:val="single" w:sz="8" w:space="0" w:color="000000"/>
+              <w:right w:val="single" w:sz="8" w:space="0" w:color="000000"/>
+            </w:tcBorders>
+            <w:tcMar>
+              <w:top w:w="80" w:type="dxa"/>
+              <w:left w:w="80" w:type="dxa"/>
+              <w:bottom w:w="80" w:type="dxa"/>
+              <w:right w:w="80" w:type="dxa"/>
+            </w:tcMar>
+          </w:tcPr>
+          <w:p>
+            <w:pPr>
+              <w:pStyle w:val="Intestazione3"/>
+              <w:spacing w:before="0"/>
+              <w:jc w:val="left"/>
+              <w:rPr>
+                <w:rFonts w:ascii="Helvetica Neue" w:hAnsi="Helvetica Neue"/>
+              </w:rPr>
+            </w:pPr>
+            <w:r>
+              <w:rPr>
+                <w:rFonts w:ascii="Helvetica Neue" w:hAnsi="Helvetica Neue"/>
+              </w:rPr>
+              <w:t>4</w:t>
+            </w:r>
+          </w:p>
+        </w:tc>
+        <w:tc>
+          <w:tcPr>
+            <w:tcW w:w="5519" w:type="dxa"/>
+            <w:tcBorders>
+              <w:top w:val="single" w:sz="8" w:space="0" w:color="000000"/>
+              <w:left w:val="single" w:sz="8" w:space="0" w:color="000000"/>
+              <w:bottom w:val="single" w:sz="8" w:space="0" w:color="000000"/>
+              <w:right w:val="single" w:sz="8" w:space="0" w:color="000000"/>
+            </w:tcBorders>
+            <w:tcMar>
+              <w:top w:w="80" w:type="dxa"/>
+              <w:left w:w="80" w:type="dxa"/>
+              <w:bottom w:w="80" w:type="dxa"/>
+              <w:right w:w="80" w:type="dxa"/>
+            </w:tcMar>
+          </w:tcPr>
+          <w:p>
+            <w:pPr>
+              <w:pStyle w:val="Corpo"/>
+              <w:widowControl/>
+              <w:rPr>
+                <w:rFonts w:ascii="Helvetica Neue" w:hAnsi="Helvetica Neue"/>
+              </w:rPr>
+            </w:pPr>
+            <w:r>
+              <w:rPr>
+                <w:rFonts w:ascii="Helvetica Neue" w:hAnsi="Helvetica Neue"/>
+              </w:rPr>
+              <w:t>Opzionalmente, seleziona il nome di un singolo cuoco all'interno del turno</w:t>
+            </w:r>
+          </w:p>
+        </w:tc>
+        <w:tc>
+          <w:tcPr>
+            <w:tcW w:w="4426" w:type="dxa"/>
+            <w:tcBorders>
+              <w:top w:val="single" w:sz="8" w:space="0" w:color="000000"/>
+              <w:left w:val="single" w:sz="8" w:space="0" w:color="000000"/>
+              <w:bottom w:val="single" w:sz="8" w:space="0" w:color="000000"/>
+              <w:right w:val="single" w:sz="8" w:space="0" w:color="000000"/>
+            </w:tcBorders>
+            <w:tcMar>
+              <w:top w:w="80" w:type="dxa"/>
+              <w:left w:w="80" w:type="dxa"/>
+              <w:bottom w:w="80" w:type="dxa"/>
+              <w:right w:w="80" w:type="dxa"/>
+            </w:tcMar>
+          </w:tcPr>
+          <w:p>
+            <w:pPr>
+              <w:pStyle w:val="Corpo"/>
+              <w:jc w:val="left"/>
+              <w:rPr>
+                <w:rFonts w:ascii="Helvetica Neue" w:hAnsi="Helvetica Neue"/>
+              </w:rPr>
+            </w:pPr>
+            <w:r>
+              <w:rPr>
+                <w:rFonts w:ascii="Helvetica Neue" w:hAnsi="Helvetica Neue"/>
+              </w:rPr>
+              <w:t>Applica un filtro visivo e mostra esclusivamente i compiti assegnati a quel determinato cuoco, evidenziandone il progresso</w:t>
+            </w:r>
+          </w:p>
+        </w:tc>
+      </w:tr>
+      <w:tr>
+        <w:trPr>
+          <w:trHeight w:val="627"/>
+        </w:trPr>
+        <w:tc>
+          <w:tcPr>
+            <w:tcW w:w="570" w:type="dxa"/>
+            <w:tcBorders>
+              <w:top w:val="single" w:sz="8" w:space="0" w:color="000000"/>
+              <w:left w:val="single" w:sz="8" w:space="0" w:color="000000"/>
+              <w:bottom w:val="single" w:sz="8" w:space="0" w:color="000000"/>
+              <w:right w:val="single" w:sz="8" w:space="0" w:color="000000"/>
+            </w:tcBorders>
+            <w:tcMar>
+              <w:top w:w="80" w:type="dxa"/>
+              <w:left w:w="80" w:type="dxa"/>
+              <w:bottom w:w="80" w:type="dxa"/>
+              <w:right w:w="80" w:type="dxa"/>
+            </w:tcMar>
+          </w:tcPr>
+          <w:p>
+            <w:pPr>
+              <w:pStyle w:val="Intestazione3"/>
+              <w:spacing w:before="0"/>
+              <w:jc w:val="left"/>
+              <w:rPr>
+                <w:rFonts w:ascii="Helvetica Neue" w:hAnsi="Helvetica Neue"/>
+              </w:rPr>
+            </w:pPr>
+            <w:r>
+              <w:rPr>
+                <w:rFonts w:ascii="Helvetica Neue" w:hAnsi="Helvetica Neue"/>
+              </w:rPr>
+              <w:t>5</w:t>
+            </w:r>
+          </w:p>
+        </w:tc>
+        <w:tc>
+          <w:tcPr>
+            <w:tcW w:w="5519" w:type="dxa"/>
+            <w:tcBorders>
+              <w:top w:val="single" w:sz="8" w:space="0" w:color="000000"/>
+              <w:left w:val="single" w:sz="8" w:space="0" w:color="000000"/>
+              <w:bottom w:val="single" w:sz="8" w:space="0" w:color="000000"/>
+              <w:right w:val="single" w:sz="8" w:space="0" w:color="000000"/>
+            </w:tcBorders>
+            <w:tcMar>
+              <w:top w:w="80" w:type="dxa"/>
+              <w:left w:w="80" w:type="dxa"/>
+              <w:bottom w:w="80" w:type="dxa"/>
+              <w:right w:w="80" w:type="dxa"/>
+            </w:tcMar>
+          </w:tcPr>
+          <w:p>
+            <w:pPr>
+              <w:pStyle w:val="Corpo"/>
+              <w:widowControl/>
+              <w:rPr>
+                <w:rFonts w:ascii="Helvetica Neue" w:hAnsi="Helvetica Neue"/>
+              </w:rPr>
+            </w:pPr>
+            <w:r>
+              <w:rPr>
+                <w:rFonts w:ascii="Helvetica Neue" w:hAnsi="Helvetica Neue"/>
+              </w:rPr>
+              <w:t>Seleziona un singolo compito assegnato per vederne i dettagli</w:t>
+            </w:r>
+          </w:p>
+        </w:tc>
+        <w:tc>
+          <w:tcPr>
+            <w:tcW w:w="4426" w:type="dxa"/>
+            <w:tcBorders>
+              <w:top w:val="single" w:sz="8" w:space="0" w:color="000000"/>
+              <w:left w:val="single" w:sz="8" w:space="0" w:color="000000"/>
+              <w:bottom w:val="single" w:sz="8" w:space="0" w:color="000000"/>
+              <w:right w:val="single" w:sz="8" w:space="0" w:color="000000"/>
+            </w:tcBorders>
+            <w:tcMar>
+              <w:top w:w="80" w:type="dxa"/>
+              <w:left w:w="80" w:type="dxa"/>
+              <w:bottom w:w="80" w:type="dxa"/>
+              <w:right w:w="80" w:type="dxa"/>
+            </w:tcMar>
+          </w:tcPr>
+          <w:p>
+            <w:pPr>
+              <w:pStyle w:val="Corpo"/>
+              <w:jc w:val="left"/>
+              <w:rPr>
+                <w:rFonts w:ascii="Helvetica Neue" w:hAnsi="Helvetica Neue"/>
+              </w:rPr>
+            </w:pPr>
+            <w:r>
+              <w:rPr>
+                <w:rFonts w:ascii="Helvetica Neue" w:hAnsi="Helvetica Neue"/>
+              </w:rPr>
+              <w:t>Fornisce la scheda del compito, mostrando la ricetta o preparazione di origine, i singoli passi che lo compongono e il tempo stimato associato</w:t>
+            </w:r>
+          </w:p>
+        </w:tc>
+      </w:tr>
+      <w:tr>
+        <w:trPr>
+          <w:trHeight w:val="300"/>
+        </w:trPr>
+        <w:tc>
+          <w:tcPr>
+            <w:tcW w:w="570" w:type="dxa"/>
+            <w:tcBorders>
+              <w:top w:val="single" w:sz="8" w:space="0" w:color="000000"/>
+              <w:left w:val="single" w:sz="8" w:space="0" w:color="000000"/>
+              <w:bottom w:val="single" w:sz="8" w:space="0" w:color="000000"/>
+              <w:right w:val="single" w:sz="8" w:space="0" w:color="000000"/>
+            </w:tcBorders>
+            <w:tcMar>
+              <w:top w:w="80" w:type="dxa"/>
+              <w:left w:w="80" w:type="dxa"/>
+              <w:bottom w:w="80" w:type="dxa"/>
+              <w:right w:w="80" w:type="dxa"/>
+            </w:tcMar>
+          </w:tcPr>
+          <w:p>
+            <w:pPr>
+              <w:rPr>
+                <w:rFonts w:ascii="Helvetica Neue" w:hAnsi="Helvetica Neue"/>
+              </w:rPr>
+            </w:pPr>
+          </w:p>
+        </w:tc>
+        <w:tc>
+          <w:tcPr>
+            <w:tcW w:w="5519" w:type="dxa"/>
+            <w:tcBorders>
+              <w:top w:val="single" w:sz="8" w:space="0" w:color="000000"/>
+              <w:left w:val="single" w:sz="8" w:space="0" w:color="000000"/>
+              <w:bottom w:val="single" w:sz="8" w:space="0" w:color="000000"/>
+              <w:right w:val="single" w:sz="8" w:space="0" w:color="000000"/>
+            </w:tcBorders>
+            <w:tcMar>
+              <w:top w:w="80" w:type="dxa"/>
+              <w:left w:w="80" w:type="dxa"/>
+              <w:bottom w:w="80" w:type="dxa"/>
+              <w:right w:w="80" w:type="dxa"/>
+            </w:tcMar>
+          </w:tcPr>
+          <w:p>
+            <w:pPr>
+              <w:pStyle w:val="Corpo"/>
+              <w:widowControl/>
+              <w:rPr>
+                <w:rFonts w:ascii="Helvetica Neue" w:hAnsi="Helvetica Neue"/>
+                <w:i/>
+                <w:iCs/>
+              </w:rPr>
+            </w:pPr>
+            <w:r>
+              <w:rPr>
+                <w:rFonts w:ascii="Helvetica Neue" w:hAnsi="Helvetica Neue"/>
+                <w:i/>
+                <w:iCs/>
+              </w:rPr>
+              <w:t>Ripete i passi da 3 a 5 finché desidera monitorare le attività</w:t>
+            </w:r>
+          </w:p>
+        </w:tc>
+        <w:tc>
+          <w:tcPr>
+            <w:tcW w:w="4426" w:type="dxa"/>
+            <w:tcBorders>
+              <w:top w:val="single" w:sz="8" w:space="0" w:color="000000"/>
+              <w:left w:val="single" w:sz="8" w:space="0" w:color="000000"/>
+              <w:bottom w:val="single" w:sz="8" w:space="0" w:color="000000"/>
+              <w:right w:val="single" w:sz="8" w:space="0" w:color="000000"/>
+            </w:tcBorders>
+            <w:tcMar>
+              <w:top w:w="80" w:type="dxa"/>
+              <w:left w:w="180" w:type="dxa"/>
+              <w:bottom w:w="80" w:type="dxa"/>
+              <w:right w:w="80" w:type="dxa"/>
+            </w:tcMar>
+          </w:tcPr>
+          <w:p>
+            <w:pPr>
+              <w:rPr>
+                <w:rFonts w:ascii="Helvetica Neue" w:hAnsi="Helvetica Neue"/>
+              </w:rPr>
+            </w:pPr>
+          </w:p>
+        </w:tc>
+      </w:tr>
+      <w:tr>
+        <w:trPr>
+          <w:trHeight w:val="1007"/>
+        </w:trPr>
+        <w:tc>
+          <w:tcPr>
+            <w:tcW w:w="570" w:type="dxa"/>
+            <w:tcBorders>
+              <w:top w:val="single" w:sz="8" w:space="0" w:color="000000"/>
+              <w:left w:val="single" w:sz="8" w:space="0" w:color="000000"/>
+              <w:bottom w:val="single" w:sz="8" w:space="0" w:color="000000"/>
+              <w:right w:val="single" w:sz="8" w:space="0" w:color="000000"/>
+            </w:tcBorders>
+            <w:tcMar>
+              <w:top w:w="80" w:type="dxa"/>
+              <w:left w:w="80" w:type="dxa"/>
+              <w:bottom w:w="80" w:type="dxa"/>
+              <w:right w:w="80" w:type="dxa"/>
+            </w:tcMar>
+          </w:tcPr>
+          <w:p>
+            <w:pPr>
+              <w:pStyle w:val="Intestazione3"/>
+              <w:spacing w:before="0"/>
+              <w:jc w:val="left"/>
+              <w:rPr>
+                <w:rFonts w:ascii="Helvetica Neue" w:hAnsi="Helvetica Neue"/>
+              </w:rPr>
+            </w:pPr>
+            <w:r>
+              <w:rPr>
+                <w:rFonts w:ascii="Helvetica Neue" w:hAnsi="Helvetica Neue"/>
+              </w:rPr>
+              <w:lastRenderedPageBreak/>
+              <w:t>6</w:t>
+            </w:r>
+          </w:p>
+        </w:tc>
+        <w:tc>
+          <w:tcPr>
+            <w:tcW w:w="5519" w:type="dxa"/>
+            <w:tcBorders>
+              <w:top w:val="single" w:sz="8" w:space="0" w:color="000000"/>
+              <w:left w:val="single" w:sz="8" w:space="0" w:color="000000"/>
+              <w:bottom w:val="single" w:sz="8" w:space="0" w:color="000000"/>
+              <w:right w:val="single" w:sz="8" w:space="0" w:color="000000"/>
+            </w:tcBorders>
+            <w:tcMar>
+              <w:top w:w="80" w:type="dxa"/>
+              <w:left w:w="80" w:type="dxa"/>
+              <w:bottom w:w="80" w:type="dxa"/>
+              <w:right w:w="80" w:type="dxa"/>
+            </w:tcMar>
+          </w:tcPr>
+          <w:p>
+            <w:pPr>
+              <w:pStyle w:val="Corpo"/>
+              <w:widowControl/>
+              <w:rPr>
+                <w:rFonts w:ascii="Helvetica Neue" w:hAnsi="Helvetica Neue"/>
+              </w:rPr>
+            </w:pPr>
+            <w:r>
+              <w:rPr>
+                <w:rFonts w:ascii="Helvetica Neue" w:hAnsi="Helvetica Neue"/>
+              </w:rPr>
+              <w:t>Conclude la supervisione uscendo dalla schermata</w:t>
+            </w:r>
+          </w:p>
+        </w:tc>
+        <w:tc>
+          <w:tcPr>
+            <w:tcW w:w="4426" w:type="dxa"/>
+            <w:tcBorders>
+              <w:top w:val="single" w:sz="8" w:space="0" w:color="000000"/>
+              <w:left w:val="single" w:sz="8" w:space="0" w:color="000000"/>
+              <w:bottom w:val="single" w:sz="8" w:space="0" w:color="000000"/>
+              <w:right w:val="single" w:sz="8" w:space="0" w:color="000000"/>
+            </w:tcBorders>
+            <w:tcMar>
+              <w:top w:w="80" w:type="dxa"/>
+              <w:left w:w="80" w:type="dxa"/>
+              <w:bottom w:w="80" w:type="dxa"/>
+              <w:right w:w="80" w:type="dxa"/>
+            </w:tcMar>
+          </w:tcPr>
+          <w:p>
+            <w:pPr>
+              <w:pStyle w:val="Corpo"/>
+              <w:jc w:val="left"/>
+              <w:rPr>
+                <w:rFonts w:ascii="Helvetica Neue" w:hAnsi="Helvetica Neue"/>
+              </w:rPr>
+            </w:pPr>
+            <w:r>
+              <w:rPr>
+                <w:rFonts w:ascii="Helvetica Neue" w:hAnsi="Helvetica Neue"/>
+              </w:rPr>
+              <w:t>Ritorna al menu principale</w:t>
+            </w:r>
+          </w:p>
+        </w:tc>
+      </w:tr>
+      <w:tr>
+        <w:trPr>
+          <w:trHeight w:val="300"/>
+        </w:trPr>
+        <w:tc>
+          <w:tcPr>
+            <w:tcW w:w="570" w:type="dxa"/>
+            <w:tcBorders>
+              <w:top w:val="single" w:sz="8" w:space="0" w:color="000000"/>
+              <w:left w:val="single" w:sz="8" w:space="0" w:color="000000"/>
+              <w:bottom w:val="single" w:sz="8" w:space="0" w:color="000000"/>
+              <w:right w:val="single" w:sz="8" w:space="0" w:color="000000"/>
+            </w:tcBorders>
+            <w:tcMar>
+              <w:top w:w="80" w:type="dxa"/>
+              <w:left w:w="80" w:type="dxa"/>
+              <w:bottom w:w="80" w:type="dxa"/>
+              <w:right w:w="80" w:type="dxa"/>
+            </w:tcMar>
+          </w:tcPr>
+          <w:p>
+            <w:pPr>
+              <w:rPr>
+                <w:rFonts w:ascii="Helvetica Neue" w:hAnsi="Helvetica Neue"/>
+              </w:rPr>
+            </w:pPr>
+          </w:p>
+        </w:tc>
+        <w:tc>
+          <w:tcPr>
+            <w:tcW w:w="5519" w:type="dxa"/>
+            <w:tcBorders>
+              <w:top w:val="single" w:sz="8" w:space="0" w:color="000000"/>
+              <w:left w:val="single" w:sz="8" w:space="0" w:color="000000"/>
+              <w:bottom w:val="single" w:sz="8" w:space="0" w:color="000000"/>
+              <w:right w:val="single" w:sz="8" w:space="0" w:color="000000"/>
+            </w:tcBorders>
+            <w:tcMar>
+              <w:top w:w="80" w:type="dxa"/>
+              <w:left w:w="80" w:type="dxa"/>
+              <w:bottom w:w="80" w:type="dxa"/>
+              <w:right w:w="80" w:type="dxa"/>
+            </w:tcMar>
+          </w:tcPr>
+          <w:p>
+            <w:pPr>
+              <w:pStyle w:val="Corpo"/>
+              <w:widowControl/>
+              <w:rPr>
+                <w:rFonts w:ascii="Helvetica Neue" w:hAnsi="Helvetica Neue"/>
+              </w:rPr>
+            </w:pPr>
+            <w:r>
+              <w:rPr>
+                <w:rFonts w:ascii="Helvetica Neue" w:hAnsi="Helvetica Neue"/>
+                <w:i/>
+                <w:iCs/>
+              </w:rPr>
+              <w:t>Termina il caso d’uso</w:t>
+            </w:r>
+          </w:p>
+        </w:tc>
+        <w:tc>
+          <w:tcPr>
+            <w:tcW w:w="4426" w:type="dxa"/>
+            <w:tcBorders>
+              <w:top w:val="single" w:sz="8" w:space="0" w:color="000000"/>
+              <w:left w:val="single" w:sz="8" w:space="0" w:color="000000"/>
+              <w:bottom w:val="single" w:sz="8" w:space="0" w:color="000000"/>
+              <w:right w:val="single" w:sz="8" w:space="0" w:color="000000"/>
+            </w:tcBorders>
+            <w:tcMar>
+              <w:top w:w="80" w:type="dxa"/>
+              <w:left w:w="80" w:type="dxa"/>
+              <w:bottom w:w="80" w:type="dxa"/>
+              <w:right w:w="80" w:type="dxa"/>
+            </w:tcMar>
+          </w:tcPr>
+          <w:p>
+            <w:pPr>
+              <w:rPr>
+                <w:rFonts w:ascii="Helvetica Neue" w:hAnsi="Helvetica Neue"/>
+              </w:rPr>
+            </w:pPr>
+          </w:p>
+        </w:tc>
+      </w:tr>
+    </w:tbl>
+    <w:p>
+      <w:pPr>
+        <w:pStyle w:val="Corpo"/>
+        <w:rPr>
+          <w:rFonts w:ascii="Helvetica Neue" w:hAnsi="Helvetica Neue"/>
+        </w:rPr>
+      </w:pPr>
+    </w:p>
+    <w:p>
+      <w:pPr>
+        <w:pStyle w:val="Intestazione"/>
+        <w:spacing w:after="0"/>
+        <w:rPr>
+          <w:rFonts w:ascii="Helvetica Neue" w:hAnsi="Helvetica Neue"/>
+        </w:rPr>
+      </w:pPr>
+      <w:r>
+        <w:rPr>
+          <w:rFonts w:ascii="Helvetica Neue" w:hAnsi="Helvetica Neue"/>
+        </w:rPr>
+        <w:t xml:space="preserve">Estensione </w:t>
+      </w:r>
+      <w:r>
+        <w:rPr>
+          <w:rFonts w:ascii="Helvetica Neue" w:hAnsi="Helvetica Neue"/>
+        </w:rPr>
+        <w:t>2</w:t>
+      </w:r>
+      <w:r>
+        <w:rPr>
+          <w:rFonts w:ascii="Helvetica Neue" w:hAnsi="Helvetica Neue"/>
+        </w:rPr>
+        <w:t>a</w:t>
+      </w:r>
+    </w:p>
+    <w:p>
+      <w:pPr>
+        <w:tabs>
+          <w:tab w:val="left" w:pos="1011"/>
+        </w:tabs>
+        <w:rPr>
+          <w:rFonts w:ascii="Helvetica Neue" w:hAnsi="Helvetica Neue"/>
+          <w:lang w:val="it-IT" w:eastAsia="it-IT"/>
+        </w:rPr>
+      </w:pPr>
+      <w:r>
+        <w:rPr>
+          <w:rFonts w:ascii="Helvetica Neue" w:hAnsi="Helvetica Neue"/>
+          <w:lang w:val="it-IT" w:eastAsia="it-IT"/>
+        </w:rPr>
+        <w:tab/>
+      </w:r>
+    </w:p>
+    <w:tbl>
+      <w:tblPr>
+        <w:tblStyle w:val="TableNormal"/>
+        <w:tblW w:w="10515" w:type="dxa"/>
+        <w:tblInd w:w="138" w:type="dxa"/>
+        <w:tblBorders>
+          <w:top w:val="single" w:sz="8" w:space="0" w:color="FFFFFF"/>
+          <w:left w:val="single" w:sz="8" w:space="0" w:color="FFFFFF"/>
+          <w:bottom w:val="single" w:sz="8" w:space="0" w:color="FFFFFF"/>
+          <w:right w:val="single" w:sz="8" w:space="0" w:color="FFFFFF"/>
+          <w:insideH w:val="single" w:sz="8" w:space="0" w:color="FFFFFF"/>
+          <w:insideV w:val="single" w:sz="8" w:space="0" w:color="FFFFFF"/>
+        </w:tblBorders>
+        <w:shd w:val="clear" w:color="auto" w:fill="CED7E7"/>
+        <w:tblLayout w:type="fixed"/>
+        <w:tblLook w:val="04A0" w:firstRow="1" w:lastRow="0" w:firstColumn="1" w:lastColumn="0" w:noHBand="0" w:noVBand="1"/>
+      </w:tblPr>
+      <w:tblGrid>
+        <w:gridCol w:w="1080"/>
+        <w:gridCol w:w="4605"/>
+        <w:gridCol w:w="4830"/>
+      </w:tblGrid>
+      <w:tr>
+        <w:trPr>
+          <w:trHeight w:val="360"/>
+        </w:trPr>
+        <w:tc>
+          <w:tcPr>
+            <w:tcW w:w="1080" w:type="dxa"/>
+            <w:tcBorders>
+              <w:top w:val="single" w:sz="8" w:space="0" w:color="000000"/>
+              <w:left w:val="single" w:sz="8" w:space="0" w:color="000000"/>
+              <w:bottom w:val="single" w:sz="8" w:space="0" w:color="000000"/>
+              <w:right w:val="single" w:sz="8" w:space="0" w:color="000000"/>
+            </w:tcBorders>
+            <w:shd w:val="clear" w:color="auto" w:fill="C5F5E7"/>
+            <w:tcMar>
+              <w:top w:w="80" w:type="dxa"/>
+              <w:left w:w="80" w:type="dxa"/>
+              <w:bottom w:w="80" w:type="dxa"/>
+              <w:right w:w="80" w:type="dxa"/>
+            </w:tcMar>
+          </w:tcPr>
+          <w:p>
+            <w:pPr>
+              <w:pStyle w:val="Intestazione2"/>
+              <w:spacing w:before="0" w:after="0"/>
+              <w:rPr>
+                <w:rFonts w:ascii="Helvetica Neue" w:hAnsi="Helvetica Neue"/>
+              </w:rPr>
+            </w:pPr>
+            <w:r>
+              <w:rPr>
+                <w:rFonts w:ascii="Helvetica Neue" w:hAnsi="Helvetica Neue"/>
+              </w:rPr>
+              <w:t xml:space="preserve"># </w:t>
+            </w:r>
+          </w:p>
+        </w:tc>
+        <w:tc>
+          <w:tcPr>
+            <w:tcW w:w="4605" w:type="dxa"/>
+            <w:tcBorders>
+              <w:top w:val="single" w:sz="8" w:space="0" w:color="000000"/>
+              <w:left w:val="single" w:sz="8" w:space="0" w:color="000000"/>
+              <w:bottom w:val="single" w:sz="8" w:space="0" w:color="000000"/>
+              <w:right w:val="single" w:sz="8" w:space="0" w:color="000000"/>
+            </w:tcBorders>
+            <w:shd w:val="clear" w:color="auto" w:fill="C5F5E7"/>
+            <w:tcMar>
+              <w:top w:w="80" w:type="dxa"/>
+              <w:left w:w="180" w:type="dxa"/>
+              <w:bottom w:w="80" w:type="dxa"/>
+              <w:right w:w="80" w:type="dxa"/>
+            </w:tcMar>
+          </w:tcPr>
+          <w:p>
+            <w:pPr>
+              <w:pStyle w:val="Intestazione2"/>
+              <w:spacing w:before="0" w:after="0"/>
+              <w:ind w:left="100"/>
+              <w:jc w:val="center"/>
+              <w:rPr>
+                <w:rFonts w:ascii="Helvetica Neue" w:hAnsi="Helvetica Neue"/>
+              </w:rPr>
+            </w:pPr>
+            <w:r>
+              <w:rPr>
+                <w:rFonts w:ascii="Helvetica Neue" w:hAnsi="Helvetica Neue"/>
+              </w:rPr>
+              <w:t>Attore</w:t>
+            </w:r>
+          </w:p>
+        </w:tc>
+        <w:tc>
+          <w:tcPr>
+            <w:tcW w:w="4830" w:type="dxa"/>
+            <w:tcBorders>
+              <w:top w:val="single" w:sz="8" w:space="0" w:color="000000"/>
+              <w:left w:val="single" w:sz="8" w:space="0" w:color="000000"/>
+              <w:bottom w:val="single" w:sz="8" w:space="0" w:color="000000"/>
+              <w:right w:val="single" w:sz="8" w:space="0" w:color="000000"/>
+            </w:tcBorders>
+            <w:shd w:val="clear" w:color="auto" w:fill="C5F5E7"/>
+            <w:tcMar>
+              <w:top w:w="80" w:type="dxa"/>
+              <w:left w:w="180" w:type="dxa"/>
+              <w:bottom w:w="80" w:type="dxa"/>
+              <w:right w:w="80" w:type="dxa"/>
+            </w:tcMar>
+          </w:tcPr>
+          <w:p>
+            <w:pPr>
+              <w:pStyle w:val="Intestazione2"/>
+              <w:spacing w:before="0" w:after="0"/>
+              <w:ind w:left="100"/>
+              <w:jc w:val="center"/>
+              <w:rPr>
+                <w:rFonts w:ascii="Helvetica Neue" w:hAnsi="Helvetica Neue"/>
+              </w:rPr>
+            </w:pPr>
+            <w:r>
+              <w:rPr>
+                <w:rFonts w:ascii="Helvetica Neue" w:hAnsi="Helvetica Neue"/>
+              </w:rPr>
+              <w:t>Sistema</w:t>
+            </w:r>
+          </w:p>
+        </w:tc>
+      </w:tr>
+      <w:tr>
+        <w:trPr>
+          <w:trHeight w:val="622"/>
+        </w:trPr>
+        <w:tc>
+          <w:tcPr>
+            <w:tcW w:w="1080" w:type="dxa"/>
+            <w:tcBorders>
+              <w:top w:val="single" w:sz="8" w:space="0" w:color="000000"/>
+              <w:left w:val="single" w:sz="8" w:space="0" w:color="000000"/>
+              <w:bottom w:val="single" w:sz="8" w:space="0" w:color="000000"/>
+              <w:right w:val="single" w:sz="8" w:space="0" w:color="000000"/>
+            </w:tcBorders>
+            <w:tcMar>
+              <w:top w:w="80" w:type="dxa"/>
+              <w:left w:w="80" w:type="dxa"/>
+              <w:bottom w:w="80" w:type="dxa"/>
+              <w:right w:w="80" w:type="dxa"/>
+            </w:tcMar>
+          </w:tcPr>
+          <w:p>
+            <w:pPr>
+              <w:pStyle w:val="Intestazione3"/>
+              <w:spacing w:before="0"/>
+              <w:jc w:val="left"/>
+              <w:rPr>
+                <w:rFonts w:ascii="Helvetica Neue" w:hAnsi="Helvetica Neue"/>
+              </w:rPr>
+            </w:pPr>
+            <w:r>
+              <w:rPr>
+                <w:rFonts w:ascii="Helvetica Neue" w:hAnsi="Helvetica Neue"/>
+                <w:color w:val="000000" w:themeColor="text1"/>
+              </w:rPr>
+              <w:t>2a</w:t>
+            </w:r>
+            <w:r>
+              <w:rPr>
+                <w:rFonts w:ascii="Helvetica Neue" w:hAnsi="Helvetica Neue"/>
+                <w:color w:val="000000" w:themeColor="text1"/>
+              </w:rPr>
+              <w:t>.1</w:t>
+            </w:r>
+          </w:p>
+        </w:tc>
+        <w:tc>
+          <w:tcPr>
+            <w:tcW w:w="4605" w:type="dxa"/>
+            <w:tcBorders>
+              <w:top w:val="single" w:sz="8" w:space="0" w:color="000000"/>
+              <w:left w:val="single" w:sz="8" w:space="0" w:color="000000"/>
+              <w:bottom w:val="single" w:sz="8" w:space="0" w:color="000000"/>
+              <w:right w:val="single" w:sz="8" w:space="0" w:color="000000"/>
+            </w:tcBorders>
+            <w:tcMar>
+              <w:top w:w="80" w:type="dxa"/>
+              <w:left w:w="80" w:type="dxa"/>
+              <w:bottom w:w="80" w:type="dxa"/>
+              <w:right w:w="80" w:type="dxa"/>
+            </w:tcMar>
+          </w:tcPr>
+          <w:p>
+            <w:pPr>
+              <w:pStyle w:val="Corpo"/>
+              <w:spacing w:line="240" w:lineRule="auto"/>
+              <w:rPr>
+                <w:rFonts w:ascii="Helvetica Neue" w:hAnsi="Helvetica Neue"/>
+              </w:rPr>
+            </w:pPr>
+            <w:r>
+              <w:rPr>
+                <w:rFonts w:ascii="Helvetica Neue" w:hAnsi="Helvetica Neue"/>
+              </w:rPr>
+              <w:t>Inserisce un criterio di ricerca per cui non esistono turni preparatori pianificati</w:t>
+            </w:r>
+          </w:p>
+        </w:tc>
+        <w:tc>
+          <w:tcPr>
+            <w:tcW w:w="4830" w:type="dxa"/>
+            <w:tcBorders>
+              <w:top w:val="single" w:sz="8" w:space="0" w:color="000000"/>
+              <w:left w:val="single" w:sz="8" w:space="0" w:color="000000"/>
+              <w:bottom w:val="single" w:sz="8" w:space="0" w:color="000000"/>
+              <w:right w:val="single" w:sz="8" w:space="0" w:color="000000"/>
+            </w:tcBorders>
+            <w:tcMar>
+              <w:top w:w="80" w:type="dxa"/>
+              <w:left w:w="80" w:type="dxa"/>
+              <w:bottom w:w="80" w:type="dxa"/>
+              <w:right w:w="80" w:type="dxa"/>
+            </w:tcMar>
+          </w:tcPr>
+          <w:p>
+            <w:pPr>
+              <w:pStyle w:val="Corpo"/>
+              <w:jc w:val="left"/>
+              <w:rPr>
+                <w:rFonts w:ascii="Helvetica Neue" w:hAnsi="Helvetica Neue"/>
+              </w:rPr>
+            </w:pPr>
+            <w:r>
+              <w:rPr>
+                <w:rFonts w:ascii="Helvetica Neue" w:hAnsi="Helvetica Neue"/>
+              </w:rPr>
+              <w:t>Mostra un messaggio informativo indicando l'assenza di risultati per i parametri inseriti</w:t>
+            </w:r>
+          </w:p>
+        </w:tc>
+      </w:tr>
+      <w:tr>
+        <w:trPr>
+          <w:trHeight w:val="256"/>
+        </w:trPr>
+        <w:tc>
+          <w:tcPr>
+            <w:tcW w:w="1080" w:type="dxa"/>
+            <w:tcBorders>
+              <w:top w:val="single" w:sz="8" w:space="0" w:color="000000"/>
+              <w:left w:val="single" w:sz="8" w:space="0" w:color="000000"/>
+              <w:bottom w:val="single" w:sz="8" w:space="0" w:color="000000"/>
+              <w:right w:val="single" w:sz="8" w:space="0" w:color="000000"/>
+            </w:tcBorders>
+            <w:tcMar>
+              <w:top w:w="80" w:type="dxa"/>
+              <w:left w:w="80" w:type="dxa"/>
+              <w:bottom w:w="80" w:type="dxa"/>
+              <w:right w:w="80" w:type="dxa"/>
+            </w:tcMar>
+          </w:tcPr>
+          <w:p>
+            <w:pPr>
+              <w:pStyle w:val="Intestazione3"/>
+              <w:spacing w:before="0"/>
+              <w:jc w:val="left"/>
+              <w:rPr>
+                <w:rFonts w:ascii="Helvetica Neue" w:hAnsi="Helvetica Neue"/>
+              </w:rPr>
+            </w:pPr>
+          </w:p>
+        </w:tc>
+        <w:tc>
+          <w:tcPr>
+            <w:tcW w:w="4605" w:type="dxa"/>
+            <w:tcBorders>
+              <w:top w:val="single" w:sz="8" w:space="0" w:color="000000"/>
+              <w:left w:val="single" w:sz="8" w:space="0" w:color="000000"/>
+              <w:bottom w:val="single" w:sz="8" w:space="0" w:color="000000"/>
+              <w:right w:val="single" w:sz="8" w:space="0" w:color="000000"/>
+            </w:tcBorders>
+            <w:tcMar>
+              <w:top w:w="80" w:type="dxa"/>
+              <w:left w:w="80" w:type="dxa"/>
+              <w:bottom w:w="80" w:type="dxa"/>
+              <w:right w:w="80" w:type="dxa"/>
+            </w:tcMar>
+          </w:tcPr>
+          <w:p>
+            <w:pPr>
+              <w:pStyle w:val="Corpo"/>
+              <w:spacing w:line="240" w:lineRule="auto"/>
+              <w:rPr>
+                <w:rFonts w:ascii="Helvetica Neue" w:hAnsi="Helvetica Neue"/>
+                <w:i/>
+                <w:iCs/>
+              </w:rPr>
+            </w:pPr>
+            <w:r>
+              <w:rPr>
+                <w:rFonts w:ascii="Helvetica Neue" w:hAnsi="Helvetica Neue"/>
+                <w:i/>
+                <w:iCs/>
+              </w:rPr>
+              <w:t>Il flusso riprende dal passo 2</w:t>
+            </w:r>
+          </w:p>
+        </w:tc>
+        <w:tc>
+          <w:tcPr>
+            <w:tcW w:w="4830" w:type="dxa"/>
+            <w:tcBorders>
+              <w:top w:val="single" w:sz="8" w:space="0" w:color="000000"/>
+              <w:left w:val="single" w:sz="8" w:space="0" w:color="000000"/>
+              <w:bottom w:val="single" w:sz="8" w:space="0" w:color="000000"/>
+              <w:right w:val="single" w:sz="8" w:space="0" w:color="000000"/>
+            </w:tcBorders>
+            <w:tcMar>
+              <w:top w:w="80" w:type="dxa"/>
+              <w:left w:w="80" w:type="dxa"/>
+              <w:bottom w:w="80" w:type="dxa"/>
+              <w:right w:w="80" w:type="dxa"/>
+            </w:tcMar>
+          </w:tcPr>
+          <w:p>
+            <w:pPr>
+              <w:pStyle w:val="Corpo"/>
+              <w:jc w:val="left"/>
+              <w:rPr>
+                <w:rFonts w:ascii="Helvetica Neue" w:hAnsi="Helvetica Neue"/>
+              </w:rPr>
+            </w:pPr>
+          </w:p>
+        </w:tc>
+      </w:tr>
+    </w:tbl>
+    <w:p>
+      <w:pPr>
+        <w:pStyle w:val="Intestazione"/>
+        <w:spacing w:after="0"/>
+        <w:rPr>
+          <w:rFonts w:ascii="Helvetica Neue" w:hAnsi="Helvetica Neue"/>
+        </w:rPr>
+      </w:pPr>
+      <w:r>
+        <w:rPr>
+          <w:rFonts w:ascii="Helvetica Neue" w:hAnsi="Helvetica Neue"/>
+        </w:rPr>
+        <w:t xml:space="preserve">Estensione </w:t>
+      </w:r>
+      <w:r>
+        <w:rPr>
+          <w:rFonts w:ascii="Helvetica Neue" w:hAnsi="Helvetica Neue"/>
+        </w:rPr>
+        <w:t>3a</w:t>
+      </w:r>
+    </w:p>
+    <w:p>
+      <w:pPr>
+        <w:pStyle w:val="Corpo"/>
+        <w:rPr>
+          <w:rFonts w:ascii="Helvetica Neue" w:hAnsi="Helvetica Neue"/>
+        </w:rPr>
+      </w:pPr>
+    </w:p>
+    <w:tbl>
+      <w:tblPr>
+        <w:tblStyle w:val="TableNormal"/>
+        <w:tblW w:w="10515" w:type="dxa"/>
+        <w:tblInd w:w="138" w:type="dxa"/>
+        <w:tblBorders>
+          <w:top w:val="single" w:sz="8" w:space="0" w:color="FFFFFF"/>
+          <w:left w:val="single" w:sz="8" w:space="0" w:color="FFFFFF"/>
+          <w:bottom w:val="single" w:sz="8" w:space="0" w:color="FFFFFF"/>
+          <w:right w:val="single" w:sz="8" w:space="0" w:color="FFFFFF"/>
+          <w:insideH w:val="single" w:sz="8" w:space="0" w:color="FFFFFF"/>
+          <w:insideV w:val="single" w:sz="8" w:space="0" w:color="FFFFFF"/>
+        </w:tblBorders>
+        <w:shd w:val="clear" w:color="auto" w:fill="CED7E7"/>
+        <w:tblLayout w:type="fixed"/>
+        <w:tblLook w:val="04A0" w:firstRow="1" w:lastRow="0" w:firstColumn="1" w:lastColumn="0" w:noHBand="0" w:noVBand="1"/>
+      </w:tblPr>
+      <w:tblGrid>
+        <w:gridCol w:w="1080"/>
+        <w:gridCol w:w="4605"/>
+        <w:gridCol w:w="4830"/>
+      </w:tblGrid>
+      <w:tr>
+        <w:trPr>
+          <w:trHeight w:val="360"/>
+        </w:trPr>
+        <w:tc>
+          <w:tcPr>
+            <w:tcW w:w="1080" w:type="dxa"/>
+            <w:tcBorders>
+              <w:top w:val="single" w:sz="8" w:space="0" w:color="000000"/>
+              <w:left w:val="single" w:sz="8" w:space="0" w:color="000000"/>
+              <w:bottom w:val="single" w:sz="8" w:space="0" w:color="000000"/>
+              <w:right w:val="single" w:sz="8" w:space="0" w:color="000000"/>
+            </w:tcBorders>
+            <w:shd w:val="clear" w:color="auto" w:fill="C5F5E7"/>
+            <w:tcMar>
+              <w:top w:w="80" w:type="dxa"/>
+              <w:left w:w="80" w:type="dxa"/>
+              <w:bottom w:w="80" w:type="dxa"/>
+              <w:right w:w="80" w:type="dxa"/>
+            </w:tcMar>
+          </w:tcPr>
+          <w:p>
+            <w:pPr>
+              <w:pStyle w:val="Intestazione2"/>
+              <w:spacing w:before="0" w:after="0"/>
+              <w:rPr>
+                <w:rFonts w:ascii="Helvetica Neue" w:hAnsi="Helvetica Neue"/>
+              </w:rPr>
+            </w:pPr>
+            <w:r>
+              <w:rPr>
+                <w:rFonts w:ascii="Helvetica Neue" w:hAnsi="Helvetica Neue"/>
+              </w:rPr>
+              <w:t xml:space="preserve"># </w:t>
+            </w:r>
+          </w:p>
+        </w:tc>
+        <w:tc>
+          <w:tcPr>
+            <w:tcW w:w="4605" w:type="dxa"/>
+            <w:tcBorders>
+              <w:top w:val="single" w:sz="8" w:space="0" w:color="000000"/>
+              <w:left w:val="single" w:sz="8" w:space="0" w:color="000000"/>
+              <w:bottom w:val="single" w:sz="8" w:space="0" w:color="000000"/>
+              <w:right w:val="single" w:sz="8" w:space="0" w:color="000000"/>
+            </w:tcBorders>
+            <w:shd w:val="clear" w:color="auto" w:fill="C5F5E7"/>
+            <w:tcMar>
+              <w:top w:w="80" w:type="dxa"/>
+              <w:left w:w="180" w:type="dxa"/>
+              <w:bottom w:w="80" w:type="dxa"/>
+              <w:right w:w="80" w:type="dxa"/>
+            </w:tcMar>
+          </w:tcPr>
+          <w:p>
+            <w:pPr>
+              <w:pStyle w:val="Intestazione2"/>
+              <w:spacing w:before="0" w:after="0"/>
+              <w:ind w:left="100"/>
+              <w:jc w:val="center"/>
+              <w:rPr>
+                <w:rFonts w:ascii="Helvetica Neue" w:hAnsi="Helvetica Neue"/>
+              </w:rPr>
+            </w:pPr>
+            <w:r>
+              <w:rPr>
+                <w:rFonts w:ascii="Helvetica Neue" w:hAnsi="Helvetica Neue"/>
+              </w:rPr>
+              <w:t>Attore</w:t>
+            </w:r>
+          </w:p>
+        </w:tc>
+        <w:tc>
+          <w:tcPr>
+            <w:tcW w:w="4830" w:type="dxa"/>
+            <w:tcBorders>
+              <w:top w:val="single" w:sz="8" w:space="0" w:color="000000"/>
+              <w:left w:val="single" w:sz="8" w:space="0" w:color="000000"/>
+              <w:bottom w:val="single" w:sz="8" w:space="0" w:color="000000"/>
+              <w:right w:val="single" w:sz="8" w:space="0" w:color="000000"/>
+            </w:tcBorders>
+            <w:shd w:val="clear" w:color="auto" w:fill="C5F5E7"/>
+            <w:tcMar>
+              <w:top w:w="80" w:type="dxa"/>
+              <w:left w:w="180" w:type="dxa"/>
+              <w:bottom w:w="80" w:type="dxa"/>
+              <w:right w:w="80" w:type="dxa"/>
+            </w:tcMar>
+          </w:tcPr>
+          <w:p>
+            <w:pPr>
+              <w:pStyle w:val="Intestazione2"/>
+              <w:spacing w:before="0" w:after="0"/>
+              <w:ind w:left="100"/>
+              <w:jc w:val="center"/>
+              <w:rPr>
+                <w:rFonts w:ascii="Helvetica Neue" w:hAnsi="Helvetica Neue"/>
+              </w:rPr>
+            </w:pPr>
+            <w:r>
+              <w:rPr>
+                <w:rFonts w:ascii="Helvetica Neue" w:hAnsi="Helvetica Neue"/>
+              </w:rPr>
+              <w:t>Sistema</w:t>
+            </w:r>
+          </w:p>
+        </w:tc>
+      </w:tr>
+      <w:tr>
+        <w:trPr>
+          <w:trHeight w:val="622"/>
+        </w:trPr>
+        <w:tc>
+          <w:tcPr>
+            <w:tcW w:w="1080" w:type="dxa"/>
+            <w:tcBorders>
+              <w:top w:val="single" w:sz="8" w:space="0" w:color="000000"/>
+              <w:left w:val="single" w:sz="8" w:space="0" w:color="000000"/>
+              <w:bottom w:val="single" w:sz="8" w:space="0" w:color="000000"/>
+              <w:right w:val="single" w:sz="8" w:space="0" w:color="000000"/>
+            </w:tcBorders>
+            <w:tcMar>
+              <w:top w:w="80" w:type="dxa"/>
+              <w:left w:w="80" w:type="dxa"/>
+              <w:bottom w:w="80" w:type="dxa"/>
+              <w:right w:w="80" w:type="dxa"/>
+            </w:tcMar>
+          </w:tcPr>
+          <w:p>
+            <w:pPr>
+              <w:pStyle w:val="Intestazione3"/>
+              <w:spacing w:before="0"/>
+              <w:jc w:val="left"/>
+              <w:rPr>
+                <w:rFonts w:ascii="Helvetica Neue" w:hAnsi="Helvetica Neue"/>
+              </w:rPr>
+            </w:pPr>
+            <w:r>
+              <w:rPr>
+                <w:rFonts w:ascii="Helvetica Neue" w:hAnsi="Helvetica Neue"/>
+                <w:color w:val="000000" w:themeColor="text1"/>
+              </w:rPr>
+              <w:t>3</w:t>
+            </w:r>
+            <w:r>
+              <w:rPr>
+                <w:rFonts w:ascii="Helvetica Neue" w:hAnsi="Helvetica Neue"/>
+                <w:color w:val="000000" w:themeColor="text1"/>
+              </w:rPr>
+              <w:t>a.1</w:t>
+            </w:r>
+          </w:p>
+        </w:tc>
+        <w:tc>
+          <w:tcPr>
+            <w:tcW w:w="4605" w:type="dxa"/>
+            <w:tcBorders>
+              <w:top w:val="single" w:sz="8" w:space="0" w:color="000000"/>
+              <w:left w:val="single" w:sz="8" w:space="0" w:color="000000"/>
+              <w:bottom w:val="single" w:sz="8" w:space="0" w:color="000000"/>
+              <w:right w:val="single" w:sz="8" w:space="0" w:color="000000"/>
+            </w:tcBorders>
+            <w:tcMar>
+              <w:top w:w="80" w:type="dxa"/>
+              <w:left w:w="80" w:type="dxa"/>
+              <w:bottom w:w="80" w:type="dxa"/>
+              <w:right w:w="80" w:type="dxa"/>
+            </w:tcMar>
+          </w:tcPr>
+          <w:p>
+            <w:pPr>
+              <w:pStyle w:val="Corpo"/>
+              <w:spacing w:line="240" w:lineRule="auto"/>
+              <w:rPr>
+                <w:rFonts w:ascii="Helvetica Neue" w:hAnsi="Helvetica Neue"/>
+              </w:rPr>
+            </w:pPr>
+            <w:r>
+              <w:rPr>
+                <w:rFonts w:ascii="Helvetica Neue" w:hAnsi="Helvetica Neue"/>
+              </w:rPr>
+              <w:t>Seleziona un turno preparatorio specifico dall'elenco</w:t>
+            </w:r>
+          </w:p>
+        </w:tc>
+        <w:tc>
+          <w:tcPr>
+            <w:tcW w:w="4830" w:type="dxa"/>
+            <w:tcBorders>
+              <w:top w:val="single" w:sz="8" w:space="0" w:color="000000"/>
+              <w:left w:val="single" w:sz="8" w:space="0" w:color="000000"/>
+              <w:bottom w:val="single" w:sz="8" w:space="0" w:color="000000"/>
+              <w:right w:val="single" w:sz="8" w:space="0" w:color="000000"/>
+            </w:tcBorders>
+            <w:tcMar>
+              <w:top w:w="80" w:type="dxa"/>
+              <w:left w:w="80" w:type="dxa"/>
+              <w:bottom w:w="80" w:type="dxa"/>
+              <w:right w:w="80" w:type="dxa"/>
+            </w:tcMar>
+          </w:tcPr>
+          <w:p>
+            <w:pPr>
+              <w:pStyle w:val="Corpo"/>
+              <w:jc w:val="left"/>
+              <w:rPr>
+                <w:rFonts w:ascii="Helvetica Neue" w:hAnsi="Helvetica Neue"/>
+              </w:rPr>
+            </w:pPr>
+            <w:r>
+              <w:rPr>
+                <w:rFonts w:ascii="Helvetica Neue" w:hAnsi="Helvetica Neue"/>
+              </w:rPr>
+              <w:t>Il sistema rileva che per quel turno non è ancora stato assegnato alcun compito (o che il tabellone è vuoto) e mostra l'elenco dei cuochi disponibili senza attività associate</w:t>
+            </w:r>
+          </w:p>
+        </w:tc>
+      </w:tr>
+      <w:tr>
+        <w:trPr>
+          <w:trHeight w:val="256"/>
+        </w:trPr>
+        <w:tc>
+          <w:tcPr>
+            <w:tcW w:w="1080" w:type="dxa"/>
+            <w:tcBorders>
+              <w:top w:val="single" w:sz="8" w:space="0" w:color="000000"/>
+              <w:left w:val="single" w:sz="8" w:space="0" w:color="000000"/>
+              <w:bottom w:val="single" w:sz="8" w:space="0" w:color="000000"/>
+              <w:right w:val="single" w:sz="8" w:space="0" w:color="000000"/>
+            </w:tcBorders>
+            <w:tcMar>
+              <w:top w:w="80" w:type="dxa"/>
+              <w:left w:w="80" w:type="dxa"/>
+              <w:bottom w:w="80" w:type="dxa"/>
+              <w:right w:w="80" w:type="dxa"/>
+            </w:tcMar>
+          </w:tcPr>
+          <w:p>
+            <w:pPr>
+              <w:pStyle w:val="Intestazione3"/>
+              <w:spacing w:before="0"/>
+              <w:jc w:val="left"/>
+              <w:rPr>
+                <w:rFonts w:ascii="Helvetica Neue" w:hAnsi="Helvetica Neue"/>
+              </w:rPr>
+            </w:pPr>
+          </w:p>
+        </w:tc>
+        <w:tc>
+          <w:tcPr>
+            <w:tcW w:w="4605" w:type="dxa"/>
+            <w:tcBorders>
+              <w:top w:val="single" w:sz="8" w:space="0" w:color="000000"/>
+              <w:left w:val="single" w:sz="8" w:space="0" w:color="000000"/>
+              <w:bottom w:val="single" w:sz="8" w:space="0" w:color="000000"/>
+              <w:right w:val="single" w:sz="8" w:space="0" w:color="000000"/>
+            </w:tcBorders>
+            <w:tcMar>
+              <w:top w:w="80" w:type="dxa"/>
+              <w:left w:w="80" w:type="dxa"/>
+              <w:bottom w:w="80" w:type="dxa"/>
+              <w:right w:w="80" w:type="dxa"/>
+            </w:tcMar>
+          </w:tcPr>
+          <w:p>
+            <w:pPr>
+              <w:pStyle w:val="Corpo"/>
+              <w:spacing w:line="240" w:lineRule="auto"/>
+              <w:rPr>
+                <w:rFonts w:ascii="Helvetica Neue" w:hAnsi="Helvetica Neue"/>
+                <w:i/>
+                <w:iCs/>
+              </w:rPr>
+            </w:pPr>
+            <w:r>
+              <w:rPr>
+                <w:rFonts w:ascii="Helvetica Neue" w:hAnsi="Helvetica Neue"/>
+                <w:i/>
+                <w:iCs/>
+              </w:rPr>
+              <w:t>Il flusso riprende dal passo 2</w:t>
+            </w:r>
+            <w:r>
+              <w:rPr>
+                <w:rFonts w:ascii="Helvetica Neue" w:hAnsi="Helvetica Neue"/>
+                <w:i/>
+                <w:iCs/>
+              </w:rPr>
+              <w:t xml:space="preserve"> o termina</w:t>
+            </w:r>
+          </w:p>
+        </w:tc>
+        <w:tc>
+          <w:tcPr>
+            <w:tcW w:w="4830" w:type="dxa"/>
+            <w:tcBorders>
+              <w:top w:val="single" w:sz="8" w:space="0" w:color="000000"/>
+              <w:left w:val="single" w:sz="8" w:space="0" w:color="000000"/>
+              <w:bottom w:val="single" w:sz="8" w:space="0" w:color="000000"/>
+              <w:right w:val="single" w:sz="8" w:space="0" w:color="000000"/>
+            </w:tcBorders>
+            <w:tcMar>
+              <w:top w:w="80" w:type="dxa"/>
+              <w:left w:w="80" w:type="dxa"/>
+              <w:bottom w:w="80" w:type="dxa"/>
+              <w:right w:w="80" w:type="dxa"/>
+            </w:tcMar>
+          </w:tcPr>
+          <w:p>
+            <w:pPr>
+              <w:pStyle w:val="Corpo"/>
+              <w:jc w:val="left"/>
+              <w:rPr>
+                <w:rFonts w:ascii="Helvetica Neue" w:hAnsi="Helvetica Neue"/>
+              </w:rPr>
+            </w:pPr>
+          </w:p>
+        </w:tc>
+      </w:tr>
+    </w:tbl>
+    <w:p>
+      <w:pPr>
+        <w:pStyle w:val="Corpo"/>
+        <w:rPr>
+          <w:rFonts w:ascii="Helvetica Neue" w:hAnsi="Helvetica Neue"/>
+        </w:rPr>
+      </w:pPr>
+    </w:p>
+    <w:p>
+      <w:pPr>
+        <w:pStyle w:val="Intestazione"/>
+        <w:spacing w:after="0"/>
+        <w:rPr>
+          <w:rFonts w:ascii="Helvetica Neue" w:hAnsi="Helvetica Neue"/>
+        </w:rPr>
+      </w:pPr>
+      <w:r>
+        <w:rPr>
+          <w:rFonts w:ascii="Helvetica Neue" w:hAnsi="Helvetica Neue"/>
+        </w:rPr>
+        <w:t xml:space="preserve">Estensione </w:t>
+      </w:r>
+      <w:r>
+        <w:rPr>
+          <w:rFonts w:ascii="Helvetica Neue" w:hAnsi="Helvetica Neue"/>
+        </w:rPr>
+        <w:t>5</w:t>
+      </w:r>
+      <w:r>
+        <w:rPr>
+          <w:rFonts w:ascii="Helvetica Neue" w:hAnsi="Helvetica Neue"/>
+        </w:rPr>
+        <w:t>a</w:t>
+      </w:r>
+    </w:p>
+    <w:p>
+      <w:pPr>
+        <w:tabs>
+          <w:tab w:val="left" w:pos="1011"/>
+        </w:tabs>
+        <w:rPr>
+          <w:rFonts w:ascii="Helvetica Neue" w:hAnsi="Helvetica Neue"/>
+          <w:lang w:val="it-IT" w:eastAsia="it-IT"/>
+        </w:rPr>
+      </w:pPr>
+    </w:p>
+    <w:tbl>
+      <w:tblPr>
+        <w:tblStyle w:val="TableNormal"/>
+        <w:tblW w:w="10515" w:type="dxa"/>
+        <w:tblInd w:w="138" w:type="dxa"/>
+        <w:tblBorders>
+          <w:top w:val="single" w:sz="8" w:space="0" w:color="FFFFFF"/>
+          <w:left w:val="single" w:sz="8" w:space="0" w:color="FFFFFF"/>
+          <w:bottom w:val="single" w:sz="8" w:space="0" w:color="FFFFFF"/>
+          <w:right w:val="single" w:sz="8" w:space="0" w:color="FFFFFF"/>
+          <w:insideH w:val="single" w:sz="8" w:space="0" w:color="FFFFFF"/>
+          <w:insideV w:val="single" w:sz="8" w:space="0" w:color="FFFFFF"/>
+        </w:tblBorders>
+        <w:shd w:val="clear" w:color="auto" w:fill="CED7E7"/>
+        <w:tblLayout w:type="fixed"/>
+        <w:tblLook w:val="04A0" w:firstRow="1" w:lastRow="0" w:firstColumn="1" w:lastColumn="0" w:noHBand="0" w:noVBand="1"/>
+      </w:tblPr>
+      <w:tblGrid>
+        <w:gridCol w:w="1080"/>
+        <w:gridCol w:w="4605"/>
+        <w:gridCol w:w="4830"/>
+      </w:tblGrid>
+      <w:tr>
+        <w:trPr>
+          <w:trHeight w:val="360"/>
+        </w:trPr>
+        <w:tc>
+          <w:tcPr>
+            <w:tcW w:w="1080" w:type="dxa"/>
+            <w:tcBorders>
+              <w:top w:val="single" w:sz="8" w:space="0" w:color="000000"/>
+              <w:left w:val="single" w:sz="8" w:space="0" w:color="000000"/>
+              <w:bottom w:val="single" w:sz="8" w:space="0" w:color="000000"/>
+              <w:right w:val="single" w:sz="8" w:space="0" w:color="000000"/>
+            </w:tcBorders>
+            <w:shd w:val="clear" w:color="auto" w:fill="C5F5E7"/>
+            <w:tcMar>
+              <w:top w:w="80" w:type="dxa"/>
+              <w:left w:w="80" w:type="dxa"/>
+              <w:bottom w:w="80" w:type="dxa"/>
+              <w:right w:w="80" w:type="dxa"/>
+            </w:tcMar>
+          </w:tcPr>
+          <w:p>
+            <w:pPr>
+              <w:pStyle w:val="Intestazione2"/>
+              <w:spacing w:before="0" w:after="0"/>
+              <w:rPr>
+                <w:rFonts w:ascii="Helvetica Neue" w:hAnsi="Helvetica Neue"/>
+              </w:rPr>
+            </w:pPr>
+            <w:r>
+              <w:rPr>
+                <w:rFonts w:ascii="Helvetica Neue" w:hAnsi="Helvetica Neue"/>
+              </w:rPr>
+              <w:t xml:space="preserve"># </w:t>
+            </w:r>
+          </w:p>
+        </w:tc>
+        <w:tc>
+          <w:tcPr>
+            <w:tcW w:w="4605" w:type="dxa"/>
+            <w:tcBorders>
+              <w:top w:val="single" w:sz="8" w:space="0" w:color="000000"/>
+              <w:left w:val="single" w:sz="8" w:space="0" w:color="000000"/>
+              <w:bottom w:val="single" w:sz="8" w:space="0" w:color="000000"/>
+              <w:right w:val="single" w:sz="8" w:space="0" w:color="000000"/>
+            </w:tcBorders>
+            <w:shd w:val="clear" w:color="auto" w:fill="C5F5E7"/>
+            <w:tcMar>
+              <w:top w:w="80" w:type="dxa"/>
+              <w:left w:w="180" w:type="dxa"/>
+              <w:bottom w:w="80" w:type="dxa"/>
+              <w:right w:w="80" w:type="dxa"/>
+            </w:tcMar>
+          </w:tcPr>
+          <w:p>
+            <w:pPr>
+              <w:pStyle w:val="Intestazione2"/>
+              <w:spacing w:before="0" w:after="0"/>
+              <w:ind w:left="100"/>
+              <w:jc w:val="center"/>
+              <w:rPr>
+                <w:rFonts w:ascii="Helvetica Neue" w:hAnsi="Helvetica Neue"/>
+              </w:rPr>
+            </w:pPr>
+            <w:r>
+              <w:rPr>
+                <w:rFonts w:ascii="Helvetica Neue" w:hAnsi="Helvetica Neue"/>
+              </w:rPr>
+              <w:t>Attore</w:t>
+            </w:r>
+          </w:p>
+        </w:tc>
+        <w:tc>
+          <w:tcPr>
+            <w:tcW w:w="4830" w:type="dxa"/>
+            <w:tcBorders>
+              <w:top w:val="single" w:sz="8" w:space="0" w:color="000000"/>
+              <w:left w:val="single" w:sz="8" w:space="0" w:color="000000"/>
+              <w:bottom w:val="single" w:sz="8" w:space="0" w:color="000000"/>
+              <w:right w:val="single" w:sz="8" w:space="0" w:color="000000"/>
+            </w:tcBorders>
+            <w:shd w:val="clear" w:color="auto" w:fill="C5F5E7"/>
+            <w:tcMar>
+              <w:top w:w="80" w:type="dxa"/>
+              <w:left w:w="180" w:type="dxa"/>
+              <w:bottom w:w="80" w:type="dxa"/>
+              <w:right w:w="80" w:type="dxa"/>
+            </w:tcMar>
+          </w:tcPr>
+          <w:p>
+            <w:pPr>
+              <w:pStyle w:val="Intestazione2"/>
+              <w:spacing w:before="0" w:after="0"/>
+              <w:ind w:left="100"/>
+              <w:jc w:val="center"/>
+              <w:rPr>
+                <w:rFonts w:ascii="Helvetica Neue" w:hAnsi="Helvetica Neue"/>
+              </w:rPr>
+            </w:pPr>
+            <w:r>
+              <w:rPr>
+                <w:rFonts w:ascii="Helvetica Neue" w:hAnsi="Helvetica Neue"/>
+              </w:rPr>
+              <w:t>Sistema</w:t>
+            </w:r>
+          </w:p>
+        </w:tc>
+      </w:tr>
+      <w:tr>
+        <w:trPr>
+          <w:trHeight w:val="622"/>
+        </w:trPr>
+        <w:tc>
+          <w:tcPr>
+            <w:tcW w:w="1080" w:type="dxa"/>
+            <w:tcBorders>
+              <w:top w:val="single" w:sz="8" w:space="0" w:color="000000"/>
+              <w:left w:val="single" w:sz="8" w:space="0" w:color="000000"/>
+              <w:bottom w:val="single" w:sz="8" w:space="0" w:color="000000"/>
+              <w:right w:val="single" w:sz="8" w:space="0" w:color="000000"/>
+            </w:tcBorders>
+            <w:tcMar>
+              <w:top w:w="80" w:type="dxa"/>
+              <w:left w:w="80" w:type="dxa"/>
+              <w:bottom w:w="80" w:type="dxa"/>
+              <w:right w:w="80" w:type="dxa"/>
+            </w:tcMar>
+          </w:tcPr>
+          <w:p>
+            <w:pPr>
+              <w:pStyle w:val="Intestazione3"/>
+              <w:spacing w:before="0"/>
+              <w:jc w:val="left"/>
+              <w:rPr>
+                <w:rFonts w:ascii="Helvetica Neue" w:hAnsi="Helvetica Neue"/>
+              </w:rPr>
+            </w:pPr>
+            <w:r>
+              <w:rPr>
+                <w:rFonts w:ascii="Helvetica Neue" w:hAnsi="Helvetica Neue"/>
+                <w:color w:val="000000" w:themeColor="text1"/>
+              </w:rPr>
+              <w:t>5</w:t>
+            </w:r>
+            <w:r>
+              <w:rPr>
+                <w:rFonts w:ascii="Helvetica Neue" w:hAnsi="Helvetica Neue"/>
+                <w:color w:val="000000" w:themeColor="text1"/>
+              </w:rPr>
+              <w:t>a.1</w:t>
+            </w:r>
+          </w:p>
+        </w:tc>
+        <w:tc>
+          <w:tcPr>
+            <w:tcW w:w="4605" w:type="dxa"/>
+            <w:tcBorders>
+              <w:top w:val="single" w:sz="8" w:space="0" w:color="000000"/>
+              <w:left w:val="single" w:sz="8" w:space="0" w:color="000000"/>
+              <w:bottom w:val="single" w:sz="8" w:space="0" w:color="000000"/>
+              <w:right w:val="single" w:sz="8" w:space="0" w:color="000000"/>
+            </w:tcBorders>
+            <w:tcMar>
+              <w:top w:w="80" w:type="dxa"/>
+              <w:left w:w="80" w:type="dxa"/>
+              <w:bottom w:w="80" w:type="dxa"/>
+              <w:right w:w="80" w:type="dxa"/>
+            </w:tcMar>
+          </w:tcPr>
+          <w:p>
+            <w:pPr>
+              <w:pStyle w:val="Corpo"/>
+              <w:spacing w:line="240" w:lineRule="auto"/>
+              <w:rPr>
+                <w:rFonts w:ascii="Helvetica Neue" w:hAnsi="Helvetica Neue"/>
+              </w:rPr>
+            </w:pPr>
+            <w:r>
+              <w:rPr>
+                <w:rFonts w:ascii="Helvetica Neue" w:hAnsi="Helvetica Neue"/>
+              </w:rPr>
+              <w:t>Dalla visualizzazione dei dettagli di un compito, decide di dover intervenire (es. per riassegnare il compito a causa di un ritardo)</w:t>
+            </w:r>
+          </w:p>
+        </w:tc>
+        <w:tc>
+          <w:tcPr>
+            <w:tcW w:w="4830" w:type="dxa"/>
+            <w:tcBorders>
+              <w:top w:val="single" w:sz="8" w:space="0" w:color="000000"/>
+              <w:left w:val="single" w:sz="8" w:space="0" w:color="000000"/>
+              <w:bottom w:val="single" w:sz="8" w:space="0" w:color="000000"/>
+              <w:right w:val="single" w:sz="8" w:space="0" w:color="000000"/>
+            </w:tcBorders>
+            <w:tcMar>
+              <w:top w:w="80" w:type="dxa"/>
+              <w:left w:w="80" w:type="dxa"/>
+              <w:bottom w:w="80" w:type="dxa"/>
+              <w:right w:w="80" w:type="dxa"/>
+            </w:tcMar>
+          </w:tcPr>
+          <w:p>
+            <w:pPr>
+              <w:pStyle w:val="Corpo"/>
+              <w:jc w:val="left"/>
+              <w:rPr>
+                <w:rFonts w:ascii="Helvetica Neue" w:hAnsi="Helvetica Neue"/>
+              </w:rPr>
+            </w:pPr>
+            <w:r>
+              <w:rPr>
+                <w:rFonts w:ascii="Helvetica Neue" w:hAnsi="Helvetica Neue"/>
+              </w:rPr>
+              <w:t>Invoca il caso d'uso "Gestire i compiti della cucina" trasferendo il contesto (turno e compito selezionati)</w:t>
+            </w:r>
+          </w:p>
+        </w:tc>
+      </w:tr>
+      <w:tr>
+        <w:trPr>
+          <w:trHeight w:val="256"/>
+        </w:trPr>
+        <w:tc>
+          <w:tcPr>
+            <w:tcW w:w="1080" w:type="dxa"/>
+            <w:tcBorders>
+              <w:top w:val="single" w:sz="8" w:space="0" w:color="000000"/>
+              <w:left w:val="single" w:sz="8" w:space="0" w:color="000000"/>
+              <w:bottom w:val="single" w:sz="8" w:space="0" w:color="000000"/>
+              <w:right w:val="single" w:sz="8" w:space="0" w:color="000000"/>
+            </w:tcBorders>
+            <w:tcMar>
+              <w:top w:w="80" w:type="dxa"/>
+              <w:left w:w="80" w:type="dxa"/>
+              <w:bottom w:w="80" w:type="dxa"/>
+              <w:right w:w="80" w:type="dxa"/>
+            </w:tcMar>
+          </w:tcPr>
+          <w:p>
+            <w:pPr>
+              <w:pStyle w:val="Intestazione3"/>
+              <w:spacing w:before="0"/>
+              <w:jc w:val="left"/>
+              <w:rPr>
+                <w:rFonts w:ascii="Helvetica Neue" w:hAnsi="Helvetica Neue"/>
+              </w:rPr>
+            </w:pPr>
+          </w:p>
+        </w:tc>
+        <w:tc>
+          <w:tcPr>
+            <w:tcW w:w="4605" w:type="dxa"/>
+            <w:tcBorders>
+              <w:top w:val="single" w:sz="8" w:space="0" w:color="000000"/>
+              <w:left w:val="single" w:sz="8" w:space="0" w:color="000000"/>
+              <w:bottom w:val="single" w:sz="8" w:space="0" w:color="000000"/>
+              <w:right w:val="single" w:sz="8" w:space="0" w:color="000000"/>
+            </w:tcBorders>
+            <w:tcMar>
+              <w:top w:w="80" w:type="dxa"/>
+              <w:left w:w="80" w:type="dxa"/>
+              <w:bottom w:w="80" w:type="dxa"/>
+              <w:right w:w="80" w:type="dxa"/>
+            </w:tcMar>
+          </w:tcPr>
+          <w:p>
+            <w:pPr>
+              <w:pStyle w:val="Corpo"/>
+              <w:spacing w:line="240" w:lineRule="auto"/>
+              <w:rPr>
+                <w:rFonts w:ascii="Helvetica Neue" w:hAnsi="Helvetica Neue"/>
+                <w:i/>
+                <w:iCs/>
+              </w:rPr>
+            </w:pPr>
+            <w:r>
+              <w:rPr>
+                <w:rFonts w:ascii="Helvetica Neue" w:hAnsi="Helvetica Neue"/>
+                <w:i/>
+                <w:iCs/>
+              </w:rPr>
+              <w:t>Il flusso passa al caso d'uso "Gestire i compiti della cucina"</w:t>
+            </w:r>
+          </w:p>
+        </w:tc>
+        <w:tc>
+          <w:tcPr>
+            <w:tcW w:w="4830" w:type="dxa"/>
+            <w:tcBorders>
+              <w:top w:val="single" w:sz="8" w:space="0" w:color="000000"/>
+              <w:left w:val="single" w:sz="8" w:space="0" w:color="000000"/>
+              <w:bottom w:val="single" w:sz="8" w:space="0" w:color="000000"/>
+              <w:right w:val="single" w:sz="8" w:space="0" w:color="000000"/>
+            </w:tcBorders>
+            <w:tcMar>
+              <w:top w:w="80" w:type="dxa"/>
+              <w:left w:w="80" w:type="dxa"/>
+              <w:bottom w:w="80" w:type="dxa"/>
+              <w:right w:w="80" w:type="dxa"/>
+            </w:tcMar>
+          </w:tcPr>
+          <w:p>
+            <w:pPr>
+              <w:pStyle w:val="Corpo"/>
+              <w:jc w:val="left"/>
+              <w:rPr>
+                <w:rFonts w:ascii="Helvetica Neue" w:hAnsi="Helvetica Neue"/>
+              </w:rPr>
+            </w:pPr>
+          </w:p>
+        </w:tc>
+      </w:tr>
+    </w:tbl>
+    <w:p>
+      <w:pPr>
+        <w:tabs>
+          <w:tab w:val="left" w:pos="1011"/>
+        </w:tabs>
+        <w:rPr>
+          <w:rFonts w:ascii="Helvetica Neue" w:hAnsi="Helvetica Neue"/>
+          <w:lang w:val="it-IT" w:eastAsia="it-IT"/>
         </w:rPr>
       </w:pPr>
     </w:p>
@@ -16017,7 +23315,7 @@
   <w:style w:type="paragraph" w:default="1" w:styleId="Normale">
     <w:name w:val="Normal"/>
     <w:qFormat/>
-    <w:rsid w:val="006F0731"/>
+    <w:rsid w:val="004D09E7"/>
     <w:rPr>
       <w:sz w:val="24"/>
       <w:szCs w:val="24"/>
@@ -16240,6 +23538,11 @@
         <w14:bevel/>
       </w14:textOutline>
     </w:rPr>
+  </w:style>
+  <w:style w:type="character" w:customStyle="1" w:styleId="citation-139">
+    <w:name w:val="citation-139"/>
+    <w:basedOn w:val="Carpredefinitoparagrafo"/>
+    <w:rsid w:val="007F3DEA"/>
   </w:style>
 </w:styles>
 </file>

--- a/rev/UC_Dett/UC_Dett_Chef.docx
+++ b/rev/UC_Dett/UC_Dett_Chef.docx
@@ -3163,6 +3163,451 @@
     </w:p>
     <w:p>
       <w:pPr>
+        <w:pStyle w:val="Intestazione"/>
+        <w:spacing w:after="0"/>
+        <w:rPr>
+          <w:rFonts w:ascii="Helvetica Neue" w:hAnsi="Helvetica Neue"/>
+          <w:color w:val="CC0000"/>
+          <w:u w:color="CC0000"/>
+        </w:rPr>
+      </w:pPr>
+      <w:r>
+        <w:rPr>
+          <w:rFonts w:ascii="Helvetica Neue" w:hAnsi="Helvetica Neue"/>
+          <w:color w:val="CC0000"/>
+          <w:u w:color="CC0000"/>
+        </w:rPr>
+        <w:lastRenderedPageBreak/>
+        <w:t>Eccezione 1</w:t>
+      </w:r>
+      <w:r>
+        <w:rPr>
+          <w:rFonts w:ascii="Helvetica Neue" w:hAnsi="Helvetica Neue"/>
+          <w:color w:val="CC0000"/>
+          <w:u w:color="CC0000"/>
+        </w:rPr>
+        <w:t>b</w:t>
+      </w:r>
+      <w:r>
+        <w:rPr>
+          <w:rFonts w:ascii="Helvetica Neue" w:hAnsi="Helvetica Neue"/>
+          <w:color w:val="CC0000"/>
+          <w:u w:color="CC0000"/>
+        </w:rPr>
+        <w:t>.1</w:t>
+      </w:r>
+      <w:r>
+        <w:rPr>
+          <w:rFonts w:ascii="Helvetica Neue" w:hAnsi="Helvetica Neue"/>
+          <w:color w:val="CC0000"/>
+          <w:u w:color="CC0000"/>
+        </w:rPr>
+        <w:t>a</w:t>
+      </w:r>
+    </w:p>
+    <w:p>
+      <w:pPr>
+        <w:pStyle w:val="Corpo"/>
+        <w:rPr>
+          <w:rFonts w:ascii="Helvetica Neue" w:hAnsi="Helvetica Neue"/>
+        </w:rPr>
+      </w:pPr>
+    </w:p>
+    <w:tbl>
+      <w:tblPr>
+        <w:tblStyle w:val="TableNormal"/>
+        <w:tblW w:w="10515" w:type="dxa"/>
+        <w:tblInd w:w="138" w:type="dxa"/>
+        <w:tblBorders>
+          <w:top w:val="single" w:sz="8" w:space="0" w:color="FFFFFF"/>
+          <w:left w:val="single" w:sz="8" w:space="0" w:color="FFFFFF"/>
+          <w:bottom w:val="single" w:sz="8" w:space="0" w:color="FFFFFF"/>
+          <w:right w:val="single" w:sz="8" w:space="0" w:color="FFFFFF"/>
+          <w:insideH w:val="single" w:sz="8" w:space="0" w:color="FFFFFF"/>
+          <w:insideV w:val="single" w:sz="8" w:space="0" w:color="FFFFFF"/>
+        </w:tblBorders>
+        <w:shd w:val="clear" w:color="auto" w:fill="CED7E7"/>
+        <w:tblLayout w:type="fixed"/>
+        <w:tblLook w:val="04A0" w:firstRow="1" w:lastRow="0" w:firstColumn="1" w:lastColumn="0" w:noHBand="0" w:noVBand="1"/>
+      </w:tblPr>
+      <w:tblGrid>
+        <w:gridCol w:w="1080"/>
+        <w:gridCol w:w="4605"/>
+        <w:gridCol w:w="4830"/>
+      </w:tblGrid>
+      <w:tr>
+        <w:trPr>
+          <w:trHeight w:val="360"/>
+        </w:trPr>
+        <w:tc>
+          <w:tcPr>
+            <w:tcW w:w="1080" w:type="dxa"/>
+            <w:tcBorders>
+              <w:top w:val="single" w:sz="8" w:space="0" w:color="000000"/>
+              <w:left w:val="single" w:sz="8" w:space="0" w:color="000000"/>
+              <w:bottom w:val="single" w:sz="8" w:space="0" w:color="000000"/>
+              <w:right w:val="single" w:sz="8" w:space="0" w:color="000000"/>
+            </w:tcBorders>
+            <w:shd w:val="clear" w:color="auto" w:fill="C5F5E7"/>
+            <w:tcMar>
+              <w:top w:w="80" w:type="dxa"/>
+              <w:left w:w="80" w:type="dxa"/>
+              <w:bottom w:w="80" w:type="dxa"/>
+              <w:right w:w="80" w:type="dxa"/>
+            </w:tcMar>
+          </w:tcPr>
+          <w:p>
+            <w:pPr>
+              <w:pStyle w:val="Intestazione2"/>
+              <w:spacing w:before="0" w:after="0"/>
+              <w:rPr>
+                <w:rFonts w:ascii="Helvetica Neue" w:hAnsi="Helvetica Neue"/>
+                <w:color w:val="000000" w:themeColor="text1"/>
+              </w:rPr>
+            </w:pPr>
+            <w:r>
+              <w:rPr>
+                <w:rFonts w:ascii="Helvetica Neue" w:hAnsi="Helvetica Neue"/>
+                <w:color w:val="000000" w:themeColor="text1"/>
+              </w:rPr>
+              <w:t xml:space="preserve"># </w:t>
+            </w:r>
+          </w:p>
+        </w:tc>
+        <w:tc>
+          <w:tcPr>
+            <w:tcW w:w="4605" w:type="dxa"/>
+            <w:tcBorders>
+              <w:top w:val="single" w:sz="8" w:space="0" w:color="000000"/>
+              <w:left w:val="single" w:sz="8" w:space="0" w:color="000000"/>
+              <w:bottom w:val="single" w:sz="8" w:space="0" w:color="000000"/>
+              <w:right w:val="single" w:sz="8" w:space="0" w:color="000000"/>
+            </w:tcBorders>
+            <w:shd w:val="clear" w:color="auto" w:fill="C5F5E7"/>
+            <w:tcMar>
+              <w:top w:w="80" w:type="dxa"/>
+              <w:left w:w="180" w:type="dxa"/>
+              <w:bottom w:w="80" w:type="dxa"/>
+              <w:right w:w="80" w:type="dxa"/>
+            </w:tcMar>
+          </w:tcPr>
+          <w:p>
+            <w:pPr>
+              <w:pStyle w:val="Intestazione2"/>
+              <w:spacing w:before="0" w:after="0"/>
+              <w:ind w:left="100"/>
+              <w:jc w:val="center"/>
+              <w:rPr>
+                <w:rFonts w:ascii="Helvetica Neue" w:hAnsi="Helvetica Neue"/>
+                <w:color w:val="000000" w:themeColor="text1"/>
+              </w:rPr>
+            </w:pPr>
+            <w:r>
+              <w:rPr>
+                <w:rFonts w:ascii="Helvetica Neue" w:hAnsi="Helvetica Neue"/>
+                <w:color w:val="000000" w:themeColor="text1"/>
+              </w:rPr>
+              <w:t>Attore</w:t>
+            </w:r>
+          </w:p>
+        </w:tc>
+        <w:tc>
+          <w:tcPr>
+            <w:tcW w:w="4830" w:type="dxa"/>
+            <w:tcBorders>
+              <w:top w:val="single" w:sz="8" w:space="0" w:color="000000"/>
+              <w:left w:val="single" w:sz="8" w:space="0" w:color="000000"/>
+              <w:bottom w:val="single" w:sz="8" w:space="0" w:color="000000"/>
+              <w:right w:val="single" w:sz="8" w:space="0" w:color="000000"/>
+            </w:tcBorders>
+            <w:shd w:val="clear" w:color="auto" w:fill="C5F5E7"/>
+            <w:tcMar>
+              <w:top w:w="80" w:type="dxa"/>
+              <w:left w:w="180" w:type="dxa"/>
+              <w:bottom w:w="80" w:type="dxa"/>
+              <w:right w:w="80" w:type="dxa"/>
+            </w:tcMar>
+          </w:tcPr>
+          <w:p>
+            <w:pPr>
+              <w:pStyle w:val="Intestazione2"/>
+              <w:spacing w:before="0" w:after="0"/>
+              <w:ind w:left="100"/>
+              <w:jc w:val="center"/>
+              <w:rPr>
+                <w:rFonts w:ascii="Helvetica Neue" w:hAnsi="Helvetica Neue"/>
+                <w:color w:val="000000" w:themeColor="text1"/>
+              </w:rPr>
+            </w:pPr>
+            <w:r>
+              <w:rPr>
+                <w:rFonts w:ascii="Helvetica Neue" w:hAnsi="Helvetica Neue"/>
+                <w:color w:val="000000" w:themeColor="text1"/>
+              </w:rPr>
+              <w:t>Sistema</w:t>
+            </w:r>
+          </w:p>
+        </w:tc>
+      </w:tr>
+      <w:tr>
+        <w:trPr>
+          <w:trHeight w:val="300"/>
+        </w:trPr>
+        <w:tc>
+          <w:tcPr>
+            <w:tcW w:w="1080" w:type="dxa"/>
+            <w:tcBorders>
+              <w:top w:val="single" w:sz="8" w:space="0" w:color="000000"/>
+              <w:left w:val="single" w:sz="8" w:space="0" w:color="000000"/>
+              <w:bottom w:val="single" w:sz="8" w:space="0" w:color="000000"/>
+              <w:right w:val="single" w:sz="8" w:space="0" w:color="000000"/>
+            </w:tcBorders>
+            <w:tcMar>
+              <w:top w:w="80" w:type="dxa"/>
+              <w:left w:w="80" w:type="dxa"/>
+              <w:bottom w:w="80" w:type="dxa"/>
+              <w:right w:w="80" w:type="dxa"/>
+            </w:tcMar>
+          </w:tcPr>
+          <w:p>
+            <w:pPr>
+              <w:pStyle w:val="Intestazione3"/>
+              <w:spacing w:before="0"/>
+              <w:jc w:val="left"/>
+              <w:rPr>
+                <w:rFonts w:ascii="Helvetica Neue" w:hAnsi="Helvetica Neue"/>
+                <w:color w:val="CC0000"/>
+                <w:u w:color="CC0000"/>
+              </w:rPr>
+            </w:pPr>
+            <w:r>
+              <w:rPr>
+                <w:rFonts w:ascii="Helvetica Neue" w:hAnsi="Helvetica Neue"/>
+                <w:color w:val="CC0000"/>
+                <w:u w:color="CC0000"/>
+              </w:rPr>
+              <w:t>1</w:t>
+            </w:r>
+            <w:r>
+              <w:rPr>
+                <w:rFonts w:ascii="Helvetica Neue" w:hAnsi="Helvetica Neue"/>
+                <w:color w:val="CC0000"/>
+                <w:u w:color="CC0000"/>
+              </w:rPr>
+              <w:t>b</w:t>
+            </w:r>
+            <w:r>
+              <w:rPr>
+                <w:rFonts w:ascii="Helvetica Neue" w:hAnsi="Helvetica Neue"/>
+                <w:color w:val="CC0000"/>
+                <w:u w:color="CC0000"/>
+              </w:rPr>
+              <w:t>.1</w:t>
+            </w:r>
+            <w:r>
+              <w:rPr>
+                <w:rFonts w:ascii="Helvetica Neue" w:hAnsi="Helvetica Neue"/>
+                <w:color w:val="CC0000"/>
+                <w:u w:color="CC0000"/>
+              </w:rPr>
+              <w:t>a</w:t>
+            </w:r>
+            <w:r>
+              <w:rPr>
+                <w:rFonts w:ascii="Helvetica Neue" w:hAnsi="Helvetica Neue"/>
+                <w:color w:val="CC0000"/>
+                <w:u w:color="CC0000"/>
+              </w:rPr>
+              <w:t>.1</w:t>
+            </w:r>
+          </w:p>
+        </w:tc>
+        <w:tc>
+          <w:tcPr>
+            <w:tcW w:w="4605" w:type="dxa"/>
+            <w:tcBorders>
+              <w:top w:val="single" w:sz="8" w:space="0" w:color="000000"/>
+              <w:left w:val="single" w:sz="8" w:space="0" w:color="000000"/>
+              <w:bottom w:val="single" w:sz="8" w:space="0" w:color="000000"/>
+              <w:right w:val="single" w:sz="8" w:space="0" w:color="000000"/>
+            </w:tcBorders>
+            <w:tcMar>
+              <w:top w:w="80" w:type="dxa"/>
+              <w:left w:w="80" w:type="dxa"/>
+              <w:bottom w:w="80" w:type="dxa"/>
+              <w:right w:w="80" w:type="dxa"/>
+            </w:tcMar>
+          </w:tcPr>
+          <w:p>
+            <w:pPr>
+              <w:pStyle w:val="Corpo"/>
+              <w:spacing w:line="240" w:lineRule="auto"/>
+              <w:rPr>
+                <w:rFonts w:ascii="Helvetica Neue" w:hAnsi="Helvetica Neue"/>
+              </w:rPr>
+            </w:pPr>
+            <w:r>
+              <w:rPr>
+                <w:rFonts w:ascii="Helvetica Neue" w:hAnsi="Helvetica Neue"/>
+              </w:rPr>
+              <w:t>Sceglie una ricetta o preparazione esistente per modificarla</w:t>
+            </w:r>
+          </w:p>
+        </w:tc>
+        <w:tc>
+          <w:tcPr>
+            <w:tcW w:w="4830" w:type="dxa"/>
+            <w:tcBorders>
+              <w:top w:val="single" w:sz="8" w:space="0" w:color="000000"/>
+              <w:left w:val="single" w:sz="8" w:space="0" w:color="000000"/>
+              <w:bottom w:val="single" w:sz="8" w:space="0" w:color="000000"/>
+              <w:right w:val="single" w:sz="8" w:space="0" w:color="000000"/>
+            </w:tcBorders>
+            <w:shd w:val="clear" w:color="auto" w:fill="F4CCCC"/>
+            <w:tcMar>
+              <w:top w:w="80" w:type="dxa"/>
+              <w:left w:w="80" w:type="dxa"/>
+              <w:bottom w:w="80" w:type="dxa"/>
+              <w:right w:w="80" w:type="dxa"/>
+            </w:tcMar>
+          </w:tcPr>
+          <w:p>
+            <w:pPr>
+              <w:pStyle w:val="Corpo"/>
+              <w:jc w:val="left"/>
+              <w:rPr>
+                <w:rFonts w:ascii="Helvetica Neue" w:hAnsi="Helvetica Neue"/>
+              </w:rPr>
+            </w:pPr>
+            <w:r>
+              <w:rPr>
+                <w:rFonts w:ascii="Helvetica Neue" w:hAnsi="Helvetica Neue"/>
+              </w:rPr>
+              <w:t>L’attore non è il proprietario della ricetta per tanto non può modificarla</w:t>
+            </w:r>
+          </w:p>
+        </w:tc>
+      </w:tr>
+      <w:tr>
+        <w:trPr>
+          <w:trHeight w:val="300"/>
+        </w:trPr>
+        <w:tc>
+          <w:tcPr>
+            <w:tcW w:w="1080" w:type="dxa"/>
+            <w:tcBorders>
+              <w:top w:val="single" w:sz="8" w:space="0" w:color="000000"/>
+              <w:left w:val="single" w:sz="8" w:space="0" w:color="000000"/>
+              <w:bottom w:val="single" w:sz="8" w:space="0" w:color="000000"/>
+              <w:right w:val="single" w:sz="8" w:space="0" w:color="000000"/>
+            </w:tcBorders>
+            <w:tcMar>
+              <w:top w:w="80" w:type="dxa"/>
+              <w:left w:w="80" w:type="dxa"/>
+              <w:bottom w:w="80" w:type="dxa"/>
+              <w:right w:w="80" w:type="dxa"/>
+            </w:tcMar>
+          </w:tcPr>
+          <w:p>
+            <w:pPr>
+              <w:rPr>
+                <w:rFonts w:ascii="Helvetica Neue" w:hAnsi="Helvetica Neue"/>
+              </w:rPr>
+            </w:pPr>
+          </w:p>
+        </w:tc>
+        <w:tc>
+          <w:tcPr>
+            <w:tcW w:w="4605" w:type="dxa"/>
+            <w:tcBorders>
+              <w:top w:val="single" w:sz="8" w:space="0" w:color="000000"/>
+              <w:left w:val="single" w:sz="8" w:space="0" w:color="000000"/>
+              <w:bottom w:val="single" w:sz="8" w:space="0" w:color="000000"/>
+              <w:right w:val="single" w:sz="8" w:space="0" w:color="000000"/>
+            </w:tcBorders>
+            <w:tcMar>
+              <w:top w:w="80" w:type="dxa"/>
+              <w:left w:w="80" w:type="dxa"/>
+              <w:bottom w:w="80" w:type="dxa"/>
+              <w:right w:w="80" w:type="dxa"/>
+            </w:tcMar>
+          </w:tcPr>
+          <w:p>
+            <w:pPr>
+              <w:pStyle w:val="Corpo"/>
+              <w:spacing w:line="240" w:lineRule="auto"/>
+              <w:rPr>
+                <w:rFonts w:ascii="Helvetica Neue" w:hAnsi="Helvetica Neue"/>
+              </w:rPr>
+            </w:pPr>
+          </w:p>
+        </w:tc>
+        <w:tc>
+          <w:tcPr>
+            <w:tcW w:w="4830" w:type="dxa"/>
+            <w:tcBorders>
+              <w:top w:val="single" w:sz="8" w:space="0" w:color="000000"/>
+              <w:left w:val="single" w:sz="8" w:space="0" w:color="000000"/>
+              <w:bottom w:val="single" w:sz="8" w:space="0" w:color="000000"/>
+              <w:right w:val="single" w:sz="8" w:space="0" w:color="000000"/>
+            </w:tcBorders>
+            <w:tcMar>
+              <w:top w:w="80" w:type="dxa"/>
+              <w:left w:w="80" w:type="dxa"/>
+              <w:bottom w:w="80" w:type="dxa"/>
+              <w:right w:w="80" w:type="dxa"/>
+            </w:tcMar>
+          </w:tcPr>
+          <w:p>
+            <w:pPr>
+              <w:rPr>
+                <w:rFonts w:ascii="Helvetica Neue" w:hAnsi="Helvetica Neue"/>
+                <w:i/>
+                <w:iCs/>
+              </w:rPr>
+            </w:pPr>
+            <w:r>
+              <w:rPr>
+                <w:rFonts w:ascii="Helvetica Neue" w:hAnsi="Helvetica Neue"/>
+                <w:i/>
+                <w:iCs/>
+              </w:rPr>
+              <w:t xml:space="preserve">Termina il </w:t>
+            </w:r>
+            <w:proofErr w:type="spellStart"/>
+            <w:r>
+              <w:rPr>
+                <w:rFonts w:ascii="Helvetica Neue" w:hAnsi="Helvetica Neue"/>
+                <w:i/>
+                <w:iCs/>
+              </w:rPr>
+              <w:t>caso</w:t>
+            </w:r>
+            <w:proofErr w:type="spellEnd"/>
+            <w:r>
+              <w:rPr>
+                <w:rFonts w:ascii="Helvetica Neue" w:hAnsi="Helvetica Neue"/>
+                <w:i/>
+                <w:iCs/>
+              </w:rPr>
+              <w:t xml:space="preserve"> </w:t>
+            </w:r>
+            <w:proofErr w:type="spellStart"/>
+            <w:r>
+              <w:rPr>
+                <w:rFonts w:ascii="Helvetica Neue" w:hAnsi="Helvetica Neue"/>
+                <w:i/>
+                <w:iCs/>
+              </w:rPr>
+              <w:t>d’uso</w:t>
+            </w:r>
+            <w:proofErr w:type="spellEnd"/>
+          </w:p>
+        </w:tc>
+      </w:tr>
+    </w:tbl>
+    <w:p>
+      <w:pPr>
         <w:pStyle w:val="Corpo"/>
         <w:rPr>
           <w:rFonts w:ascii="Helvetica Neue" w:hAnsi="Helvetica Neue"/>
@@ -3175,13 +3620,457 @@
         <w:spacing w:after="0"/>
         <w:rPr>
           <w:rFonts w:ascii="Helvetica Neue" w:hAnsi="Helvetica Neue"/>
+          <w:color w:val="CC0000"/>
+          <w:u w:color="CC0000"/>
         </w:rPr>
       </w:pPr>
       <w:r>
         <w:rPr>
           <w:rFonts w:ascii="Helvetica Neue" w:hAnsi="Helvetica Neue"/>
-        </w:rPr>
-        <w:lastRenderedPageBreak/>
+          <w:color w:val="CC0000"/>
+          <w:u w:color="CC0000"/>
+        </w:rPr>
+        <w:t>Eccezione 1</w:t>
+      </w:r>
+      <w:r>
+        <w:rPr>
+          <w:rFonts w:ascii="Helvetica Neue" w:hAnsi="Helvetica Neue"/>
+          <w:color w:val="CC0000"/>
+          <w:u w:color="CC0000"/>
+        </w:rPr>
+        <w:t>b</w:t>
+      </w:r>
+      <w:r>
+        <w:rPr>
+          <w:rFonts w:ascii="Helvetica Neue" w:hAnsi="Helvetica Neue"/>
+          <w:color w:val="CC0000"/>
+          <w:u w:color="CC0000"/>
+        </w:rPr>
+        <w:t>.1</w:t>
+      </w:r>
+      <w:r>
+        <w:rPr>
+          <w:rFonts w:ascii="Helvetica Neue" w:hAnsi="Helvetica Neue"/>
+          <w:color w:val="CC0000"/>
+          <w:u w:color="CC0000"/>
+        </w:rPr>
+        <w:t>b</w:t>
+      </w:r>
+    </w:p>
+    <w:tbl>
+      <w:tblPr>
+        <w:tblStyle w:val="TableNormal"/>
+        <w:tblW w:w="10515" w:type="dxa"/>
+        <w:tblInd w:w="138" w:type="dxa"/>
+        <w:tblBorders>
+          <w:top w:val="single" w:sz="8" w:space="0" w:color="FFFFFF"/>
+          <w:left w:val="single" w:sz="8" w:space="0" w:color="FFFFFF"/>
+          <w:bottom w:val="single" w:sz="8" w:space="0" w:color="FFFFFF"/>
+          <w:right w:val="single" w:sz="8" w:space="0" w:color="FFFFFF"/>
+          <w:insideH w:val="single" w:sz="8" w:space="0" w:color="FFFFFF"/>
+          <w:insideV w:val="single" w:sz="8" w:space="0" w:color="FFFFFF"/>
+        </w:tblBorders>
+        <w:shd w:val="clear" w:color="auto" w:fill="CED7E7"/>
+        <w:tblLayout w:type="fixed"/>
+        <w:tblLook w:val="04A0" w:firstRow="1" w:lastRow="0" w:firstColumn="1" w:lastColumn="0" w:noHBand="0" w:noVBand="1"/>
+      </w:tblPr>
+      <w:tblGrid>
+        <w:gridCol w:w="1080"/>
+        <w:gridCol w:w="4605"/>
+        <w:gridCol w:w="4830"/>
+      </w:tblGrid>
+      <w:tr>
+        <w:trPr>
+          <w:trHeight w:val="360"/>
+        </w:trPr>
+        <w:tc>
+          <w:tcPr>
+            <w:tcW w:w="1080" w:type="dxa"/>
+            <w:tcBorders>
+              <w:top w:val="single" w:sz="8" w:space="0" w:color="000000"/>
+              <w:left w:val="single" w:sz="8" w:space="0" w:color="000000"/>
+              <w:bottom w:val="single" w:sz="8" w:space="0" w:color="000000"/>
+              <w:right w:val="single" w:sz="8" w:space="0" w:color="000000"/>
+            </w:tcBorders>
+            <w:shd w:val="clear" w:color="auto" w:fill="C5F5E7"/>
+            <w:tcMar>
+              <w:top w:w="80" w:type="dxa"/>
+              <w:left w:w="80" w:type="dxa"/>
+              <w:bottom w:w="80" w:type="dxa"/>
+              <w:right w:w="80" w:type="dxa"/>
+            </w:tcMar>
+          </w:tcPr>
+          <w:p>
+            <w:pPr>
+              <w:pStyle w:val="Intestazione2"/>
+              <w:spacing w:before="0" w:after="0"/>
+              <w:rPr>
+                <w:rFonts w:ascii="Helvetica Neue" w:hAnsi="Helvetica Neue"/>
+                <w:color w:val="000000" w:themeColor="text1"/>
+              </w:rPr>
+            </w:pPr>
+            <w:r>
+              <w:rPr>
+                <w:rFonts w:ascii="Helvetica Neue" w:hAnsi="Helvetica Neue"/>
+                <w:color w:val="000000" w:themeColor="text1"/>
+              </w:rPr>
+              <w:t xml:space="preserve"># </w:t>
+            </w:r>
+          </w:p>
+        </w:tc>
+        <w:tc>
+          <w:tcPr>
+            <w:tcW w:w="4605" w:type="dxa"/>
+            <w:tcBorders>
+              <w:top w:val="single" w:sz="8" w:space="0" w:color="000000"/>
+              <w:left w:val="single" w:sz="8" w:space="0" w:color="000000"/>
+              <w:bottom w:val="single" w:sz="8" w:space="0" w:color="000000"/>
+              <w:right w:val="single" w:sz="8" w:space="0" w:color="000000"/>
+            </w:tcBorders>
+            <w:shd w:val="clear" w:color="auto" w:fill="C5F5E7"/>
+            <w:tcMar>
+              <w:top w:w="80" w:type="dxa"/>
+              <w:left w:w="180" w:type="dxa"/>
+              <w:bottom w:w="80" w:type="dxa"/>
+              <w:right w:w="80" w:type="dxa"/>
+            </w:tcMar>
+          </w:tcPr>
+          <w:p>
+            <w:pPr>
+              <w:pStyle w:val="Intestazione2"/>
+              <w:spacing w:before="0" w:after="0"/>
+              <w:ind w:left="100"/>
+              <w:jc w:val="center"/>
+              <w:rPr>
+                <w:rFonts w:ascii="Helvetica Neue" w:hAnsi="Helvetica Neue"/>
+                <w:color w:val="000000" w:themeColor="text1"/>
+              </w:rPr>
+            </w:pPr>
+            <w:r>
+              <w:rPr>
+                <w:rFonts w:ascii="Helvetica Neue" w:hAnsi="Helvetica Neue"/>
+                <w:color w:val="000000" w:themeColor="text1"/>
+              </w:rPr>
+              <w:t>Attore</w:t>
+            </w:r>
+          </w:p>
+        </w:tc>
+        <w:tc>
+          <w:tcPr>
+            <w:tcW w:w="4830" w:type="dxa"/>
+            <w:tcBorders>
+              <w:top w:val="single" w:sz="8" w:space="0" w:color="000000"/>
+              <w:left w:val="single" w:sz="8" w:space="0" w:color="000000"/>
+              <w:bottom w:val="single" w:sz="8" w:space="0" w:color="000000"/>
+              <w:right w:val="single" w:sz="8" w:space="0" w:color="000000"/>
+            </w:tcBorders>
+            <w:shd w:val="clear" w:color="auto" w:fill="C5F5E7"/>
+            <w:tcMar>
+              <w:top w:w="80" w:type="dxa"/>
+              <w:left w:w="180" w:type="dxa"/>
+              <w:bottom w:w="80" w:type="dxa"/>
+              <w:right w:w="80" w:type="dxa"/>
+            </w:tcMar>
+          </w:tcPr>
+          <w:p>
+            <w:pPr>
+              <w:pStyle w:val="Intestazione2"/>
+              <w:spacing w:before="0" w:after="0"/>
+              <w:ind w:left="100"/>
+              <w:jc w:val="center"/>
+              <w:rPr>
+                <w:rFonts w:ascii="Helvetica Neue" w:hAnsi="Helvetica Neue"/>
+                <w:color w:val="000000" w:themeColor="text1"/>
+              </w:rPr>
+            </w:pPr>
+            <w:r>
+              <w:rPr>
+                <w:rFonts w:ascii="Helvetica Neue" w:hAnsi="Helvetica Neue"/>
+                <w:color w:val="000000" w:themeColor="text1"/>
+              </w:rPr>
+              <w:t>Sistema</w:t>
+            </w:r>
+          </w:p>
+        </w:tc>
+      </w:tr>
+      <w:tr>
+        <w:trPr>
+          <w:trHeight w:val="300"/>
+        </w:trPr>
+        <w:tc>
+          <w:tcPr>
+            <w:tcW w:w="1080" w:type="dxa"/>
+            <w:tcBorders>
+              <w:top w:val="single" w:sz="8" w:space="0" w:color="000000"/>
+              <w:left w:val="single" w:sz="8" w:space="0" w:color="000000"/>
+              <w:bottom w:val="single" w:sz="8" w:space="0" w:color="000000"/>
+              <w:right w:val="single" w:sz="8" w:space="0" w:color="000000"/>
+            </w:tcBorders>
+            <w:tcMar>
+              <w:top w:w="80" w:type="dxa"/>
+              <w:left w:w="80" w:type="dxa"/>
+              <w:bottom w:w="80" w:type="dxa"/>
+              <w:right w:w="80" w:type="dxa"/>
+            </w:tcMar>
+          </w:tcPr>
+          <w:p>
+            <w:pPr>
+              <w:pStyle w:val="Intestazione3"/>
+              <w:spacing w:before="0"/>
+              <w:jc w:val="left"/>
+              <w:rPr>
+                <w:rFonts w:ascii="Helvetica Neue" w:hAnsi="Helvetica Neue"/>
+                <w:color w:val="CC0000"/>
+                <w:u w:color="CC0000"/>
+              </w:rPr>
+            </w:pPr>
+            <w:r>
+              <w:rPr>
+                <w:rFonts w:ascii="Helvetica Neue" w:hAnsi="Helvetica Neue"/>
+                <w:color w:val="CC0000"/>
+                <w:u w:color="CC0000"/>
+              </w:rPr>
+              <w:t>1</w:t>
+            </w:r>
+            <w:r>
+              <w:rPr>
+                <w:rFonts w:ascii="Helvetica Neue" w:hAnsi="Helvetica Neue"/>
+                <w:color w:val="CC0000"/>
+                <w:u w:color="CC0000"/>
+              </w:rPr>
+              <w:t>b</w:t>
+            </w:r>
+            <w:r>
+              <w:rPr>
+                <w:rFonts w:ascii="Helvetica Neue" w:hAnsi="Helvetica Neue"/>
+                <w:color w:val="CC0000"/>
+                <w:u w:color="CC0000"/>
+              </w:rPr>
+              <w:t>.1</w:t>
+            </w:r>
+            <w:r>
+              <w:rPr>
+                <w:rFonts w:ascii="Helvetica Neue" w:hAnsi="Helvetica Neue"/>
+                <w:color w:val="CC0000"/>
+                <w:u w:color="CC0000"/>
+              </w:rPr>
+              <w:t>b</w:t>
+            </w:r>
+            <w:r>
+              <w:rPr>
+                <w:rFonts w:ascii="Helvetica Neue" w:hAnsi="Helvetica Neue"/>
+                <w:color w:val="CC0000"/>
+                <w:u w:color="CC0000"/>
+              </w:rPr>
+              <w:t>.1</w:t>
+            </w:r>
+          </w:p>
+        </w:tc>
+        <w:tc>
+          <w:tcPr>
+            <w:tcW w:w="4605" w:type="dxa"/>
+            <w:tcBorders>
+              <w:top w:val="single" w:sz="8" w:space="0" w:color="000000"/>
+              <w:left w:val="single" w:sz="8" w:space="0" w:color="000000"/>
+              <w:bottom w:val="single" w:sz="8" w:space="0" w:color="000000"/>
+              <w:right w:val="single" w:sz="8" w:space="0" w:color="000000"/>
+            </w:tcBorders>
+            <w:tcMar>
+              <w:top w:w="80" w:type="dxa"/>
+              <w:left w:w="80" w:type="dxa"/>
+              <w:bottom w:w="80" w:type="dxa"/>
+              <w:right w:w="80" w:type="dxa"/>
+            </w:tcMar>
+          </w:tcPr>
+          <w:p>
+            <w:pPr>
+              <w:pStyle w:val="Corpo"/>
+              <w:spacing w:line="240" w:lineRule="auto"/>
+              <w:rPr>
+                <w:rFonts w:ascii="Helvetica Neue" w:hAnsi="Helvetica Neue"/>
+              </w:rPr>
+            </w:pPr>
+            <w:r>
+              <w:rPr>
+                <w:rFonts w:ascii="Helvetica Neue" w:hAnsi="Helvetica Neue"/>
+              </w:rPr>
+              <w:t>Sceglie una ricetta o preparazione esistente per modificarla</w:t>
+            </w:r>
+          </w:p>
+        </w:tc>
+        <w:tc>
+          <w:tcPr>
+            <w:tcW w:w="4830" w:type="dxa"/>
+            <w:tcBorders>
+              <w:top w:val="single" w:sz="8" w:space="0" w:color="000000"/>
+              <w:left w:val="single" w:sz="8" w:space="0" w:color="000000"/>
+              <w:bottom w:val="single" w:sz="8" w:space="0" w:color="000000"/>
+              <w:right w:val="single" w:sz="8" w:space="0" w:color="000000"/>
+            </w:tcBorders>
+            <w:shd w:val="clear" w:color="auto" w:fill="F4CCCC"/>
+            <w:tcMar>
+              <w:top w:w="80" w:type="dxa"/>
+              <w:left w:w="80" w:type="dxa"/>
+              <w:bottom w:w="80" w:type="dxa"/>
+              <w:right w:w="80" w:type="dxa"/>
+            </w:tcMar>
+          </w:tcPr>
+          <w:p>
+            <w:pPr>
+              <w:pStyle w:val="Corpo"/>
+              <w:jc w:val="left"/>
+              <w:rPr>
+                <w:rFonts w:ascii="Helvetica Neue" w:hAnsi="Helvetica Neue"/>
+              </w:rPr>
+            </w:pPr>
+            <w:r>
+              <w:rPr>
+                <w:rFonts w:ascii="Helvetica Neue" w:hAnsi="Helvetica Neue"/>
+              </w:rPr>
+              <w:t>La ricetta è in uso in un menù per tanto non può essere modificata</w:t>
+            </w:r>
+          </w:p>
+        </w:tc>
+      </w:tr>
+      <w:tr>
+        <w:trPr>
+          <w:trHeight w:val="300"/>
+        </w:trPr>
+        <w:tc>
+          <w:tcPr>
+            <w:tcW w:w="1080" w:type="dxa"/>
+            <w:tcBorders>
+              <w:top w:val="single" w:sz="8" w:space="0" w:color="000000"/>
+              <w:left w:val="single" w:sz="8" w:space="0" w:color="000000"/>
+              <w:bottom w:val="single" w:sz="8" w:space="0" w:color="000000"/>
+              <w:right w:val="single" w:sz="8" w:space="0" w:color="000000"/>
+            </w:tcBorders>
+            <w:tcMar>
+              <w:top w:w="80" w:type="dxa"/>
+              <w:left w:w="80" w:type="dxa"/>
+              <w:bottom w:w="80" w:type="dxa"/>
+              <w:right w:w="80" w:type="dxa"/>
+            </w:tcMar>
+          </w:tcPr>
+          <w:p>
+            <w:pPr>
+              <w:rPr>
+                <w:rFonts w:ascii="Helvetica Neue" w:hAnsi="Helvetica Neue"/>
+              </w:rPr>
+            </w:pPr>
+          </w:p>
+        </w:tc>
+        <w:tc>
+          <w:tcPr>
+            <w:tcW w:w="4605" w:type="dxa"/>
+            <w:tcBorders>
+              <w:top w:val="single" w:sz="8" w:space="0" w:color="000000"/>
+              <w:left w:val="single" w:sz="8" w:space="0" w:color="000000"/>
+              <w:bottom w:val="single" w:sz="8" w:space="0" w:color="000000"/>
+              <w:right w:val="single" w:sz="8" w:space="0" w:color="000000"/>
+            </w:tcBorders>
+            <w:tcMar>
+              <w:top w:w="80" w:type="dxa"/>
+              <w:left w:w="80" w:type="dxa"/>
+              <w:bottom w:w="80" w:type="dxa"/>
+              <w:right w:w="80" w:type="dxa"/>
+            </w:tcMar>
+          </w:tcPr>
+          <w:p>
+            <w:pPr>
+              <w:pStyle w:val="Corpo"/>
+              <w:spacing w:line="240" w:lineRule="auto"/>
+              <w:rPr>
+                <w:rFonts w:ascii="Helvetica Neue" w:hAnsi="Helvetica Neue"/>
+              </w:rPr>
+            </w:pPr>
+          </w:p>
+        </w:tc>
+        <w:tc>
+          <w:tcPr>
+            <w:tcW w:w="4830" w:type="dxa"/>
+            <w:tcBorders>
+              <w:top w:val="single" w:sz="8" w:space="0" w:color="000000"/>
+              <w:left w:val="single" w:sz="8" w:space="0" w:color="000000"/>
+              <w:bottom w:val="single" w:sz="8" w:space="0" w:color="000000"/>
+              <w:right w:val="single" w:sz="8" w:space="0" w:color="000000"/>
+            </w:tcBorders>
+            <w:tcMar>
+              <w:top w:w="80" w:type="dxa"/>
+              <w:left w:w="80" w:type="dxa"/>
+              <w:bottom w:w="80" w:type="dxa"/>
+              <w:right w:w="80" w:type="dxa"/>
+            </w:tcMar>
+          </w:tcPr>
+          <w:p>
+            <w:pPr>
+              <w:rPr>
+                <w:rFonts w:ascii="Helvetica Neue" w:hAnsi="Helvetica Neue"/>
+                <w:i/>
+                <w:iCs/>
+              </w:rPr>
+            </w:pPr>
+            <w:r>
+              <w:rPr>
+                <w:rFonts w:ascii="Helvetica Neue" w:hAnsi="Helvetica Neue"/>
+                <w:i/>
+                <w:iCs/>
+              </w:rPr>
+              <w:t xml:space="preserve">Termina il </w:t>
+            </w:r>
+            <w:proofErr w:type="spellStart"/>
+            <w:r>
+              <w:rPr>
+                <w:rFonts w:ascii="Helvetica Neue" w:hAnsi="Helvetica Neue"/>
+                <w:i/>
+                <w:iCs/>
+              </w:rPr>
+              <w:t>caso</w:t>
+            </w:r>
+            <w:proofErr w:type="spellEnd"/>
+            <w:r>
+              <w:rPr>
+                <w:rFonts w:ascii="Helvetica Neue" w:hAnsi="Helvetica Neue"/>
+                <w:i/>
+                <w:iCs/>
+              </w:rPr>
+              <w:t xml:space="preserve"> </w:t>
+            </w:r>
+            <w:proofErr w:type="spellStart"/>
+            <w:r>
+              <w:rPr>
+                <w:rFonts w:ascii="Helvetica Neue" w:hAnsi="Helvetica Neue"/>
+                <w:i/>
+                <w:iCs/>
+              </w:rPr>
+              <w:t>d’uso</w:t>
+            </w:r>
+            <w:proofErr w:type="spellEnd"/>
+          </w:p>
+        </w:tc>
+      </w:tr>
+    </w:tbl>
+    <w:p>
+      <w:pPr>
+        <w:pStyle w:val="Intestazione"/>
+        <w:spacing w:after="0"/>
+        <w:rPr>
+          <w:rFonts w:ascii="Helvetica Neue" w:hAnsi="Helvetica Neue"/>
+        </w:rPr>
+      </w:pPr>
+    </w:p>
+    <w:p>
+      <w:pPr>
+        <w:pStyle w:val="Intestazione"/>
+        <w:spacing w:after="0"/>
+        <w:rPr>
+          <w:rFonts w:ascii="Helvetica Neue" w:hAnsi="Helvetica Neue"/>
+        </w:rPr>
+      </w:pPr>
+      <w:r>
+        <w:rPr>
+          <w:rFonts w:ascii="Helvetica Neue" w:hAnsi="Helvetica Neue"/>
+        </w:rPr>
         <w:t>Estensione 1</w:t>
       </w:r>
       <w:r>
@@ -3912,6 +4801,7 @@
         <w:rPr>
           <w:rFonts w:ascii="Helvetica Neue" w:hAnsi="Helvetica Neue"/>
         </w:rPr>
+        <w:lastRenderedPageBreak/>
         <w:t>Estensione 3</w:t>
       </w:r>
       <w:r>
@@ -4984,7 +5874,6 @@
         <w:rPr>
           <w:rFonts w:ascii="Helvetica Neue" w:hAnsi="Helvetica Neue"/>
         </w:rPr>
-        <w:lastRenderedPageBreak/>
         <w:t>Estensione 7a</w:t>
       </w:r>
     </w:p>
@@ -5707,6 +6596,7 @@
         <w:rPr>
           <w:rFonts w:ascii="Helvetica Neue" w:hAnsi="Helvetica Neue"/>
         </w:rPr>
+        <w:lastRenderedPageBreak/>
         <w:t>Estensione 7c</w:t>
       </w:r>
     </w:p>
@@ -6131,6 +7021,71 @@
         <w:rPr>
           <w:rFonts w:ascii="Helvetica Neue" w:eastAsia="Fredericka the Great" w:hAnsi="Helvetica Neue" w:cs="Fredericka the Great"/>
         </w:rPr>
+      </w:pPr>
+    </w:p>
+    <w:p>
+      <w:pPr>
+        <w:pStyle w:val="Corpo"/>
+      </w:pPr>
+    </w:p>
+    <w:p>
+      <w:pPr>
+        <w:pStyle w:val="Corpo"/>
+      </w:pPr>
+    </w:p>
+    <w:p>
+      <w:pPr>
+        <w:pStyle w:val="Corpo"/>
+      </w:pPr>
+    </w:p>
+    <w:p>
+      <w:pPr>
+        <w:pStyle w:val="Corpo"/>
+      </w:pPr>
+    </w:p>
+    <w:p>
+      <w:pPr>
+        <w:pStyle w:val="Corpo"/>
+      </w:pPr>
+    </w:p>
+    <w:p>
+      <w:pPr>
+        <w:pStyle w:val="Corpo"/>
+      </w:pPr>
+    </w:p>
+    <w:p>
+      <w:pPr>
+        <w:pStyle w:val="Corpo"/>
+      </w:pPr>
+    </w:p>
+    <w:p>
+      <w:pPr>
+        <w:pStyle w:val="Corpo"/>
+      </w:pPr>
+    </w:p>
+    <w:p>
+      <w:pPr>
+        <w:pStyle w:val="Corpo"/>
+      </w:pPr>
+    </w:p>
+    <w:p>
+      <w:pPr>
+        <w:pStyle w:val="Corpo"/>
+      </w:pPr>
+    </w:p>
+    <w:p>
+      <w:pPr>
+        <w:pStyle w:val="Corpo"/>
+      </w:pPr>
+    </w:p>
+    <w:p>
+      <w:pPr>
+        <w:pStyle w:val="Corpo"/>
+      </w:pPr>
+    </w:p>
+    <w:p>
+      <w:pPr>
+        <w:pStyle w:val="Corpo"/>
       </w:pPr>
     </w:p>
     <w:p>
@@ -24558,7 +25513,7 @@
   <w:style w:type="paragraph" w:default="1" w:styleId="Normale">
     <w:name w:val="Normal"/>
     <w:qFormat/>
-    <w:rsid w:val="00D53B46"/>
+    <w:rsid w:val="00B85223"/>
     <w:rPr>
       <w:sz w:val="24"/>
       <w:szCs w:val="24"/>
